--- a/Testing/Phase 01 Test ERP.docx
+++ b/Testing/Phase 01 Test ERP.docx
@@ -28,15 +28,7 @@
         <w:t>Version analysée :</w:t>
       </w:r>
       <w:r>
-        <w:t xml:space="preserve"> v5 (Electron + SQLite local + </w:t>
-      </w:r>
-      <w:proofErr w:type="spellStart"/>
-      <w:r>
-        <w:t>Supabase</w:t>
-      </w:r>
-      <w:proofErr w:type="spellEnd"/>
-      <w:r>
-        <w:t xml:space="preserve"> cloud) </w:t>
+        <w:t xml:space="preserve"> v5 (Electron + SQLite local + Supabase cloud) </w:t>
       </w:r>
       <w:r>
         <w:rPr>
@@ -60,7 +52,7 @@
           <w:lang w:val="en-ZA"/>
         </w:rPr>
         <w:pict w14:anchorId="766B2FCC">
-          <v:rect id="_x0000_i1073" style="width:0;height:1.5pt" o:hralign="center" o:hrstd="t" o:hr="t" fillcolor="#a0a0a0" stroked="f"/>
+          <v:rect id="_x0000_i1025" style="width:0;height:1.5pt" o:hralign="center" o:hrstd="t" o:hr="t" fillcolor="#a0a0a0" stroked="f"/>
         </w:pict>
       </w:r>
     </w:p>
@@ -185,7 +177,6 @@
                 <w:lang w:val="en-ZA"/>
               </w:rPr>
             </w:pPr>
-            <w:proofErr w:type="spellStart"/>
             <w:r>
               <w:rPr>
                 <w:b/>
@@ -194,7 +185,6 @@
               </w:rPr>
               <w:t>Détail</w:t>
             </w:r>
-            <w:proofErr w:type="spellEnd"/>
           </w:p>
         </w:tc>
       </w:tr>
@@ -290,88 +280,44 @@
                 <w:lang w:val="en-ZA"/>
               </w:rPr>
             </w:pPr>
-            <w:proofErr w:type="spellStart"/>
-            <w:r>
-              <w:rPr>
-                <w:lang w:val="en-ZA"/>
-              </w:rPr>
-              <w:t>Créer</w:t>
-            </w:r>
-            <w:proofErr w:type="spellEnd"/>
-            <w:r>
-              <w:rPr>
-                <w:lang w:val="en-ZA"/>
-              </w:rPr>
-              <w:t xml:space="preserve"> 4 </w:t>
-            </w:r>
-            <w:proofErr w:type="spellStart"/>
-            <w:r>
-              <w:rPr>
-                <w:lang w:val="en-ZA"/>
-              </w:rPr>
-              <w:t>comptes</w:t>
-            </w:r>
-            <w:proofErr w:type="spellEnd"/>
-            <w:r>
-              <w:rPr>
-                <w:lang w:val="en-ZA"/>
-              </w:rPr>
-              <w:t xml:space="preserve"> test</w:t>
-            </w:r>
-          </w:p>
-        </w:tc>
-        <w:tc>
-          <w:tcPr>
-            <w:tcW w:w="0" w:type="auto"/>
-            <w:tcBorders>
-              <w:top w:val="single" w:sz="4" w:space="0" w:color="E4E5E6"/>
-              <w:left w:val="single" w:sz="4" w:space="0" w:color="E4E5E6"/>
-              <w:bottom w:val="single" w:sz="4" w:space="0" w:color="E4E5E6"/>
-              <w:right w:val="single" w:sz="4" w:space="0" w:color="E4E5E6"/>
-            </w:tcBorders>
-            <w:shd w:val="clear" w:color="auto" w:fill="FAFAFD"/>
-            <w:tcMar>
-              <w:top w:w="30" w:type="dxa"/>
-              <w:left w:w="30" w:type="dxa"/>
-              <w:bottom w:w="30" w:type="dxa"/>
-              <w:right w:w="30" w:type="dxa"/>
-            </w:tcMar>
-            <w:vAlign w:val="center"/>
-            <w:hideMark/>
-          </w:tcPr>
-          <w:p>
-            <w:pPr>
-              <w:rPr>
-                <w:lang w:val="en-ZA"/>
-              </w:rPr>
-            </w:pPr>
-            <w:proofErr w:type="spellStart"/>
-            <w:r>
-              <w:rPr>
-                <w:lang w:val="en-ZA"/>
-              </w:rPr>
-              <w:t>directeur</w:t>
-            </w:r>
-            <w:proofErr w:type="spellEnd"/>
-            <w:r>
-              <w:rPr>
-                <w:lang w:val="en-ZA"/>
-              </w:rPr>
-              <w:t> / admin / </w:t>
-            </w:r>
-            <w:proofErr w:type="spellStart"/>
-            <w:r>
-              <w:rPr>
-                <w:lang w:val="en-ZA"/>
-              </w:rPr>
-              <w:t>operateur</w:t>
-            </w:r>
-            <w:proofErr w:type="spellEnd"/>
-            <w:r>
-              <w:rPr>
-                <w:lang w:val="en-ZA"/>
-              </w:rPr>
-              <w:t> / viewer</w:t>
+            <w:r>
+              <w:rPr>
+                <w:lang w:val="en-ZA"/>
+              </w:rPr>
+              <w:t>Créer 4 comptes test</w:t>
+            </w:r>
+          </w:p>
+        </w:tc>
+        <w:tc>
+          <w:tcPr>
+            <w:tcW w:w="0" w:type="auto"/>
+            <w:tcBorders>
+              <w:top w:val="single" w:sz="4" w:space="0" w:color="E4E5E6"/>
+              <w:left w:val="single" w:sz="4" w:space="0" w:color="E4E5E6"/>
+              <w:bottom w:val="single" w:sz="4" w:space="0" w:color="E4E5E6"/>
+              <w:right w:val="single" w:sz="4" w:space="0" w:color="E4E5E6"/>
+            </w:tcBorders>
+            <w:shd w:val="clear" w:color="auto" w:fill="FAFAFD"/>
+            <w:tcMar>
+              <w:top w:w="30" w:type="dxa"/>
+              <w:left w:w="30" w:type="dxa"/>
+              <w:bottom w:w="30" w:type="dxa"/>
+              <w:right w:w="30" w:type="dxa"/>
+            </w:tcMar>
+            <w:vAlign w:val="center"/>
+            <w:hideMark/>
+          </w:tcPr>
+          <w:p>
+            <w:pPr>
+              <w:rPr>
+                <w:lang w:val="en-ZA"/>
+              </w:rPr>
+            </w:pPr>
+            <w:r>
+              <w:rPr>
+                <w:lang w:val="en-ZA"/>
+              </w:rPr>
+              <w:t>directeur / admin / operateur / viewer</w:t>
             </w:r>
           </w:p>
         </w:tc>
@@ -405,89 +351,45 @@
                 <w:lang w:val="en-ZA"/>
               </w:rPr>
             </w:pPr>
-            <w:proofErr w:type="spellStart"/>
-            <w:r>
-              <w:rPr>
-                <w:lang w:val="en-ZA"/>
-              </w:rPr>
-              <w:t>Préparer</w:t>
-            </w:r>
-            <w:proofErr w:type="spellEnd"/>
-            <w:r>
-              <w:rPr>
-                <w:lang w:val="en-ZA"/>
-              </w:rPr>
-              <w:t xml:space="preserve"> jeu de données</w:t>
-            </w:r>
-          </w:p>
-        </w:tc>
-        <w:tc>
-          <w:tcPr>
-            <w:tcW w:w="0" w:type="auto"/>
-            <w:tcBorders>
-              <w:top w:val="single" w:sz="4" w:space="0" w:color="E4E5E6"/>
-              <w:left w:val="single" w:sz="4" w:space="0" w:color="E4E5E6"/>
-              <w:bottom w:val="single" w:sz="4" w:space="0" w:color="E4E5E6"/>
-              <w:right w:val="single" w:sz="4" w:space="0" w:color="E4E5E6"/>
-            </w:tcBorders>
-            <w:shd w:val="clear" w:color="auto" w:fill="FAFAFD"/>
-            <w:tcMar>
-              <w:top w:w="30" w:type="dxa"/>
-              <w:left w:w="30" w:type="dxa"/>
-              <w:bottom w:w="30" w:type="dxa"/>
-              <w:right w:w="30" w:type="dxa"/>
-            </w:tcMar>
-            <w:vAlign w:val="center"/>
-            <w:hideMark/>
-          </w:tcPr>
-          <w:p>
-            <w:pPr>
-              <w:rPr>
-                <w:lang w:val="en-ZA"/>
-              </w:rPr>
-            </w:pPr>
-            <w:r>
-              <w:rPr>
-                <w:lang w:val="en-ZA"/>
-              </w:rPr>
-              <w:t xml:space="preserve">5 clients, 10 </w:t>
-            </w:r>
-            <w:proofErr w:type="spellStart"/>
-            <w:r>
-              <w:rPr>
-                <w:lang w:val="en-ZA"/>
-              </w:rPr>
-              <w:t>produits</w:t>
-            </w:r>
-            <w:proofErr w:type="spellEnd"/>
-            <w:r>
-              <w:rPr>
-                <w:lang w:val="en-ZA"/>
-              </w:rPr>
-              <w:t xml:space="preserve">, 3 </w:t>
-            </w:r>
-            <w:proofErr w:type="spellStart"/>
-            <w:r>
-              <w:rPr>
-                <w:lang w:val="en-ZA"/>
-              </w:rPr>
-              <w:t>employés</w:t>
-            </w:r>
-            <w:proofErr w:type="spellEnd"/>
-            <w:r>
-              <w:rPr>
-                <w:lang w:val="en-ZA"/>
-              </w:rPr>
-              <w:t xml:space="preserve"> </w:t>
-            </w:r>
-            <w:proofErr w:type="spellStart"/>
-            <w:r>
-              <w:rPr>
-                <w:lang w:val="en-ZA"/>
-              </w:rPr>
-              <w:t>fictifs</w:t>
-            </w:r>
-            <w:proofErr w:type="spellEnd"/>
+            <w:r>
+              <w:rPr>
+                <w:lang w:val="en-ZA"/>
+              </w:rPr>
+              <w:t>Préparer jeu de données</w:t>
+            </w:r>
+          </w:p>
+        </w:tc>
+        <w:tc>
+          <w:tcPr>
+            <w:tcW w:w="0" w:type="auto"/>
+            <w:tcBorders>
+              <w:top w:val="single" w:sz="4" w:space="0" w:color="E4E5E6"/>
+              <w:left w:val="single" w:sz="4" w:space="0" w:color="E4E5E6"/>
+              <w:bottom w:val="single" w:sz="4" w:space="0" w:color="E4E5E6"/>
+              <w:right w:val="single" w:sz="4" w:space="0" w:color="E4E5E6"/>
+            </w:tcBorders>
+            <w:shd w:val="clear" w:color="auto" w:fill="FAFAFD"/>
+            <w:tcMar>
+              <w:top w:w="30" w:type="dxa"/>
+              <w:left w:w="30" w:type="dxa"/>
+              <w:bottom w:w="30" w:type="dxa"/>
+              <w:right w:w="30" w:type="dxa"/>
+            </w:tcMar>
+            <w:vAlign w:val="center"/>
+            <w:hideMark/>
+          </w:tcPr>
+          <w:p>
+            <w:pPr>
+              <w:rPr>
+                <w:lang w:val="en-ZA"/>
+              </w:rPr>
+            </w:pPr>
+            <w:r>
+              <w:rPr>
+                <w:lang w:val="en-ZA"/>
+              </w:rPr>
+              <w:t>5 clients, 10 produits, 3 employés fictifs</w:t>
+            </w:r>
           </w:p>
         </w:tc>
       </w:tr>
@@ -524,54 +426,32 @@
               <w:rPr>
                 <w:lang w:val="en-ZA"/>
               </w:rPr>
-              <w:t xml:space="preserve">Connexion </w:t>
-            </w:r>
-            <w:proofErr w:type="spellStart"/>
-            <w:r>
-              <w:rPr>
-                <w:lang w:val="en-ZA"/>
-              </w:rPr>
-              <w:t>Supabase</w:t>
-            </w:r>
-            <w:proofErr w:type="spellEnd"/>
-            <w:r>
-              <w:rPr>
-                <w:lang w:val="en-ZA"/>
-              </w:rPr>
-              <w:t xml:space="preserve"> active</w:t>
-            </w:r>
-          </w:p>
-        </w:tc>
-        <w:tc>
-          <w:tcPr>
-            <w:tcW w:w="0" w:type="auto"/>
-            <w:tcBorders>
-              <w:top w:val="single" w:sz="4" w:space="0" w:color="E4E5E6"/>
-              <w:left w:val="single" w:sz="4" w:space="0" w:color="E4E5E6"/>
-              <w:bottom w:val="single" w:sz="4" w:space="0" w:color="E4E5E6"/>
-              <w:right w:val="single" w:sz="4" w:space="0" w:color="E4E5E6"/>
-            </w:tcBorders>
-            <w:shd w:val="clear" w:color="auto" w:fill="FAFAFD"/>
-            <w:tcMar>
-              <w:top w:w="30" w:type="dxa"/>
-              <w:left w:w="30" w:type="dxa"/>
-              <w:bottom w:w="30" w:type="dxa"/>
-              <w:right w:w="30" w:type="dxa"/>
-            </w:tcMar>
-            <w:vAlign w:val="center"/>
-            <w:hideMark/>
-          </w:tcPr>
-          <w:p>
-            <w:r>
-              <w:t xml:space="preserve">Vérifier que la </w:t>
-            </w:r>
-            <w:proofErr w:type="spellStart"/>
-            <w:r>
-              <w:t>sync</w:t>
-            </w:r>
-            <w:proofErr w:type="spellEnd"/>
-            <w:r>
-              <w:t xml:space="preserve"> cloud fonctionne</w:t>
+              <w:t>Connexion Supabase active</w:t>
+            </w:r>
+          </w:p>
+        </w:tc>
+        <w:tc>
+          <w:tcPr>
+            <w:tcW w:w="0" w:type="auto"/>
+            <w:tcBorders>
+              <w:top w:val="single" w:sz="4" w:space="0" w:color="E4E5E6"/>
+              <w:left w:val="single" w:sz="4" w:space="0" w:color="E4E5E6"/>
+              <w:bottom w:val="single" w:sz="4" w:space="0" w:color="E4E5E6"/>
+              <w:right w:val="single" w:sz="4" w:space="0" w:color="E4E5E6"/>
+            </w:tcBorders>
+            <w:shd w:val="clear" w:color="auto" w:fill="FAFAFD"/>
+            <w:tcMar>
+              <w:top w:w="30" w:type="dxa"/>
+              <w:left w:w="30" w:type="dxa"/>
+              <w:bottom w:w="30" w:type="dxa"/>
+              <w:right w:w="30" w:type="dxa"/>
+            </w:tcMar>
+            <w:vAlign w:val="center"/>
+            <w:hideMark/>
+          </w:tcPr>
+          <w:p>
+            <w:r>
+              <w:t>Vérifier que la sync cloud fonctionne</w:t>
             </w:r>
           </w:p>
         </w:tc>
@@ -609,54 +489,32 @@
               <w:rPr>
                 <w:lang w:val="en-ZA"/>
               </w:rPr>
-              <w:t xml:space="preserve">Connexion </w:t>
-            </w:r>
-            <w:proofErr w:type="spellStart"/>
-            <w:r>
-              <w:rPr>
-                <w:lang w:val="en-ZA"/>
-              </w:rPr>
-              <w:t>coupée</w:t>
-            </w:r>
-            <w:proofErr w:type="spellEnd"/>
-            <w:r>
-              <w:rPr>
-                <w:lang w:val="en-ZA"/>
-              </w:rPr>
-              <w:t xml:space="preserve"> (mode offline)</w:t>
-            </w:r>
-          </w:p>
-        </w:tc>
-        <w:tc>
-          <w:tcPr>
-            <w:tcW w:w="0" w:type="auto"/>
-            <w:tcBorders>
-              <w:top w:val="single" w:sz="4" w:space="0" w:color="E4E5E6"/>
-              <w:left w:val="single" w:sz="4" w:space="0" w:color="E4E5E6"/>
-              <w:bottom w:val="single" w:sz="4" w:space="0" w:color="E4E5E6"/>
-              <w:right w:val="single" w:sz="4" w:space="0" w:color="E4E5E6"/>
-            </w:tcBorders>
-            <w:shd w:val="clear" w:color="auto" w:fill="FAFAFD"/>
-            <w:tcMar>
-              <w:top w:w="30" w:type="dxa"/>
-              <w:left w:w="30" w:type="dxa"/>
-              <w:bottom w:w="30" w:type="dxa"/>
-              <w:right w:w="30" w:type="dxa"/>
-            </w:tcMar>
-            <w:vAlign w:val="center"/>
-            <w:hideMark/>
-          </w:tcPr>
-          <w:p>
-            <w:r>
-              <w:t xml:space="preserve">Via désactivation </w:t>
-            </w:r>
-            <w:proofErr w:type="spellStart"/>
-            <w:r>
-              <w:t>WiFi</w:t>
-            </w:r>
-            <w:proofErr w:type="spellEnd"/>
-            <w:r>
-              <w:t xml:space="preserve"> ou pare-feu</w:t>
+              <w:t>Connexion coupée (mode offline)</w:t>
+            </w:r>
+          </w:p>
+        </w:tc>
+        <w:tc>
+          <w:tcPr>
+            <w:tcW w:w="0" w:type="auto"/>
+            <w:tcBorders>
+              <w:top w:val="single" w:sz="4" w:space="0" w:color="E4E5E6"/>
+              <w:left w:val="single" w:sz="4" w:space="0" w:color="E4E5E6"/>
+              <w:bottom w:val="single" w:sz="4" w:space="0" w:color="E4E5E6"/>
+              <w:right w:val="single" w:sz="4" w:space="0" w:color="E4E5E6"/>
+            </w:tcBorders>
+            <w:shd w:val="clear" w:color="auto" w:fill="FAFAFD"/>
+            <w:tcMar>
+              <w:top w:w="30" w:type="dxa"/>
+              <w:left w:w="30" w:type="dxa"/>
+              <w:bottom w:w="30" w:type="dxa"/>
+              <w:right w:w="30" w:type="dxa"/>
+            </w:tcMar>
+            <w:vAlign w:val="center"/>
+            <w:hideMark/>
+          </w:tcPr>
+          <w:p>
+            <w:r>
+              <w:t>Via désactivation WiFi ou pare-feu</w:t>
             </w:r>
           </w:p>
         </w:tc>
@@ -693,7 +551,7 @@
           <w:lang w:val="en-ZA"/>
         </w:rPr>
         <w:pict w14:anchorId="09158E63">
-          <v:rect id="_x0000_i1074" style="width:0;height:1.5pt" o:hralign="center" o:hrstd="t" o:hr="t" fillcolor="#a0a0a0" stroked="f"/>
+          <v:rect id="_x0000_i1026" style="width:0;height:1.5pt" o:hralign="center" o:hrstd="t" o:hr="t" fillcolor="#a0a0a0" stroked="f"/>
         </w:pict>
       </w:r>
     </w:p>
@@ -711,25 +569,7 @@
           <w:bCs/>
           <w:lang w:val="en-ZA"/>
         </w:rPr>
-        <w:t>PHASE 1 — FONDATIONS (</w:t>
-      </w:r>
-      <w:proofErr w:type="spellStart"/>
-      <w:r>
-        <w:rPr>
-          <w:b/>
-          <w:bCs/>
-          <w:lang w:val="en-ZA"/>
-        </w:rPr>
-        <w:t>Jours</w:t>
-      </w:r>
-      <w:proofErr w:type="spellEnd"/>
-      <w:r>
-        <w:rPr>
-          <w:b/>
-          <w:bCs/>
-          <w:lang w:val="en-ZA"/>
-        </w:rPr>
-        <w:t xml:space="preserve"> 1-2)</w:t>
+        <w:t>PHASE 1 — FONDATIONS (Jours 1-2)</w:t>
       </w:r>
     </w:p>
     <w:p>
@@ -746,36 +586,8 @@
           <w:bCs/>
           <w:lang w:val="en-ZA"/>
         </w:rPr>
-        <w:t xml:space="preserve">1.1 </w:t>
+        <w:t>1.1 Authentification &amp; Rôles</w:t>
       </w:r>
-      <w:proofErr w:type="spellStart"/>
-      <w:r>
-        <w:rPr>
-          <w:b/>
-          <w:bCs/>
-          <w:lang w:val="en-ZA"/>
-        </w:rPr>
-        <w:t>Authentification</w:t>
-      </w:r>
-      <w:proofErr w:type="spellEnd"/>
-      <w:r>
-        <w:rPr>
-          <w:b/>
-          <w:bCs/>
-          <w:lang w:val="en-ZA"/>
-        </w:rPr>
-        <w:t xml:space="preserve"> &amp; </w:t>
-      </w:r>
-      <w:proofErr w:type="spellStart"/>
-      <w:r>
-        <w:rPr>
-          <w:b/>
-          <w:bCs/>
-          <w:lang w:val="en-ZA"/>
-        </w:rPr>
-        <w:t>Rôles</w:t>
-      </w:r>
-      <w:proofErr w:type="spellEnd"/>
     </w:p>
     <w:tbl>
       <w:tblPr>
@@ -869,7 +681,6 @@
                 <w:lang w:val="en-ZA"/>
               </w:rPr>
             </w:pPr>
-            <w:proofErr w:type="spellStart"/>
             <w:r>
               <w:rPr>
                 <w:b/>
@@ -878,7 +689,6 @@
               </w:rPr>
               <w:t>Scénario</w:t>
             </w:r>
-            <w:proofErr w:type="spellEnd"/>
           </w:p>
         </w:tc>
         <w:tc>
@@ -908,7 +718,6 @@
                 <w:lang w:val="en-ZA"/>
               </w:rPr>
             </w:pPr>
-            <w:proofErr w:type="spellStart"/>
             <w:r>
               <w:rPr>
                 <w:b/>
@@ -917,7 +726,6 @@
               </w:rPr>
               <w:t>Rôle</w:t>
             </w:r>
-            <w:proofErr w:type="spellEnd"/>
           </w:p>
         </w:tc>
         <w:tc>
@@ -947,7 +755,6 @@
                 <w:lang w:val="en-ZA"/>
               </w:rPr>
             </w:pPr>
-            <w:proofErr w:type="spellStart"/>
             <w:r>
               <w:rPr>
                 <w:b/>
@@ -956,7 +763,6 @@
               </w:rPr>
               <w:t>Attendu</w:t>
             </w:r>
-            <w:proofErr w:type="spellEnd"/>
           </w:p>
         </w:tc>
       </w:tr>
@@ -1023,30 +829,8 @@
               <w:rPr>
                 <w:lang w:val="en-ZA"/>
               </w:rPr>
-              <w:t xml:space="preserve">Login avec </w:t>
-            </w:r>
-            <w:proofErr w:type="spellStart"/>
-            <w:r>
-              <w:rPr>
-                <w:lang w:val="en-ZA"/>
-              </w:rPr>
-              <w:t>identifiants</w:t>
-            </w:r>
-            <w:proofErr w:type="spellEnd"/>
-            <w:r>
-              <w:rPr>
-                <w:lang w:val="en-ZA"/>
-              </w:rPr>
-              <w:t xml:space="preserve"> </w:t>
-            </w:r>
-            <w:proofErr w:type="spellStart"/>
-            <w:r>
-              <w:rPr>
-                <w:lang w:val="en-ZA"/>
-              </w:rPr>
-              <w:t>valides</w:t>
-            </w:r>
-            <w:proofErr w:type="spellEnd"/>
+              <w:t>Login avec identifiants valides</w:t>
+            </w:r>
           </w:p>
         </w:tc>
         <w:tc>
@@ -1074,14 +858,12 @@
                 <w:lang w:val="en-ZA"/>
               </w:rPr>
             </w:pPr>
-            <w:proofErr w:type="spellStart"/>
             <w:r>
               <w:rPr>
                 <w:lang w:val="en-ZA"/>
               </w:rPr>
               <w:t>tous</w:t>
             </w:r>
-            <w:proofErr w:type="spellEnd"/>
           </w:p>
         </w:tc>
         <w:tc>
@@ -1109,19 +891,11 @@
                 <w:lang w:val="en-ZA"/>
               </w:rPr>
             </w:pPr>
-            <w:proofErr w:type="spellStart"/>
-            <w:r>
-              <w:rPr>
-                <w:lang w:val="en-ZA"/>
-              </w:rPr>
-              <w:t>Accès</w:t>
-            </w:r>
-            <w:proofErr w:type="spellEnd"/>
-            <w:r>
-              <w:rPr>
-                <w:lang w:val="en-ZA"/>
-              </w:rPr>
-              <w:t xml:space="preserve"> dashboard</w:t>
+            <w:r>
+              <w:rPr>
+                <w:lang w:val="en-ZA"/>
+              </w:rPr>
+              <w:t>Accès dashboard</w:t>
             </w:r>
           </w:p>
         </w:tc>
@@ -1210,14 +984,12 @@
                 <w:lang w:val="en-ZA"/>
               </w:rPr>
             </w:pPr>
-            <w:proofErr w:type="spellStart"/>
             <w:r>
               <w:rPr>
                 <w:lang w:val="en-ZA"/>
               </w:rPr>
               <w:t>tous</w:t>
             </w:r>
-            <w:proofErr w:type="spellEnd"/>
           </w:p>
         </w:tc>
         <w:tc>
@@ -1249,30 +1021,8 @@
               <w:rPr>
                 <w:lang w:val="en-ZA"/>
               </w:rPr>
-              <w:t xml:space="preserve">Message </w:t>
-            </w:r>
-            <w:proofErr w:type="spellStart"/>
-            <w:r>
-              <w:rPr>
-                <w:lang w:val="en-ZA"/>
-              </w:rPr>
-              <w:t>d'erreur</w:t>
-            </w:r>
-            <w:proofErr w:type="spellEnd"/>
-            <w:r>
-              <w:rPr>
-                <w:lang w:val="en-ZA"/>
-              </w:rPr>
-              <w:t xml:space="preserve"> </w:t>
-            </w:r>
-            <w:proofErr w:type="spellStart"/>
-            <w:r>
-              <w:rPr>
-                <w:lang w:val="en-ZA"/>
-              </w:rPr>
-              <w:t>clair</w:t>
-            </w:r>
-            <w:proofErr w:type="spellEnd"/>
+              <w:t>Message d'erreur clair</w:t>
+            </w:r>
           </w:p>
         </w:tc>
       </w:tr>
@@ -1335,19 +1085,11 @@
                 <w:lang w:val="en-ZA"/>
               </w:rPr>
             </w:pPr>
-            <w:proofErr w:type="spellStart"/>
-            <w:r>
-              <w:rPr>
-                <w:lang w:val="en-ZA"/>
-              </w:rPr>
-              <w:t>Accès</w:t>
-            </w:r>
-            <w:proofErr w:type="spellEnd"/>
-            <w:r>
-              <w:rPr>
-                <w:lang w:val="en-ZA"/>
-              </w:rPr>
-              <w:t xml:space="preserve"> module Finance</w:t>
+            <w:r>
+              <w:rPr>
+                <w:lang w:val="en-ZA"/>
+              </w:rPr>
+              <w:t>Accès module Finance</w:t>
             </w:r>
           </w:p>
         </w:tc>
@@ -1376,14 +1118,12 @@
                 <w:lang w:val="en-ZA"/>
               </w:rPr>
             </w:pPr>
-            <w:proofErr w:type="spellStart"/>
             <w:r>
               <w:rPr>
                 <w:lang w:val="en-ZA"/>
               </w:rPr>
               <w:t>operateur</w:t>
             </w:r>
-            <w:proofErr w:type="spellEnd"/>
           </w:p>
         </w:tc>
         <w:tc>
@@ -1533,30 +1273,8 @@
               <w:rPr>
                 <w:lang w:val="en-ZA"/>
               </w:rPr>
-              <w:t xml:space="preserve">Lecture </w:t>
-            </w:r>
-            <w:proofErr w:type="spellStart"/>
-            <w:r>
-              <w:rPr>
-                <w:lang w:val="en-ZA"/>
-              </w:rPr>
-              <w:t>seule</w:t>
-            </w:r>
-            <w:proofErr w:type="spellEnd"/>
-            <w:r>
-              <w:rPr>
-                <w:lang w:val="en-ZA"/>
-              </w:rPr>
-              <w:t xml:space="preserve"> </w:t>
-            </w:r>
-            <w:proofErr w:type="spellStart"/>
-            <w:r>
-              <w:rPr>
-                <w:lang w:val="en-ZA"/>
-              </w:rPr>
-              <w:t>uniquement</w:t>
-            </w:r>
-            <w:proofErr w:type="spellEnd"/>
+              <w:t>Lecture seule uniquement</w:t>
+            </w:r>
           </w:p>
         </w:tc>
       </w:tr>
@@ -1623,30 +1341,8 @@
               <w:rPr>
                 <w:lang w:val="en-ZA"/>
               </w:rPr>
-              <w:t xml:space="preserve">Modification d'un </w:t>
-            </w:r>
-            <w:proofErr w:type="spellStart"/>
-            <w:r>
-              <w:rPr>
-                <w:lang w:val="en-ZA"/>
-              </w:rPr>
-              <w:t>profil</w:t>
-            </w:r>
-            <w:proofErr w:type="spellEnd"/>
-            <w:r>
-              <w:rPr>
-                <w:lang w:val="en-ZA"/>
-              </w:rPr>
-              <w:t xml:space="preserve"> </w:t>
-            </w:r>
-            <w:proofErr w:type="spellStart"/>
-            <w:r>
-              <w:rPr>
-                <w:lang w:val="en-ZA"/>
-              </w:rPr>
-              <w:t>utilisateur</w:t>
-            </w:r>
-            <w:proofErr w:type="spellEnd"/>
+              <w:t>Modification d'un profil utilisateur</w:t>
+            </w:r>
           </w:p>
         </w:tc>
         <w:tc>
@@ -1707,28 +1403,12 @@
                 <w:lang w:val="en-ZA"/>
               </w:rPr>
             </w:pPr>
-            <w:proofErr w:type="spellStart"/>
-            <w:r>
-              <w:rPr>
-                <w:lang w:val="en-ZA"/>
-              </w:rPr>
-              <w:t>Sauvegarde</w:t>
-            </w:r>
-            <w:proofErr w:type="spellEnd"/>
-            <w:r>
-              <w:rPr>
-                <w:lang w:val="en-ZA"/>
-              </w:rPr>
-              <w:t xml:space="preserve"> </w:t>
-            </w:r>
-            <w:proofErr w:type="spellStart"/>
-            <w:r>
-              <w:rPr>
-                <w:lang w:val="en-ZA"/>
-              </w:rPr>
-              <w:t>réussie</w:t>
-            </w:r>
-            <w:proofErr w:type="spellEnd"/>
+            <w:r>
+              <w:rPr>
+                <w:lang w:val="en-ZA"/>
+              </w:rPr>
+              <w:t>Sauvegarde réussie</w:t>
+            </w:r>
           </w:p>
         </w:tc>
       </w:tr>
@@ -1817,14 +1497,12 @@
                 <w:lang w:val="en-ZA"/>
               </w:rPr>
             </w:pPr>
-            <w:proofErr w:type="spellStart"/>
             <w:r>
               <w:rPr>
                 <w:lang w:val="en-ZA"/>
               </w:rPr>
               <w:t>directeur</w:t>
             </w:r>
-            <w:proofErr w:type="spellEnd"/>
           </w:p>
         </w:tc>
         <w:tc>
@@ -1960,7 +1638,6 @@
                 <w:lang w:val="en-ZA"/>
               </w:rPr>
             </w:pPr>
-            <w:proofErr w:type="spellStart"/>
             <w:r>
               <w:rPr>
                 <w:b/>
@@ -1969,7 +1646,6 @@
               </w:rPr>
               <w:t>Scénario</w:t>
             </w:r>
-            <w:proofErr w:type="spellEnd"/>
           </w:p>
         </w:tc>
         <w:tc>
@@ -1999,7 +1675,6 @@
                 <w:lang w:val="en-ZA"/>
               </w:rPr>
             </w:pPr>
-            <w:proofErr w:type="spellStart"/>
             <w:r>
               <w:rPr>
                 <w:b/>
@@ -2008,7 +1683,6 @@
               </w:rPr>
               <w:t>Attendu</w:t>
             </w:r>
-            <w:proofErr w:type="spellEnd"/>
           </w:p>
         </w:tc>
       </w:tr>
@@ -2075,77 +1749,41 @@
               <w:rPr>
                 <w:lang w:val="en-ZA"/>
               </w:rPr>
-              <w:t xml:space="preserve">Premier </w:t>
-            </w:r>
-            <w:proofErr w:type="spellStart"/>
-            <w:r>
-              <w:rPr>
-                <w:lang w:val="en-ZA"/>
-              </w:rPr>
-              <w:t>lancement</w:t>
-            </w:r>
-            <w:proofErr w:type="spellEnd"/>
-            <w:r>
-              <w:rPr>
-                <w:lang w:val="en-ZA"/>
-              </w:rPr>
-              <w:t xml:space="preserve"> — migrations auto</w:t>
-            </w:r>
-          </w:p>
-        </w:tc>
-        <w:tc>
-          <w:tcPr>
-            <w:tcW w:w="0" w:type="auto"/>
-            <w:tcBorders>
-              <w:top w:val="single" w:sz="4" w:space="0" w:color="E4E5E6"/>
-              <w:left w:val="single" w:sz="4" w:space="0" w:color="E4E5E6"/>
-              <w:bottom w:val="single" w:sz="4" w:space="0" w:color="E4E5E6"/>
-              <w:right w:val="single" w:sz="4" w:space="0" w:color="E4E5E6"/>
-            </w:tcBorders>
-            <w:shd w:val="clear" w:color="auto" w:fill="FAFAFD"/>
-            <w:tcMar>
-              <w:top w:w="30" w:type="dxa"/>
-              <w:left w:w="30" w:type="dxa"/>
-              <w:bottom w:w="30" w:type="dxa"/>
-              <w:right w:w="30" w:type="dxa"/>
-            </w:tcMar>
-            <w:vAlign w:val="center"/>
-            <w:hideMark/>
-          </w:tcPr>
-          <w:p>
-            <w:pPr>
-              <w:rPr>
-                <w:lang w:val="en-ZA"/>
-              </w:rPr>
-            </w:pPr>
-            <w:r>
-              <w:rPr>
-                <w:lang w:val="en-ZA"/>
-              </w:rPr>
-              <w:t xml:space="preserve">Tables </w:t>
-            </w:r>
-            <w:proofErr w:type="spellStart"/>
-            <w:r>
-              <w:rPr>
-                <w:lang w:val="en-ZA"/>
-              </w:rPr>
-              <w:t>créées</w:t>
-            </w:r>
-            <w:proofErr w:type="spellEnd"/>
-            <w:r>
-              <w:rPr>
-                <w:lang w:val="en-ZA"/>
-              </w:rPr>
-              <w:t xml:space="preserve"> sans </w:t>
-            </w:r>
-            <w:proofErr w:type="spellStart"/>
-            <w:r>
-              <w:rPr>
-                <w:lang w:val="en-ZA"/>
-              </w:rPr>
-              <w:t>erreur</w:t>
-            </w:r>
-            <w:proofErr w:type="spellEnd"/>
+              <w:t>Premier lancement — migrations auto</w:t>
+            </w:r>
+          </w:p>
+        </w:tc>
+        <w:tc>
+          <w:tcPr>
+            <w:tcW w:w="0" w:type="auto"/>
+            <w:tcBorders>
+              <w:top w:val="single" w:sz="4" w:space="0" w:color="E4E5E6"/>
+              <w:left w:val="single" w:sz="4" w:space="0" w:color="E4E5E6"/>
+              <w:bottom w:val="single" w:sz="4" w:space="0" w:color="E4E5E6"/>
+              <w:right w:val="single" w:sz="4" w:space="0" w:color="E4E5E6"/>
+            </w:tcBorders>
+            <w:shd w:val="clear" w:color="auto" w:fill="FAFAFD"/>
+            <w:tcMar>
+              <w:top w:w="30" w:type="dxa"/>
+              <w:left w:w="30" w:type="dxa"/>
+              <w:bottom w:w="30" w:type="dxa"/>
+              <w:right w:w="30" w:type="dxa"/>
+            </w:tcMar>
+            <w:vAlign w:val="center"/>
+            <w:hideMark/>
+          </w:tcPr>
+          <w:p>
+            <w:pPr>
+              <w:rPr>
+                <w:lang w:val="en-ZA"/>
+              </w:rPr>
+            </w:pPr>
+            <w:r>
+              <w:rPr>
+                <w:lang w:val="en-ZA"/>
+              </w:rPr>
+              <w:t>Tables créées sans erreur</w:t>
+            </w:r>
           </w:p>
         </w:tc>
       </w:tr>
@@ -2212,48 +1850,32 @@
               <w:rPr>
                 <w:lang w:val="en-ZA"/>
               </w:rPr>
-              <w:t xml:space="preserve">Relance app — migrations </w:t>
-            </w:r>
-            <w:proofErr w:type="spellStart"/>
-            <w:r>
-              <w:rPr>
-                <w:lang w:val="en-ZA"/>
-              </w:rPr>
-              <w:t>idempotentes</w:t>
-            </w:r>
-            <w:proofErr w:type="spellEnd"/>
-          </w:p>
-        </w:tc>
-        <w:tc>
-          <w:tcPr>
-            <w:tcW w:w="0" w:type="auto"/>
-            <w:tcBorders>
-              <w:top w:val="single" w:sz="4" w:space="0" w:color="E4E5E6"/>
-              <w:left w:val="single" w:sz="4" w:space="0" w:color="E4E5E6"/>
-              <w:bottom w:val="single" w:sz="4" w:space="0" w:color="E4E5E6"/>
-              <w:right w:val="single" w:sz="4" w:space="0" w:color="E4E5E6"/>
-            </w:tcBorders>
-            <w:shd w:val="clear" w:color="auto" w:fill="FAFAFD"/>
-            <w:tcMar>
-              <w:top w:w="30" w:type="dxa"/>
-              <w:left w:w="30" w:type="dxa"/>
-              <w:bottom w:w="30" w:type="dxa"/>
-              <w:right w:w="30" w:type="dxa"/>
-            </w:tcMar>
-            <w:vAlign w:val="center"/>
-            <w:hideMark/>
-          </w:tcPr>
-          <w:p>
-            <w:r>
-              <w:t xml:space="preserve">Pas de </w:t>
-            </w:r>
-            <w:proofErr w:type="spellStart"/>
-            <w:r>
-              <w:t>re-création</w:t>
-            </w:r>
-            <w:proofErr w:type="spellEnd"/>
-            <w:r>
-              <w:t xml:space="preserve"> des tables</w:t>
+              <w:t>Relance app — migrations idempotentes</w:t>
+            </w:r>
+          </w:p>
+        </w:tc>
+        <w:tc>
+          <w:tcPr>
+            <w:tcW w:w="0" w:type="auto"/>
+            <w:tcBorders>
+              <w:top w:val="single" w:sz="4" w:space="0" w:color="E4E5E6"/>
+              <w:left w:val="single" w:sz="4" w:space="0" w:color="E4E5E6"/>
+              <w:bottom w:val="single" w:sz="4" w:space="0" w:color="E4E5E6"/>
+              <w:right w:val="single" w:sz="4" w:space="0" w:color="E4E5E6"/>
+            </w:tcBorders>
+            <w:shd w:val="clear" w:color="auto" w:fill="FAFAFD"/>
+            <w:tcMar>
+              <w:top w:w="30" w:type="dxa"/>
+              <w:left w:w="30" w:type="dxa"/>
+              <w:bottom w:w="30" w:type="dxa"/>
+              <w:right w:w="30" w:type="dxa"/>
+            </w:tcMar>
+            <w:vAlign w:val="center"/>
+            <w:hideMark/>
+          </w:tcPr>
+          <w:p>
+            <w:r>
+              <w:t>Pas de re-création des tables</w:t>
             </w:r>
           </w:p>
         </w:tc>
@@ -2313,59 +1935,40 @@
           </w:tcPr>
           <w:p>
             <w:r>
-              <w:t>Chemin du fichier </w:t>
-            </w:r>
-            <w:proofErr w:type="spellStart"/>
-            <w:r>
-              <w:t>forge.db</w:t>
-            </w:r>
-            <w:proofErr w:type="spellEnd"/>
-          </w:p>
-        </w:tc>
-        <w:tc>
-          <w:tcPr>
-            <w:tcW w:w="0" w:type="auto"/>
-            <w:tcBorders>
-              <w:top w:val="single" w:sz="4" w:space="0" w:color="E4E5E6"/>
-              <w:left w:val="single" w:sz="4" w:space="0" w:color="E4E5E6"/>
-              <w:bottom w:val="single" w:sz="4" w:space="0" w:color="E4E5E6"/>
-              <w:right w:val="single" w:sz="4" w:space="0" w:color="E4E5E6"/>
-            </w:tcBorders>
-            <w:shd w:val="clear" w:color="auto" w:fill="FAFAFD"/>
-            <w:tcMar>
-              <w:top w:w="30" w:type="dxa"/>
-              <w:left w:w="30" w:type="dxa"/>
-              <w:bottom w:w="30" w:type="dxa"/>
-              <w:right w:w="30" w:type="dxa"/>
-            </w:tcMar>
-            <w:vAlign w:val="center"/>
-            <w:hideMark/>
-          </w:tcPr>
-          <w:p>
-            <w:pPr>
-              <w:rPr>
-                <w:lang w:val="en-ZA"/>
-              </w:rPr>
-            </w:pPr>
-            <w:r>
-              <w:rPr>
-                <w:lang w:val="en-ZA"/>
-              </w:rPr>
-              <w:t>%APPDATA%\</w:t>
-            </w:r>
-            <w:proofErr w:type="spellStart"/>
-            <w:r>
-              <w:rPr>
-                <w:lang w:val="en-ZA"/>
-              </w:rPr>
-              <w:t>forge.db</w:t>
-            </w:r>
-            <w:proofErr w:type="spellEnd"/>
-            <w:r>
-              <w:rPr>
-                <w:lang w:val="en-ZA"/>
-              </w:rPr>
-              <w:t> accessible</w:t>
+              <w:t>Chemin du fichier forge.db</w:t>
+            </w:r>
+          </w:p>
+        </w:tc>
+        <w:tc>
+          <w:tcPr>
+            <w:tcW w:w="0" w:type="auto"/>
+            <w:tcBorders>
+              <w:top w:val="single" w:sz="4" w:space="0" w:color="E4E5E6"/>
+              <w:left w:val="single" w:sz="4" w:space="0" w:color="E4E5E6"/>
+              <w:bottom w:val="single" w:sz="4" w:space="0" w:color="E4E5E6"/>
+              <w:right w:val="single" w:sz="4" w:space="0" w:color="E4E5E6"/>
+            </w:tcBorders>
+            <w:shd w:val="clear" w:color="auto" w:fill="FAFAFD"/>
+            <w:tcMar>
+              <w:top w:w="30" w:type="dxa"/>
+              <w:left w:w="30" w:type="dxa"/>
+              <w:bottom w:w="30" w:type="dxa"/>
+              <w:right w:w="30" w:type="dxa"/>
+            </w:tcMar>
+            <w:vAlign w:val="center"/>
+            <w:hideMark/>
+          </w:tcPr>
+          <w:p>
+            <w:pPr>
+              <w:rPr>
+                <w:lang w:val="en-ZA"/>
+              </w:rPr>
+            </w:pPr>
+            <w:r>
+              <w:rPr>
+                <w:lang w:val="en-ZA"/>
+              </w:rPr>
+              <w:t>%APPDATA%\forge.db accessible</w:t>
             </w:r>
           </w:p>
         </w:tc>
@@ -2433,54 +2036,33 @@
               <w:rPr>
                 <w:lang w:val="en-ZA"/>
               </w:rPr>
-              <w:t xml:space="preserve">WAL mode </w:t>
-            </w:r>
-            <w:proofErr w:type="spellStart"/>
-            <w:r>
-              <w:rPr>
-                <w:lang w:val="en-ZA"/>
-              </w:rPr>
-              <w:t>actif</w:t>
-            </w:r>
-            <w:proofErr w:type="spellEnd"/>
-          </w:p>
-        </w:tc>
-        <w:tc>
-          <w:tcPr>
-            <w:tcW w:w="0" w:type="auto"/>
-            <w:tcBorders>
-              <w:top w:val="single" w:sz="4" w:space="0" w:color="E4E5E6"/>
-              <w:left w:val="single" w:sz="4" w:space="0" w:color="E4E5E6"/>
-              <w:bottom w:val="single" w:sz="4" w:space="0" w:color="E4E5E6"/>
-              <w:right w:val="single" w:sz="4" w:space="0" w:color="E4E5E6"/>
-            </w:tcBorders>
-            <w:shd w:val="clear" w:color="auto" w:fill="FAFAFD"/>
-            <w:tcMar>
-              <w:top w:w="30" w:type="dxa"/>
-              <w:left w:w="30" w:type="dxa"/>
-              <w:bottom w:w="30" w:type="dxa"/>
-              <w:right w:w="30" w:type="dxa"/>
-            </w:tcMar>
-            <w:vAlign w:val="center"/>
-            <w:hideMark/>
-          </w:tcPr>
-          <w:p>
-            <w:r>
-              <w:t xml:space="preserve">PRAGMA </w:t>
-            </w:r>
-            <w:proofErr w:type="spellStart"/>
-            <w:r>
-              <w:t>journal_mode</w:t>
-            </w:r>
-            <w:proofErr w:type="spellEnd"/>
-            <w:r>
-              <w:t> retourne </w:t>
-            </w:r>
-            <w:proofErr w:type="spellStart"/>
-            <w:r>
-              <w:t>wal</w:t>
-            </w:r>
-            <w:proofErr w:type="spellEnd"/>
+              <w:t>WAL mode actif</w:t>
+            </w:r>
+          </w:p>
+        </w:tc>
+        <w:tc>
+          <w:tcPr>
+            <w:tcW w:w="0" w:type="auto"/>
+            <w:tcBorders>
+              <w:top w:val="single" w:sz="4" w:space="0" w:color="E4E5E6"/>
+              <w:left w:val="single" w:sz="4" w:space="0" w:color="E4E5E6"/>
+              <w:bottom w:val="single" w:sz="4" w:space="0" w:color="E4E5E6"/>
+              <w:right w:val="single" w:sz="4" w:space="0" w:color="E4E5E6"/>
+            </w:tcBorders>
+            <w:shd w:val="clear" w:color="auto" w:fill="FAFAFD"/>
+            <w:tcMar>
+              <w:top w:w="30" w:type="dxa"/>
+              <w:left w:w="30" w:type="dxa"/>
+              <w:bottom w:w="30" w:type="dxa"/>
+              <w:right w:w="30" w:type="dxa"/>
+            </w:tcMar>
+            <w:vAlign w:val="center"/>
+            <w:hideMark/>
+          </w:tcPr>
+          <w:p>
+            <w:r>
+              <w:t>PRAGMA journal_mode retourne wal</w:t>
+            </w:r>
           </w:p>
         </w:tc>
       </w:tr>
@@ -2593,7 +2175,6 @@
                 <w:lang w:val="en-ZA"/>
               </w:rPr>
             </w:pPr>
-            <w:proofErr w:type="spellStart"/>
             <w:r>
               <w:rPr>
                 <w:b/>
@@ -2602,7 +2183,6 @@
               </w:rPr>
               <w:t>Scénario</w:t>
             </w:r>
-            <w:proofErr w:type="spellEnd"/>
           </w:p>
         </w:tc>
         <w:tc>
@@ -2632,7 +2212,6 @@
                 <w:lang w:val="en-ZA"/>
               </w:rPr>
             </w:pPr>
-            <w:proofErr w:type="spellStart"/>
             <w:r>
               <w:rPr>
                 <w:b/>
@@ -2641,7 +2220,6 @@
               </w:rPr>
               <w:t>Attendu</w:t>
             </w:r>
-            <w:proofErr w:type="spellEnd"/>
           </w:p>
         </w:tc>
       </w:tr>
@@ -2704,89 +2282,45 @@
                 <w:lang w:val="en-ZA"/>
               </w:rPr>
             </w:pPr>
-            <w:proofErr w:type="spellStart"/>
-            <w:r>
-              <w:rPr>
-                <w:lang w:val="en-ZA"/>
-              </w:rPr>
-              <w:t>Créer</w:t>
-            </w:r>
-            <w:proofErr w:type="spellEnd"/>
-            <w:r>
-              <w:rPr>
-                <w:lang w:val="en-ZA"/>
-              </w:rPr>
-              <w:t xml:space="preserve"> </w:t>
-            </w:r>
-            <w:proofErr w:type="spellStart"/>
-            <w:r>
-              <w:rPr>
-                <w:lang w:val="en-ZA"/>
-              </w:rPr>
-              <w:t>commande</w:t>
-            </w:r>
-            <w:proofErr w:type="spellEnd"/>
-            <w:r>
-              <w:rPr>
-                <w:lang w:val="en-ZA"/>
-              </w:rPr>
-              <w:t xml:space="preserve"> offline → reconnexion</w:t>
-            </w:r>
-          </w:p>
-        </w:tc>
-        <w:tc>
-          <w:tcPr>
-            <w:tcW w:w="0" w:type="auto"/>
-            <w:tcBorders>
-              <w:top w:val="single" w:sz="4" w:space="0" w:color="E4E5E6"/>
-              <w:left w:val="single" w:sz="4" w:space="0" w:color="E4E5E6"/>
-              <w:bottom w:val="single" w:sz="4" w:space="0" w:color="E4E5E6"/>
-              <w:right w:val="single" w:sz="4" w:space="0" w:color="E4E5E6"/>
-            </w:tcBorders>
-            <w:shd w:val="clear" w:color="auto" w:fill="FAFAFD"/>
-            <w:tcMar>
-              <w:top w:w="30" w:type="dxa"/>
-              <w:left w:w="30" w:type="dxa"/>
-              <w:bottom w:w="30" w:type="dxa"/>
-              <w:right w:w="30" w:type="dxa"/>
-            </w:tcMar>
-            <w:vAlign w:val="center"/>
-            <w:hideMark/>
-          </w:tcPr>
-          <w:p>
-            <w:pPr>
-              <w:rPr>
-                <w:lang w:val="en-ZA"/>
-              </w:rPr>
-            </w:pPr>
-            <w:r>
-              <w:rPr>
-                <w:lang w:val="en-ZA"/>
-              </w:rPr>
-              <w:t xml:space="preserve">Données </w:t>
-            </w:r>
-            <w:proofErr w:type="spellStart"/>
-            <w:r>
-              <w:rPr>
-                <w:lang w:val="en-ZA"/>
-              </w:rPr>
-              <w:t>poussées</w:t>
-            </w:r>
-            <w:proofErr w:type="spellEnd"/>
-            <w:r>
-              <w:rPr>
-                <w:lang w:val="en-ZA"/>
-              </w:rPr>
-              <w:t xml:space="preserve"> vers </w:t>
-            </w:r>
-            <w:proofErr w:type="spellStart"/>
-            <w:r>
-              <w:rPr>
-                <w:lang w:val="en-ZA"/>
-              </w:rPr>
-              <w:t>Supabase</w:t>
-            </w:r>
-            <w:proofErr w:type="spellEnd"/>
+            <w:r>
+              <w:rPr>
+                <w:lang w:val="en-ZA"/>
+              </w:rPr>
+              <w:t>Créer commande offline → reconnexion</w:t>
+            </w:r>
+          </w:p>
+        </w:tc>
+        <w:tc>
+          <w:tcPr>
+            <w:tcW w:w="0" w:type="auto"/>
+            <w:tcBorders>
+              <w:top w:val="single" w:sz="4" w:space="0" w:color="E4E5E6"/>
+              <w:left w:val="single" w:sz="4" w:space="0" w:color="E4E5E6"/>
+              <w:bottom w:val="single" w:sz="4" w:space="0" w:color="E4E5E6"/>
+              <w:right w:val="single" w:sz="4" w:space="0" w:color="E4E5E6"/>
+            </w:tcBorders>
+            <w:shd w:val="clear" w:color="auto" w:fill="FAFAFD"/>
+            <w:tcMar>
+              <w:top w:w="30" w:type="dxa"/>
+              <w:left w:w="30" w:type="dxa"/>
+              <w:bottom w:w="30" w:type="dxa"/>
+              <w:right w:w="30" w:type="dxa"/>
+            </w:tcMar>
+            <w:vAlign w:val="center"/>
+            <w:hideMark/>
+          </w:tcPr>
+          <w:p>
+            <w:pPr>
+              <w:rPr>
+                <w:lang w:val="en-ZA"/>
+              </w:rPr>
+            </w:pPr>
+            <w:r>
+              <w:rPr>
+                <w:lang w:val="en-ZA"/>
+              </w:rPr>
+              <w:t>Données poussées vers Supabase</w:t>
+            </w:r>
           </w:p>
         </w:tc>
       </w:tr>
@@ -2844,62 +2378,34 @@
             <w:hideMark/>
           </w:tcPr>
           <w:p>
-            <w:proofErr w:type="spellStart"/>
-            <w:proofErr w:type="gramStart"/>
-            <w:r>
-              <w:t>sync</w:t>
-            </w:r>
-            <w:proofErr w:type="gramEnd"/>
-            <w:r>
-              <w:t>_status</w:t>
-            </w:r>
-            <w:proofErr w:type="spellEnd"/>
-            <w:r>
-              <w:t> passe </w:t>
-            </w:r>
-            <w:proofErr w:type="spellStart"/>
-            <w:r>
-              <w:t>pending</w:t>
-            </w:r>
-            <w:proofErr w:type="spellEnd"/>
-            <w:r>
-              <w:t> → </w:t>
-            </w:r>
-            <w:proofErr w:type="spellStart"/>
-            <w:r>
-              <w:t>synced</w:t>
-            </w:r>
-            <w:proofErr w:type="spellEnd"/>
-          </w:p>
-        </w:tc>
-        <w:tc>
-          <w:tcPr>
-            <w:tcW w:w="0" w:type="auto"/>
-            <w:tcBorders>
-              <w:top w:val="single" w:sz="4" w:space="0" w:color="E4E5E6"/>
-              <w:left w:val="single" w:sz="4" w:space="0" w:color="E4E5E6"/>
-              <w:bottom w:val="single" w:sz="4" w:space="0" w:color="E4E5E6"/>
-              <w:right w:val="single" w:sz="4" w:space="0" w:color="E4E5E6"/>
-            </w:tcBorders>
-            <w:shd w:val="clear" w:color="auto" w:fill="FAFAFD"/>
-            <w:tcMar>
-              <w:top w:w="30" w:type="dxa"/>
-              <w:left w:w="30" w:type="dxa"/>
-              <w:bottom w:w="30" w:type="dxa"/>
-              <w:right w:w="30" w:type="dxa"/>
-            </w:tcMar>
-            <w:vAlign w:val="center"/>
-            <w:hideMark/>
-          </w:tcPr>
-          <w:p>
-            <w:r>
-              <w:t xml:space="preserve">Colonne mise à jour après </w:t>
-            </w:r>
-            <w:proofErr w:type="spellStart"/>
-            <w:r>
-              <w:t>sync</w:t>
-            </w:r>
-            <w:proofErr w:type="spellEnd"/>
+            <w:r>
+              <w:t>sync_status passe pending → synced</w:t>
+            </w:r>
+          </w:p>
+        </w:tc>
+        <w:tc>
+          <w:tcPr>
+            <w:tcW w:w="0" w:type="auto"/>
+            <w:tcBorders>
+              <w:top w:val="single" w:sz="4" w:space="0" w:color="E4E5E6"/>
+              <w:left w:val="single" w:sz="4" w:space="0" w:color="E4E5E6"/>
+              <w:bottom w:val="single" w:sz="4" w:space="0" w:color="E4E5E6"/>
+              <w:right w:val="single" w:sz="4" w:space="0" w:color="E4E5E6"/>
+            </w:tcBorders>
+            <w:shd w:val="clear" w:color="auto" w:fill="FAFAFD"/>
+            <w:tcMar>
+              <w:top w:w="30" w:type="dxa"/>
+              <w:left w:w="30" w:type="dxa"/>
+              <w:bottom w:w="30" w:type="dxa"/>
+              <w:right w:w="30" w:type="dxa"/>
+            </w:tcMar>
+            <w:vAlign w:val="center"/>
+            <w:hideMark/>
+          </w:tcPr>
+          <w:p>
+            <w:r>
+              <w:t>Colonne mise à jour après sync</w:t>
+            </w:r>
           </w:p>
         </w:tc>
       </w:tr>
@@ -2991,16 +2497,8 @@
               <w:rPr>
                 <w:lang w:val="en-ZA"/>
               </w:rPr>
-              <w:t>last-write-wins sur </w:t>
-            </w:r>
-            <w:proofErr w:type="spellStart"/>
-            <w:r>
-              <w:rPr>
-                <w:lang w:val="en-ZA"/>
-              </w:rPr>
-              <w:t>updated_at</w:t>
-            </w:r>
-            <w:proofErr w:type="spellEnd"/>
+              <w:t>last-write-wins sur updated_at</w:t>
+            </w:r>
           </w:p>
         </w:tc>
       </w:tr>
@@ -3067,35 +2565,7 @@
               <w:rPr>
                 <w:lang w:val="en-ZA"/>
               </w:rPr>
-              <w:t>File offline (</w:t>
-            </w:r>
-            <w:proofErr w:type="spellStart"/>
-            <w:r>
-              <w:rPr>
-                <w:lang w:val="en-ZA"/>
-              </w:rPr>
-              <w:t>forge_sync_queue</w:t>
-            </w:r>
-            <w:proofErr w:type="spellEnd"/>
-            <w:r>
-              <w:rPr>
-                <w:lang w:val="en-ZA"/>
-              </w:rPr>
-              <w:t> </w:t>
-            </w:r>
-            <w:proofErr w:type="spellStart"/>
-            <w:r>
-              <w:rPr>
-                <w:lang w:val="en-ZA"/>
-              </w:rPr>
-              <w:t>localStorage</w:t>
-            </w:r>
-            <w:proofErr w:type="spellEnd"/>
-            <w:r>
-              <w:rPr>
-                <w:lang w:val="en-ZA"/>
-              </w:rPr>
-              <w:t>)</w:t>
+              <w:t>File offline (forge_sync_queue localStorage)</w:t>
             </w:r>
           </w:p>
         </w:tc>
@@ -3184,52 +2654,36 @@
                 <w:lang w:val="en-ZA"/>
               </w:rPr>
             </w:pPr>
-            <w:proofErr w:type="spellStart"/>
-            <w:r>
-              <w:rPr>
-                <w:lang w:val="en-ZA"/>
-              </w:rPr>
-              <w:t>localStorage</w:t>
-            </w:r>
-            <w:proofErr w:type="spellEnd"/>
-            <w:r>
-              <w:rPr>
-                <w:lang w:val="en-ZA"/>
-              </w:rPr>
-              <w:t> plein (purge auto)</w:t>
-            </w:r>
-          </w:p>
-        </w:tc>
-        <w:tc>
-          <w:tcPr>
-            <w:tcW w:w="0" w:type="auto"/>
-            <w:tcBorders>
-              <w:top w:val="single" w:sz="4" w:space="0" w:color="E4E5E6"/>
-              <w:left w:val="single" w:sz="4" w:space="0" w:color="E4E5E6"/>
-              <w:bottom w:val="single" w:sz="4" w:space="0" w:color="E4E5E6"/>
-              <w:right w:val="single" w:sz="4" w:space="0" w:color="E4E5E6"/>
-            </w:tcBorders>
-            <w:shd w:val="clear" w:color="auto" w:fill="FAFAFD"/>
-            <w:tcMar>
-              <w:top w:w="30" w:type="dxa"/>
-              <w:left w:w="30" w:type="dxa"/>
-              <w:bottom w:w="30" w:type="dxa"/>
-              <w:right w:w="30" w:type="dxa"/>
-            </w:tcMar>
-            <w:vAlign w:val="center"/>
-            <w:hideMark/>
-          </w:tcPr>
-          <w:p>
-            <w:r>
-              <w:t xml:space="preserve">App ne </w:t>
-            </w:r>
-            <w:proofErr w:type="spellStart"/>
-            <w:r>
-              <w:t>crashe</w:t>
-            </w:r>
-            <w:proofErr w:type="spellEnd"/>
-            <w:r>
-              <w:t xml:space="preserve"> pas, purge les plus anciens</w:t>
+            <w:r>
+              <w:rPr>
+                <w:lang w:val="en-ZA"/>
+              </w:rPr>
+              <w:t>localStorage plein (purge auto)</w:t>
+            </w:r>
+          </w:p>
+        </w:tc>
+        <w:tc>
+          <w:tcPr>
+            <w:tcW w:w="0" w:type="auto"/>
+            <w:tcBorders>
+              <w:top w:val="single" w:sz="4" w:space="0" w:color="E4E5E6"/>
+              <w:left w:val="single" w:sz="4" w:space="0" w:color="E4E5E6"/>
+              <w:bottom w:val="single" w:sz="4" w:space="0" w:color="E4E5E6"/>
+              <w:right w:val="single" w:sz="4" w:space="0" w:color="E4E5E6"/>
+            </w:tcBorders>
+            <w:shd w:val="clear" w:color="auto" w:fill="FAFAFD"/>
+            <w:tcMar>
+              <w:top w:w="30" w:type="dxa"/>
+              <w:left w:w="30" w:type="dxa"/>
+              <w:bottom w:w="30" w:type="dxa"/>
+              <w:right w:w="30" w:type="dxa"/>
+            </w:tcMar>
+            <w:vAlign w:val="center"/>
+            <w:hideMark/>
+          </w:tcPr>
+          <w:p>
+            <w:r>
+              <w:t>App ne crashe pas, purge les plus anciens</w:t>
             </w:r>
           </w:p>
         </w:tc>
@@ -3246,7 +2700,7 @@
           <w:lang w:val="en-ZA"/>
         </w:rPr>
         <w:pict w14:anchorId="1B042763">
-          <v:rect id="_x0000_i1075" style="width:0;height:1.5pt" o:hralign="center" o:hrstd="t" o:hr="t" fillcolor="#a0a0a0" stroked="f"/>
+          <v:rect id="_x0000_i1027" style="width:0;height:1.5pt" o:hralign="center" o:hrstd="t" o:hr="t" fillcolor="#a0a0a0" stroked="f"/>
         </w:pict>
       </w:r>
     </w:p>
@@ -3371,7 +2825,6 @@
                 <w:lang w:val="en-ZA"/>
               </w:rPr>
             </w:pPr>
-            <w:proofErr w:type="spellStart"/>
             <w:r>
               <w:rPr>
                 <w:b/>
@@ -3380,7 +2833,6 @@
               </w:rPr>
               <w:t>Scénario</w:t>
             </w:r>
-            <w:proofErr w:type="spellEnd"/>
           </w:p>
         </w:tc>
         <w:tc>
@@ -3410,7 +2862,6 @@
                 <w:lang w:val="en-ZA"/>
               </w:rPr>
             </w:pPr>
-            <w:proofErr w:type="spellStart"/>
             <w:r>
               <w:rPr>
                 <w:b/>
@@ -3419,7 +2870,6 @@
               </w:rPr>
               <w:t>Attendu</w:t>
             </w:r>
-            <w:proofErr w:type="spellEnd"/>
           </w:p>
         </w:tc>
       </w:tr>
@@ -3507,33 +2957,11 @@
                 <w:lang w:val="en-ZA"/>
               </w:rPr>
             </w:pPr>
-            <w:proofErr w:type="spellStart"/>
-            <w:r>
-              <w:rPr>
-                <w:lang w:val="en-ZA"/>
-              </w:rPr>
-              <w:t>Sauvegarde</w:t>
-            </w:r>
-            <w:proofErr w:type="spellEnd"/>
-            <w:r>
-              <w:rPr>
-                <w:lang w:val="en-ZA"/>
-              </w:rPr>
-              <w:t xml:space="preserve"> + </w:t>
-            </w:r>
-            <w:proofErr w:type="spellStart"/>
-            <w:r>
-              <w:rPr>
-                <w:lang w:val="en-ZA"/>
-              </w:rPr>
-              <w:t>sync_status</w:t>
-            </w:r>
-            <w:proofErr w:type="spellEnd"/>
-            <w:r>
-              <w:rPr>
-                <w:lang w:val="en-ZA"/>
-              </w:rPr>
-              <w:t>=pending</w:t>
+            <w:r>
+              <w:rPr>
+                <w:lang w:val="en-ZA"/>
+              </w:rPr>
+              <w:t>Sauvegarde + sync_status=pending</w:t>
             </w:r>
           </w:p>
         </w:tc>
@@ -3602,30 +3030,8 @@
               <w:rPr>
                 <w:lang w:val="en-ZA"/>
               </w:rPr>
-              <w:t xml:space="preserve">Modifier </w:t>
-            </w:r>
-            <w:proofErr w:type="spellStart"/>
-            <w:r>
-              <w:rPr>
-                <w:lang w:val="en-ZA"/>
-              </w:rPr>
-              <w:t>statut</w:t>
-            </w:r>
-            <w:proofErr w:type="spellEnd"/>
-            <w:r>
-              <w:rPr>
-                <w:lang w:val="en-ZA"/>
-              </w:rPr>
-              <w:t xml:space="preserve"> → </w:t>
-            </w:r>
-            <w:proofErr w:type="spellStart"/>
-            <w:r>
-              <w:rPr>
-                <w:lang w:val="en-ZA"/>
-              </w:rPr>
-              <w:t>bloque</w:t>
-            </w:r>
-            <w:proofErr w:type="spellEnd"/>
+              <w:t>Modifier statut → bloque</w:t>
+            </w:r>
           </w:p>
         </w:tc>
         <w:tc>
@@ -3717,35 +3123,7 @@
               <w:rPr>
                 <w:lang w:val="en-ZA"/>
               </w:rPr>
-              <w:t xml:space="preserve">Score </w:t>
-            </w:r>
-            <w:proofErr w:type="spellStart"/>
-            <w:r>
-              <w:rPr>
-                <w:lang w:val="en-ZA"/>
-              </w:rPr>
-              <w:t>fiabilité</w:t>
-            </w:r>
-            <w:proofErr w:type="spellEnd"/>
-            <w:r>
-              <w:rPr>
-                <w:lang w:val="en-ZA"/>
-              </w:rPr>
-              <w:t xml:space="preserve"> (</w:t>
-            </w:r>
-            <w:proofErr w:type="spellStart"/>
-            <w:r>
-              <w:rPr>
-                <w:lang w:val="en-ZA"/>
-              </w:rPr>
-              <w:t>score_fiabilite</w:t>
-            </w:r>
-            <w:proofErr w:type="spellEnd"/>
-            <w:r>
-              <w:rPr>
-                <w:lang w:val="en-ZA"/>
-              </w:rPr>
-              <w:t> 0-100)</w:t>
+              <w:t>Score fiabilité (score_fiabilite 0-100)</w:t>
             </w:r>
           </w:p>
         </w:tc>
@@ -3830,15 +3208,7 @@
           </w:tcPr>
           <w:p>
             <w:r>
-              <w:t>Encours crédit (</w:t>
-            </w:r>
-            <w:proofErr w:type="spellStart"/>
-            <w:r>
-              <w:t>encours_credit_xaf</w:t>
-            </w:r>
-            <w:proofErr w:type="spellEnd"/>
-            <w:r>
-              <w:t>)</w:t>
+              <w:t>Encours crédit (encours_credit_xaf)</w:t>
             </w:r>
           </w:p>
         </w:tc>
@@ -3952,28 +3322,12 @@
                 <w:lang w:val="en-ZA"/>
               </w:rPr>
             </w:pPr>
-            <w:proofErr w:type="spellStart"/>
-            <w:r>
-              <w:rPr>
-                <w:lang w:val="en-ZA"/>
-              </w:rPr>
-              <w:t>Résultats</w:t>
-            </w:r>
-            <w:proofErr w:type="spellEnd"/>
-            <w:r>
-              <w:rPr>
-                <w:lang w:val="en-ZA"/>
-              </w:rPr>
-              <w:t xml:space="preserve"> </w:t>
-            </w:r>
-            <w:proofErr w:type="spellStart"/>
-            <w:r>
-              <w:rPr>
-                <w:lang w:val="en-ZA"/>
-              </w:rPr>
-              <w:t>pertinents</w:t>
-            </w:r>
-            <w:proofErr w:type="spellEnd"/>
+            <w:r>
+              <w:rPr>
+                <w:lang w:val="en-ZA"/>
+              </w:rPr>
+              <w:t>Résultats pertinents</w:t>
+            </w:r>
           </w:p>
         </w:tc>
       </w:tr>
@@ -4032,15 +3386,7 @@
           </w:tcPr>
           <w:p>
             <w:r>
-              <w:t xml:space="preserve">Client sans </w:t>
-            </w:r>
-            <w:proofErr w:type="gramStart"/>
-            <w:r>
-              <w:t>email</w:t>
-            </w:r>
-            <w:proofErr w:type="gramEnd"/>
-            <w:r>
-              <w:t xml:space="preserve"> ni téléphone</w:t>
+              <w:t>Client sans email ni téléphone</w:t>
             </w:r>
           </w:p>
         </w:tc>
@@ -4069,47 +3415,11 @@
                 <w:lang w:val="en-ZA"/>
               </w:rPr>
             </w:pPr>
-            <w:proofErr w:type="spellStart"/>
-            <w:r>
-              <w:rPr>
-                <w:lang w:val="en-ZA"/>
-              </w:rPr>
-              <w:t>Sauvegarde</w:t>
-            </w:r>
-            <w:proofErr w:type="spellEnd"/>
-            <w:r>
-              <w:rPr>
-                <w:lang w:val="en-ZA"/>
-              </w:rPr>
-              <w:t xml:space="preserve"> </w:t>
-            </w:r>
-            <w:proofErr w:type="spellStart"/>
-            <w:r>
-              <w:rPr>
-                <w:lang w:val="en-ZA"/>
-              </w:rPr>
-              <w:t>autorisée</w:t>
-            </w:r>
-            <w:proofErr w:type="spellEnd"/>
-            <w:r>
-              <w:rPr>
-                <w:lang w:val="en-ZA"/>
-              </w:rPr>
-              <w:t xml:space="preserve"> (champs </w:t>
-            </w:r>
-            <w:proofErr w:type="spellStart"/>
-            <w:r>
-              <w:rPr>
-                <w:lang w:val="en-ZA"/>
-              </w:rPr>
-              <w:t>optionnels</w:t>
-            </w:r>
-            <w:proofErr w:type="spellEnd"/>
-            <w:r>
-              <w:rPr>
-                <w:lang w:val="en-ZA"/>
-              </w:rPr>
-              <w:t>)</w:t>
+            <w:r>
+              <w:rPr>
+                <w:lang w:val="en-ZA"/>
+              </w:rPr>
+              <w:t>Sauvegarde autorisée (champs optionnels)</w:t>
             </w:r>
           </w:p>
         </w:tc>
@@ -4129,25 +3439,7 @@
           <w:bCs/>
           <w:lang w:val="en-ZA"/>
         </w:rPr>
-        <w:t xml:space="preserve">2.2 Gestion des </w:t>
-      </w:r>
-      <w:proofErr w:type="spellStart"/>
-      <w:r>
-        <w:rPr>
-          <w:b/>
-          <w:bCs/>
-          <w:lang w:val="en-ZA"/>
-        </w:rPr>
-        <w:t>Produits</w:t>
-      </w:r>
-      <w:proofErr w:type="spellEnd"/>
-      <w:r>
-        <w:rPr>
-          <w:b/>
-          <w:bCs/>
-          <w:lang w:val="en-ZA"/>
-        </w:rPr>
-        <w:t xml:space="preserve"> &amp; Stocks</w:t>
+        <w:t>2.2 Gestion des Produits &amp; Stocks</w:t>
       </w:r>
     </w:p>
     <w:tbl>
@@ -4241,7 +3533,6 @@
                 <w:lang w:val="en-ZA"/>
               </w:rPr>
             </w:pPr>
-            <w:proofErr w:type="spellStart"/>
             <w:r>
               <w:rPr>
                 <w:b/>
@@ -4250,7 +3541,6 @@
               </w:rPr>
               <w:t>Scénario</w:t>
             </w:r>
-            <w:proofErr w:type="spellEnd"/>
           </w:p>
         </w:tc>
         <w:tc>
@@ -4280,7 +3570,6 @@
                 <w:lang w:val="en-ZA"/>
               </w:rPr>
             </w:pPr>
-            <w:proofErr w:type="spellStart"/>
             <w:r>
               <w:rPr>
                 <w:b/>
@@ -4289,7 +3578,6 @@
               </w:rPr>
               <w:t>Attendu</w:t>
             </w:r>
-            <w:proofErr w:type="spellEnd"/>
           </w:p>
         </w:tc>
       </w:tr>
@@ -4348,15 +3636,7 @@
           </w:tcPr>
           <w:p>
             <w:r>
-              <w:t>Créer produit avec référence unique (</w:t>
-            </w:r>
-            <w:proofErr w:type="spellStart"/>
-            <w:r>
-              <w:t>ref</w:t>
-            </w:r>
-            <w:proofErr w:type="spellEnd"/>
-            <w:r>
-              <w:t>)</w:t>
+              <w:t>Créer produit avec référence unique (ref)</w:t>
             </w:r>
           </w:p>
         </w:tc>
@@ -4385,28 +3665,12 @@
                 <w:lang w:val="en-ZA"/>
               </w:rPr>
             </w:pPr>
-            <w:proofErr w:type="spellStart"/>
-            <w:r>
-              <w:rPr>
-                <w:lang w:val="en-ZA"/>
-              </w:rPr>
-              <w:t>Doublon</w:t>
-            </w:r>
-            <w:proofErr w:type="spellEnd"/>
-            <w:r>
-              <w:rPr>
-                <w:lang w:val="en-ZA"/>
-              </w:rPr>
-              <w:t xml:space="preserve"> </w:t>
-            </w:r>
-            <w:proofErr w:type="spellStart"/>
-            <w:r>
-              <w:rPr>
-                <w:lang w:val="en-ZA"/>
-              </w:rPr>
-              <w:t>refusé</w:t>
-            </w:r>
-            <w:proofErr w:type="spellEnd"/>
+            <w:r>
+              <w:rPr>
+                <w:lang w:val="en-ZA"/>
+              </w:rPr>
+              <w:t>Doublon refusé</w:t>
+            </w:r>
           </w:p>
         </w:tc>
       </w:tr>
@@ -4473,30 +3737,8 @@
               <w:rPr>
                 <w:lang w:val="en-ZA"/>
               </w:rPr>
-              <w:t xml:space="preserve">Stock </w:t>
-            </w:r>
-            <w:proofErr w:type="spellStart"/>
-            <w:r>
-              <w:rPr>
-                <w:lang w:val="en-ZA"/>
-              </w:rPr>
-              <w:t>tombe</w:t>
-            </w:r>
-            <w:proofErr w:type="spellEnd"/>
-            <w:r>
-              <w:rPr>
-                <w:lang w:val="en-ZA"/>
-              </w:rPr>
-              <w:t xml:space="preserve"> sous </w:t>
-            </w:r>
-            <w:proofErr w:type="spellStart"/>
-            <w:r>
-              <w:rPr>
-                <w:lang w:val="en-ZA"/>
-              </w:rPr>
-              <w:t>stock_min</w:t>
-            </w:r>
-            <w:proofErr w:type="spellEnd"/>
+              <w:t>Stock tombe sous stock_min</w:t>
+            </w:r>
           </w:p>
         </w:tc>
         <w:tc>
@@ -4524,28 +3766,12 @@
                 <w:lang w:val="en-ZA"/>
               </w:rPr>
             </w:pPr>
-            <w:proofErr w:type="spellStart"/>
-            <w:r>
-              <w:rPr>
-                <w:lang w:val="en-ZA"/>
-              </w:rPr>
-              <w:t>Statut</w:t>
-            </w:r>
-            <w:proofErr w:type="spellEnd"/>
-            <w:r>
-              <w:rPr>
-                <w:lang w:val="en-ZA"/>
-              </w:rPr>
-              <w:t xml:space="preserve"> passe </w:t>
-            </w:r>
-            <w:proofErr w:type="spellStart"/>
-            <w:r>
-              <w:rPr>
-                <w:lang w:val="en-ZA"/>
-              </w:rPr>
-              <w:t>alerte</w:t>
-            </w:r>
-            <w:proofErr w:type="spellEnd"/>
+            <w:r>
+              <w:rPr>
+                <w:lang w:val="en-ZA"/>
+              </w:rPr>
+              <w:t>Statut passe alerte</w:t>
+            </w:r>
           </w:p>
         </w:tc>
       </w:tr>
@@ -4612,30 +3838,8 @@
               <w:rPr>
                 <w:lang w:val="en-ZA"/>
               </w:rPr>
-              <w:t xml:space="preserve">Stock </w:t>
-            </w:r>
-            <w:proofErr w:type="spellStart"/>
-            <w:r>
-              <w:rPr>
-                <w:lang w:val="en-ZA"/>
-              </w:rPr>
-              <w:t>tombe</w:t>
-            </w:r>
-            <w:proofErr w:type="spellEnd"/>
-            <w:r>
-              <w:rPr>
-                <w:lang w:val="en-ZA"/>
-              </w:rPr>
-              <w:t xml:space="preserve"> sous </w:t>
-            </w:r>
-            <w:proofErr w:type="spellStart"/>
-            <w:r>
-              <w:rPr>
-                <w:lang w:val="en-ZA"/>
-              </w:rPr>
-              <w:t>stock_critique</w:t>
-            </w:r>
-            <w:proofErr w:type="spellEnd"/>
+              <w:t>Stock tombe sous stock_critique</w:t>
+            </w:r>
           </w:p>
         </w:tc>
         <w:tc>
@@ -4663,19 +3867,11 @@
                 <w:lang w:val="en-ZA"/>
               </w:rPr>
             </w:pPr>
-            <w:proofErr w:type="spellStart"/>
-            <w:r>
-              <w:rPr>
-                <w:lang w:val="en-ZA"/>
-              </w:rPr>
-              <w:t>Statut</w:t>
-            </w:r>
-            <w:proofErr w:type="spellEnd"/>
-            <w:r>
-              <w:rPr>
-                <w:lang w:val="en-ZA"/>
-              </w:rPr>
-              <w:t xml:space="preserve"> passe critique</w:t>
+            <w:r>
+              <w:rPr>
+                <w:lang w:val="en-ZA"/>
+              </w:rPr>
+              <w:t>Statut passe critique</w:t>
             </w:r>
           </w:p>
         </w:tc>
@@ -4772,19 +3968,11 @@
                 <w:lang w:val="en-ZA"/>
               </w:rPr>
             </w:pPr>
-            <w:proofErr w:type="spellStart"/>
-            <w:r>
-              <w:rPr>
-                <w:lang w:val="en-ZA"/>
-              </w:rPr>
-              <w:t>Statut</w:t>
-            </w:r>
-            <w:proofErr w:type="spellEnd"/>
-            <w:r>
-              <w:rPr>
-                <w:lang w:val="en-ZA"/>
-              </w:rPr>
-              <w:t xml:space="preserve"> passe rupture</w:t>
+            <w:r>
+              <w:rPr>
+                <w:lang w:val="en-ZA"/>
+              </w:rPr>
+              <w:t>Statut passe rupture</w:t>
             </w:r>
           </w:p>
         </w:tc>
@@ -4848,42 +4036,12 @@
                 <w:lang w:val="en-ZA"/>
               </w:rPr>
             </w:pPr>
-            <w:proofErr w:type="spellStart"/>
-            <w:r>
-              <w:rPr>
-                <w:lang w:val="en-ZA"/>
-              </w:rPr>
-              <w:t>Mouvement</w:t>
-            </w:r>
-            <w:proofErr w:type="spellEnd"/>
-            <w:r>
-              <w:rPr>
-                <w:lang w:val="en-ZA"/>
-              </w:rPr>
-              <w:t> </w:t>
-            </w:r>
-            <w:proofErr w:type="gramStart"/>
-            <w:r>
-              <w:rPr>
-                <w:lang w:val="en-ZA"/>
-              </w:rPr>
-              <w:t>entree :</w:t>
-            </w:r>
-            <w:proofErr w:type="gramEnd"/>
-            <w:r>
-              <w:rPr>
-                <w:lang w:val="en-ZA"/>
-              </w:rPr>
-              <w:t xml:space="preserve"> stock </w:t>
-            </w:r>
-            <w:proofErr w:type="spellStart"/>
-            <w:r>
-              <w:rPr>
-                <w:lang w:val="en-ZA"/>
-              </w:rPr>
-              <w:t>augmente</w:t>
-            </w:r>
-            <w:proofErr w:type="spellEnd"/>
+            <w:r>
+              <w:rPr>
+                <w:lang w:val="en-ZA"/>
+              </w:rPr>
+              <w:t>Mouvement entree : stock augmente</w:t>
+            </w:r>
           </w:p>
         </w:tc>
         <w:tc>
@@ -4911,28 +4069,12 @@
                 <w:lang w:val="en-ZA"/>
               </w:rPr>
             </w:pPr>
-            <w:proofErr w:type="spellStart"/>
-            <w:r>
-              <w:rPr>
-                <w:lang w:val="en-ZA"/>
-              </w:rPr>
-              <w:t>stock_actuel</w:t>
-            </w:r>
-            <w:proofErr w:type="spellEnd"/>
-            <w:r>
-              <w:rPr>
-                <w:lang w:val="en-ZA"/>
-              </w:rPr>
-              <w:t xml:space="preserve"> + </w:t>
-            </w:r>
-            <w:proofErr w:type="spellStart"/>
-            <w:r>
-              <w:rPr>
-                <w:lang w:val="en-ZA"/>
-              </w:rPr>
-              <w:t>quantité</w:t>
-            </w:r>
-            <w:proofErr w:type="spellEnd"/>
+            <w:r>
+              <w:rPr>
+                <w:lang w:val="en-ZA"/>
+              </w:rPr>
+              <w:t>stock_actuel + quantité</w:t>
+            </w:r>
           </w:p>
         </w:tc>
       </w:tr>
@@ -4995,42 +4137,12 @@
                 <w:lang w:val="en-ZA"/>
               </w:rPr>
             </w:pPr>
-            <w:proofErr w:type="spellStart"/>
-            <w:r>
-              <w:rPr>
-                <w:lang w:val="en-ZA"/>
-              </w:rPr>
-              <w:t>Mouvement</w:t>
-            </w:r>
-            <w:proofErr w:type="spellEnd"/>
-            <w:r>
-              <w:rPr>
-                <w:lang w:val="en-ZA"/>
-              </w:rPr>
-              <w:t> </w:t>
-            </w:r>
-            <w:proofErr w:type="gramStart"/>
-            <w:r>
-              <w:rPr>
-                <w:lang w:val="en-ZA"/>
-              </w:rPr>
-              <w:t>sortie :</w:t>
-            </w:r>
-            <w:proofErr w:type="gramEnd"/>
-            <w:r>
-              <w:rPr>
-                <w:lang w:val="en-ZA"/>
-              </w:rPr>
-              <w:t xml:space="preserve"> stock </w:t>
-            </w:r>
-            <w:proofErr w:type="spellStart"/>
-            <w:r>
-              <w:rPr>
-                <w:lang w:val="en-ZA"/>
-              </w:rPr>
-              <w:t>diminue</w:t>
-            </w:r>
-            <w:proofErr w:type="spellEnd"/>
+            <w:r>
+              <w:rPr>
+                <w:lang w:val="en-ZA"/>
+              </w:rPr>
+              <w:t>Mouvement sortie : stock diminue</w:t>
+            </w:r>
           </w:p>
         </w:tc>
         <w:tc>
@@ -5053,18 +4165,8 @@
             <w:hideMark/>
           </w:tcPr>
           <w:p>
-            <w:proofErr w:type="spellStart"/>
-            <w:proofErr w:type="gramStart"/>
-            <w:r>
-              <w:t>stock</w:t>
-            </w:r>
-            <w:proofErr w:type="gramEnd"/>
-            <w:r>
-              <w:t>_actuel</w:t>
-            </w:r>
-            <w:proofErr w:type="spellEnd"/>
-            <w:r>
-              <w:t> - quantité, pas négatif</w:t>
+            <w:r>
+              <w:t>stock_actuel - quantité, pas négatif</w:t>
             </w:r>
           </w:p>
         </w:tc>
@@ -5157,16 +4259,8 @@
               <w:rPr>
                 <w:lang w:val="en-ZA"/>
               </w:rPr>
-              <w:t>Workflow </w:t>
-            </w:r>
-            <w:proofErr w:type="spellStart"/>
-            <w:r>
-              <w:rPr>
-                <w:lang w:val="en-ZA"/>
-              </w:rPr>
-              <w:t>soumis→valide→execute</w:t>
-            </w:r>
-            <w:proofErr w:type="spellEnd"/>
+              <w:t>Workflow soumis→valide→execute</w:t>
+            </w:r>
           </w:p>
         </w:tc>
       </w:tr>
@@ -5233,16 +4327,8 @@
               <w:rPr>
                 <w:lang w:val="en-ZA"/>
               </w:rPr>
-              <w:t xml:space="preserve">Bon de sortie </w:t>
-            </w:r>
-            <w:proofErr w:type="spellStart"/>
-            <w:r>
-              <w:rPr>
-                <w:lang w:val="en-ZA"/>
-              </w:rPr>
-              <w:t>refusé</w:t>
-            </w:r>
-            <w:proofErr w:type="spellEnd"/>
+              <w:t>Bon de sortie refusé</w:t>
+            </w:r>
           </w:p>
         </w:tc>
         <w:tc>
@@ -5326,21 +4412,8 @@
           </w:tcPr>
           <w:p>
             <w:r>
-              <w:t>Bon de sortie : </w:t>
-            </w:r>
-            <w:proofErr w:type="spellStart"/>
-            <w:r>
-              <w:t>quantite_servie</w:t>
-            </w:r>
-            <w:proofErr w:type="spellEnd"/>
-            <w:r>
-              <w:t> &lt; </w:t>
-            </w:r>
-            <w:proofErr w:type="spellStart"/>
-            <w:r>
-              <w:t>quantite_demandee</w:t>
-            </w:r>
-            <w:proofErr w:type="spellEnd"/>
+              <w:t>Bon de sortie : quantite_servie &lt; quantite_demandee</w:t>
+            </w:r>
           </w:p>
         </w:tc>
         <w:tc>
@@ -5372,30 +4445,8 @@
               <w:rPr>
                 <w:lang w:val="en-ZA"/>
               </w:rPr>
-              <w:t xml:space="preserve">Livraison </w:t>
-            </w:r>
-            <w:proofErr w:type="spellStart"/>
-            <w:r>
-              <w:rPr>
-                <w:lang w:val="en-ZA"/>
-              </w:rPr>
-              <w:t>partielle</w:t>
-            </w:r>
-            <w:proofErr w:type="spellEnd"/>
-            <w:r>
-              <w:rPr>
-                <w:lang w:val="en-ZA"/>
-              </w:rPr>
-              <w:t xml:space="preserve"> </w:t>
-            </w:r>
-            <w:proofErr w:type="spellStart"/>
-            <w:r>
-              <w:rPr>
-                <w:lang w:val="en-ZA"/>
-              </w:rPr>
-              <w:t>acceptée</w:t>
-            </w:r>
-            <w:proofErr w:type="spellEnd"/>
+              <w:t>Livraison partielle acceptée</w:t>
+            </w:r>
           </w:p>
         </w:tc>
       </w:tr>
@@ -5508,7 +4559,6 @@
                 <w:lang w:val="en-ZA"/>
               </w:rPr>
             </w:pPr>
-            <w:proofErr w:type="spellStart"/>
             <w:r>
               <w:rPr>
                 <w:b/>
@@ -5517,7 +4567,6 @@
               </w:rPr>
               <w:t>Scénario</w:t>
             </w:r>
-            <w:proofErr w:type="spellEnd"/>
           </w:p>
         </w:tc>
         <w:tc>
@@ -5547,7 +4596,6 @@
                 <w:lang w:val="en-ZA"/>
               </w:rPr>
             </w:pPr>
-            <w:proofErr w:type="spellStart"/>
             <w:r>
               <w:rPr>
                 <w:b/>
@@ -5556,7 +4604,6 @@
               </w:rPr>
               <w:t>Attendu</w:t>
             </w:r>
-            <w:proofErr w:type="spellEnd"/>
           </w:p>
         </w:tc>
       </w:tr>
@@ -5619,28 +4666,12 @@
                 <w:lang w:val="en-ZA"/>
               </w:rPr>
             </w:pPr>
-            <w:proofErr w:type="spellStart"/>
-            <w:r>
-              <w:rPr>
-                <w:lang w:val="en-ZA"/>
-              </w:rPr>
-              <w:t>Créer</w:t>
-            </w:r>
-            <w:proofErr w:type="spellEnd"/>
-            <w:r>
-              <w:rPr>
-                <w:lang w:val="en-ZA"/>
-              </w:rPr>
-              <w:t xml:space="preserve"> devis </w:t>
-            </w:r>
-            <w:proofErr w:type="spellStart"/>
-            <w:r>
-              <w:rPr>
-                <w:lang w:val="en-ZA"/>
-              </w:rPr>
-              <w:t>brouillon</w:t>
-            </w:r>
-            <w:proofErr w:type="spellEnd"/>
+            <w:r>
+              <w:rPr>
+                <w:lang w:val="en-ZA"/>
+              </w:rPr>
+              <w:t>Créer devis brouillon</w:t>
+            </w:r>
           </w:p>
         </w:tc>
         <w:tc>
@@ -5668,33 +4699,11 @@
                 <w:lang w:val="en-ZA"/>
               </w:rPr>
             </w:pPr>
-            <w:proofErr w:type="spellStart"/>
-            <w:r>
-              <w:rPr>
-                <w:lang w:val="en-ZA"/>
-              </w:rPr>
-              <w:t>Numéro</w:t>
-            </w:r>
-            <w:proofErr w:type="spellEnd"/>
-            <w:r>
-              <w:rPr>
-                <w:lang w:val="en-ZA"/>
-              </w:rPr>
-              <w:t xml:space="preserve"> auto-</w:t>
-            </w:r>
-            <w:proofErr w:type="spellStart"/>
-            <w:r>
-              <w:rPr>
-                <w:lang w:val="en-ZA"/>
-              </w:rPr>
-              <w:t>généré</w:t>
-            </w:r>
-            <w:proofErr w:type="spellEnd"/>
-            <w:r>
-              <w:rPr>
-                <w:lang w:val="en-ZA"/>
-              </w:rPr>
-              <w:t xml:space="preserve"> unique</w:t>
+            <w:r>
+              <w:rPr>
+                <w:lang w:val="en-ZA"/>
+              </w:rPr>
+              <w:t>Numéro auto-généré unique</w:t>
             </w:r>
           </w:p>
         </w:tc>
@@ -5758,19 +4767,11 @@
                 <w:lang w:val="en-ZA"/>
               </w:rPr>
             </w:pPr>
-            <w:proofErr w:type="spellStart"/>
-            <w:r>
-              <w:rPr>
-                <w:lang w:val="en-ZA"/>
-              </w:rPr>
-              <w:t>Calcul</w:t>
-            </w:r>
-            <w:proofErr w:type="spellEnd"/>
-            <w:r>
-              <w:rPr>
-                <w:lang w:val="en-ZA"/>
-              </w:rPr>
-              <w:t xml:space="preserve"> TVA + total TTC</w:t>
+            <w:r>
+              <w:rPr>
+                <w:lang w:val="en-ZA"/>
+              </w:rPr>
+              <w:t>Calcul TVA + total TTC</w:t>
             </w:r>
           </w:p>
         </w:tc>
@@ -5863,30 +4864,8 @@
               <w:rPr>
                 <w:lang w:val="en-ZA"/>
               </w:rPr>
-              <w:t>Devis </w:t>
-            </w:r>
-            <w:proofErr w:type="spellStart"/>
-            <w:r>
-              <w:rPr>
-                <w:lang w:val="en-ZA"/>
-              </w:rPr>
-              <w:t>envoye</w:t>
-            </w:r>
-            <w:proofErr w:type="spellEnd"/>
-            <w:r>
-              <w:rPr>
-                <w:lang w:val="en-ZA"/>
-              </w:rPr>
-              <w:t> → </w:t>
-            </w:r>
-            <w:proofErr w:type="spellStart"/>
-            <w:r>
-              <w:rPr>
-                <w:lang w:val="en-ZA"/>
-              </w:rPr>
-              <w:t>accepte</w:t>
-            </w:r>
-            <w:proofErr w:type="spellEnd"/>
+              <w:t>Devis envoye → accepte</w:t>
+            </w:r>
           </w:p>
         </w:tc>
         <w:tc>
@@ -5918,16 +4897,8 @@
               <w:rPr>
                 <w:lang w:val="en-ZA"/>
               </w:rPr>
-              <w:t xml:space="preserve">Transition </w:t>
-            </w:r>
-            <w:proofErr w:type="spellStart"/>
-            <w:r>
-              <w:rPr>
-                <w:lang w:val="en-ZA"/>
-              </w:rPr>
-              <w:t>valide</w:t>
-            </w:r>
-            <w:proofErr w:type="spellEnd"/>
+              <w:t>Transition valide</w:t>
+            </w:r>
           </w:p>
         </w:tc>
       </w:tr>
@@ -6012,15 +4983,7 @@
           </w:tcPr>
           <w:p>
             <w:r>
-              <w:t>Lien </w:t>
-            </w:r>
-            <w:proofErr w:type="spellStart"/>
-            <w:r>
-              <w:t>devis_id</w:t>
-            </w:r>
-            <w:proofErr w:type="spellEnd"/>
-            <w:r>
-              <w:t> dans commande</w:t>
+              <w:t>Lien devis_id dans commande</w:t>
             </w:r>
           </w:p>
         </w:tc>
@@ -6080,15 +5043,7 @@
           </w:tcPr>
           <w:p>
             <w:r>
-              <w:t>Devis expiré (après </w:t>
-            </w:r>
-            <w:proofErr w:type="spellStart"/>
-            <w:r>
-              <w:t>date_validite</w:t>
-            </w:r>
-            <w:proofErr w:type="spellEnd"/>
-            <w:r>
-              <w:t>)</w:t>
+              <w:t>Devis expiré (après date_validite)</w:t>
             </w:r>
           </w:p>
         </w:tc>
@@ -6117,19 +5072,11 @@
                 <w:lang w:val="en-ZA"/>
               </w:rPr>
             </w:pPr>
-            <w:proofErr w:type="spellStart"/>
-            <w:r>
-              <w:rPr>
-                <w:lang w:val="en-ZA"/>
-              </w:rPr>
-              <w:t>Statut</w:t>
-            </w:r>
-            <w:proofErr w:type="spellEnd"/>
-            <w:r>
-              <w:rPr>
-                <w:lang w:val="en-ZA"/>
-              </w:rPr>
-              <w:t xml:space="preserve"> auto expire</w:t>
+            <w:r>
+              <w:rPr>
+                <w:lang w:val="en-ZA"/>
+              </w:rPr>
+              <w:t>Statut auto expire</w:t>
             </w:r>
           </w:p>
         </w:tc>
@@ -6218,28 +5165,12 @@
                 <w:lang w:val="en-ZA"/>
               </w:rPr>
             </w:pPr>
-            <w:proofErr w:type="spellStart"/>
-            <w:r>
-              <w:rPr>
-                <w:lang w:val="en-ZA"/>
-              </w:rPr>
-              <w:t>Bloqué</w:t>
-            </w:r>
-            <w:proofErr w:type="spellEnd"/>
-            <w:r>
-              <w:rPr>
-                <w:lang w:val="en-ZA"/>
-              </w:rPr>
-              <w:t xml:space="preserve">, message </w:t>
-            </w:r>
-            <w:proofErr w:type="spellStart"/>
-            <w:r>
-              <w:rPr>
-                <w:lang w:val="en-ZA"/>
-              </w:rPr>
-              <w:t>d'erreur</w:t>
-            </w:r>
-            <w:proofErr w:type="spellEnd"/>
+            <w:r>
+              <w:rPr>
+                <w:lang w:val="en-ZA"/>
+              </w:rPr>
+              <w:t>Bloqué, message d'erreur</w:t>
+            </w:r>
           </w:p>
         </w:tc>
       </w:tr>
@@ -6298,15 +5229,7 @@
           </w:tcPr>
           <w:p>
             <w:r>
-              <w:t>Acompte (</w:t>
-            </w:r>
-            <w:proofErr w:type="spellStart"/>
-            <w:r>
-              <w:t>acompte_pct</w:t>
-            </w:r>
-            <w:proofErr w:type="spellEnd"/>
-            <w:r>
-              <w:t>) calculé sur TTC</w:t>
+              <w:t>Acompte (acompte_pct) calculé sur TTC</w:t>
             </w:r>
           </w:p>
         </w:tc>
@@ -6335,33 +5258,11 @@
                 <w:lang w:val="en-ZA"/>
               </w:rPr>
             </w:pPr>
-            <w:proofErr w:type="spellStart"/>
-            <w:r>
-              <w:rPr>
-                <w:lang w:val="en-ZA"/>
-              </w:rPr>
-              <w:t>Montant</w:t>
-            </w:r>
-            <w:proofErr w:type="spellEnd"/>
-            <w:r>
-              <w:rPr>
-                <w:lang w:val="en-ZA"/>
-              </w:rPr>
-              <w:t xml:space="preserve"> correct </w:t>
-            </w:r>
-            <w:proofErr w:type="spellStart"/>
-            <w:r>
-              <w:rPr>
-                <w:lang w:val="en-ZA"/>
-              </w:rPr>
-              <w:t>en</w:t>
-            </w:r>
-            <w:proofErr w:type="spellEnd"/>
-            <w:r>
-              <w:rPr>
-                <w:lang w:val="en-ZA"/>
-              </w:rPr>
-              <w:t xml:space="preserve"> FCFA</w:t>
+            <w:r>
+              <w:rPr>
+                <w:lang w:val="en-ZA"/>
+              </w:rPr>
+              <w:t>Montant correct en FCFA</w:t>
             </w:r>
           </w:p>
         </w:tc>
@@ -6389,18 +5290,8 @@
           <w:bCs/>
           <w:lang w:val="en-ZA"/>
         </w:rPr>
-        <w:t xml:space="preserve">2.4 Processus Commercial — </w:t>
+        <w:t>2.4 Processus Commercial — Commandes</w:t>
       </w:r>
-      <w:proofErr w:type="spellStart"/>
-      <w:r>
-        <w:rPr>
-          <w:b/>
-          <w:bCs/>
-          <w:lang w:val="en-ZA"/>
-        </w:rPr>
-        <w:t>Commandes</w:t>
-      </w:r>
-      <w:proofErr w:type="spellEnd"/>
     </w:p>
     <w:tbl>
       <w:tblPr>
@@ -6493,7 +5384,6 @@
                 <w:lang w:val="en-ZA"/>
               </w:rPr>
             </w:pPr>
-            <w:proofErr w:type="spellStart"/>
             <w:r>
               <w:rPr>
                 <w:b/>
@@ -6502,7 +5392,6 @@
               </w:rPr>
               <w:t>Scénario</w:t>
             </w:r>
-            <w:proofErr w:type="spellEnd"/>
           </w:p>
         </w:tc>
         <w:tc>
@@ -6532,7 +5421,6 @@
                 <w:lang w:val="en-ZA"/>
               </w:rPr>
             </w:pPr>
-            <w:proofErr w:type="spellStart"/>
             <w:r>
               <w:rPr>
                 <w:b/>
@@ -6541,7 +5429,6 @@
               </w:rPr>
               <w:t>Attendu</w:t>
             </w:r>
-            <w:proofErr w:type="spellEnd"/>
           </w:p>
         </w:tc>
       </w:tr>
@@ -6604,33 +5491,11 @@
                 <w:lang w:val="en-ZA"/>
               </w:rPr>
             </w:pPr>
-            <w:proofErr w:type="spellStart"/>
-            <w:r>
-              <w:rPr>
-                <w:lang w:val="en-ZA"/>
-              </w:rPr>
-              <w:t>Créer</w:t>
-            </w:r>
-            <w:proofErr w:type="spellEnd"/>
-            <w:r>
-              <w:rPr>
-                <w:lang w:val="en-ZA"/>
-              </w:rPr>
-              <w:t xml:space="preserve"> </w:t>
-            </w:r>
-            <w:proofErr w:type="spellStart"/>
-            <w:r>
-              <w:rPr>
-                <w:lang w:val="en-ZA"/>
-              </w:rPr>
-              <w:t>commande</w:t>
-            </w:r>
-            <w:proofErr w:type="spellEnd"/>
-            <w:r>
-              <w:rPr>
-                <w:lang w:val="en-ZA"/>
-              </w:rPr>
-              <w:t xml:space="preserve"> sans devis</w:t>
+            <w:r>
+              <w:rPr>
+                <w:lang w:val="en-ZA"/>
+              </w:rPr>
+              <w:t>Créer commande sans devis</w:t>
             </w:r>
           </w:p>
         </w:tc>
@@ -6659,28 +5524,12 @@
                 <w:lang w:val="en-ZA"/>
               </w:rPr>
             </w:pPr>
-            <w:proofErr w:type="spellStart"/>
-            <w:r>
-              <w:rPr>
-                <w:lang w:val="en-ZA"/>
-              </w:rPr>
-              <w:t>Autorisé</w:t>
-            </w:r>
-            <w:proofErr w:type="spellEnd"/>
-            <w:r>
-              <w:rPr>
-                <w:lang w:val="en-ZA"/>
-              </w:rPr>
-              <w:t xml:space="preserve">, champs </w:t>
-            </w:r>
-            <w:proofErr w:type="spellStart"/>
-            <w:r>
-              <w:rPr>
-                <w:lang w:val="en-ZA"/>
-              </w:rPr>
-              <w:t>manuels</w:t>
-            </w:r>
-            <w:proofErr w:type="spellEnd"/>
+            <w:r>
+              <w:rPr>
+                <w:lang w:val="en-ZA"/>
+              </w:rPr>
+              <w:t>Autorisé, champs manuels</w:t>
+            </w:r>
           </w:p>
         </w:tc>
       </w:tr>
@@ -6743,28 +5592,12 @@
                 <w:lang w:val="en-ZA"/>
               </w:rPr>
             </w:pPr>
-            <w:proofErr w:type="gramStart"/>
-            <w:r>
-              <w:rPr>
-                <w:lang w:val="en-ZA"/>
-              </w:rPr>
-              <w:t>Workflow :</w:t>
-            </w:r>
-            <w:proofErr w:type="gramEnd"/>
-            <w:r>
-              <w:rPr>
-                <w:lang w:val="en-ZA"/>
-              </w:rPr>
-              <w:t> </w:t>
-            </w:r>
-            <w:proofErr w:type="spellStart"/>
-            <w:r>
-              <w:rPr>
-                <w:lang w:val="en-ZA"/>
-              </w:rPr>
-              <w:t>confirmed→in_production→pret→delivered</w:t>
-            </w:r>
-            <w:proofErr w:type="spellEnd"/>
+            <w:r>
+              <w:rPr>
+                <w:lang w:val="en-ZA"/>
+              </w:rPr>
+              <w:t>Workflow : confirmed→in_production→pret→delivered</w:t>
+            </w:r>
           </w:p>
         </w:tc>
         <w:tc>
@@ -6796,16 +5629,8 @@
               <w:rPr>
                 <w:lang w:val="en-ZA"/>
               </w:rPr>
-              <w:t xml:space="preserve">Transitions dans </w:t>
-            </w:r>
-            <w:proofErr w:type="spellStart"/>
-            <w:r>
-              <w:rPr>
-                <w:lang w:val="en-ZA"/>
-              </w:rPr>
-              <w:t>l'ordre</w:t>
-            </w:r>
-            <w:proofErr w:type="spellEnd"/>
+              <w:t>Transitions dans l'ordre</w:t>
+            </w:r>
           </w:p>
         </w:tc>
       </w:tr>
@@ -6901,33 +5726,11 @@
                 <w:lang w:val="en-ZA"/>
               </w:rPr>
             </w:pPr>
-            <w:proofErr w:type="spellStart"/>
-            <w:r>
-              <w:rPr>
-                <w:lang w:val="en-ZA"/>
-              </w:rPr>
-              <w:t>Bloqué</w:t>
-            </w:r>
-            <w:proofErr w:type="spellEnd"/>
-            <w:r>
-              <w:rPr>
-                <w:lang w:val="en-ZA"/>
-              </w:rPr>
-              <w:t xml:space="preserve"> (</w:t>
-            </w:r>
-            <w:proofErr w:type="spellStart"/>
-            <w:r>
-              <w:rPr>
-                <w:lang w:val="en-ZA"/>
-              </w:rPr>
-              <w:t>livrée</w:t>
-            </w:r>
-            <w:proofErr w:type="spellEnd"/>
-            <w:r>
-              <w:rPr>
-                <w:lang w:val="en-ZA"/>
-              </w:rPr>
-              <w:t xml:space="preserve"> = finale)</w:t>
+            <w:r>
+              <w:rPr>
+                <w:lang w:val="en-ZA"/>
+              </w:rPr>
+              <w:t>Bloqué (livrée = finale)</w:t>
             </w:r>
           </w:p>
         </w:tc>
@@ -7020,30 +5823,8 @@
               <w:rPr>
                 <w:lang w:val="en-ZA"/>
               </w:rPr>
-              <w:t>Table </w:t>
-            </w:r>
-            <w:proofErr w:type="spellStart"/>
-            <w:r>
-              <w:rPr>
-                <w:lang w:val="en-ZA"/>
-              </w:rPr>
-              <w:t>historique_commandes</w:t>
-            </w:r>
-            <w:proofErr w:type="spellEnd"/>
-            <w:r>
-              <w:rPr>
-                <w:lang w:val="en-ZA"/>
-              </w:rPr>
-              <w:t> </w:t>
-            </w:r>
-            <w:proofErr w:type="spellStart"/>
-            <w:r>
-              <w:rPr>
-                <w:lang w:val="en-ZA"/>
-              </w:rPr>
-              <w:t>alimentée</w:t>
-            </w:r>
-            <w:proofErr w:type="spellEnd"/>
+              <w:t>Table historique_commandes alimentée</w:t>
+            </w:r>
           </w:p>
         </w:tc>
       </w:tr>
@@ -7102,15 +5883,7 @@
           </w:tcPr>
           <w:p>
             <w:r>
-              <w:t>Acompte reçu (</w:t>
-            </w:r>
-            <w:proofErr w:type="spellStart"/>
-            <w:r>
-              <w:t>acompte_recu_xaf</w:t>
-            </w:r>
-            <w:proofErr w:type="spellEnd"/>
-            <w:r>
-              <w:t>) saisi</w:t>
+              <w:t>Acompte reçu (acompte_recu_xaf) saisi</w:t>
             </w:r>
           </w:p>
         </w:tc>
@@ -7203,30 +5976,8 @@
               <w:rPr>
                 <w:lang w:val="en-ZA"/>
               </w:rPr>
-              <w:t xml:space="preserve">Date livraison </w:t>
-            </w:r>
-            <w:proofErr w:type="spellStart"/>
-            <w:r>
-              <w:rPr>
-                <w:lang w:val="en-ZA"/>
-              </w:rPr>
-              <w:t>prévue</w:t>
-            </w:r>
-            <w:proofErr w:type="spellEnd"/>
-            <w:r>
-              <w:rPr>
-                <w:lang w:val="en-ZA"/>
-              </w:rPr>
-              <w:t xml:space="preserve"> </w:t>
-            </w:r>
-            <w:proofErr w:type="spellStart"/>
-            <w:r>
-              <w:rPr>
-                <w:lang w:val="en-ZA"/>
-              </w:rPr>
-              <w:t>dépassée</w:t>
-            </w:r>
-            <w:proofErr w:type="spellEnd"/>
+              <w:t>Date livraison prévue dépassée</w:t>
+            </w:r>
           </w:p>
         </w:tc>
         <w:tc>
@@ -7258,21 +6009,7 @@
               <w:rPr>
                 <w:lang w:val="en-ZA"/>
               </w:rPr>
-              <w:t xml:space="preserve">Alerte </w:t>
-            </w:r>
-            <w:proofErr w:type="spellStart"/>
-            <w:r>
-              <w:rPr>
-                <w:lang w:val="en-ZA"/>
-              </w:rPr>
-              <w:t>ou</w:t>
-            </w:r>
-            <w:proofErr w:type="spellEnd"/>
-            <w:r>
-              <w:rPr>
-                <w:lang w:val="en-ZA"/>
-              </w:rPr>
-              <w:t xml:space="preserve"> flag visible</w:t>
+              <w:t>Alerte ou flag visible</w:t>
             </w:r>
           </w:p>
         </w:tc>
@@ -7310,19 +6047,8 @@
           <w:highlight w:val="red"/>
           <w:lang w:val="en-ZA"/>
         </w:rPr>
-        <w:t xml:space="preserve">Finance — </w:t>
+        <w:t>Finance — Facturation</w:t>
       </w:r>
-      <w:proofErr w:type="spellStart"/>
-      <w:r>
-        <w:rPr>
-          <w:b/>
-          <w:bCs/>
-          <w:highlight w:val="red"/>
-          <w:lang w:val="en-ZA"/>
-        </w:rPr>
-        <w:t>Facturation</w:t>
-      </w:r>
-      <w:proofErr w:type="spellEnd"/>
     </w:p>
     <w:tbl>
       <w:tblPr>
@@ -7415,7 +6141,6 @@
                 <w:lang w:val="en-ZA"/>
               </w:rPr>
             </w:pPr>
-            <w:proofErr w:type="spellStart"/>
             <w:r>
               <w:rPr>
                 <w:b/>
@@ -7424,7 +6149,6 @@
               </w:rPr>
               <w:t>Scénario</w:t>
             </w:r>
-            <w:proofErr w:type="spellEnd"/>
           </w:p>
         </w:tc>
         <w:tc>
@@ -7454,7 +6178,6 @@
                 <w:lang w:val="en-ZA"/>
               </w:rPr>
             </w:pPr>
-            <w:proofErr w:type="spellStart"/>
             <w:r>
               <w:rPr>
                 <w:b/>
@@ -7463,7 +6186,6 @@
               </w:rPr>
               <w:t>Attendu</w:t>
             </w:r>
-            <w:proofErr w:type="spellEnd"/>
           </w:p>
         </w:tc>
       </w:tr>
@@ -7526,88 +6248,44 @@
                 <w:lang w:val="en-ZA"/>
               </w:rPr>
             </w:pPr>
-            <w:proofErr w:type="spellStart"/>
-            <w:r>
-              <w:rPr>
-                <w:lang w:val="en-ZA"/>
-              </w:rPr>
-              <w:t>Générer</w:t>
-            </w:r>
-            <w:proofErr w:type="spellEnd"/>
-            <w:r>
-              <w:rPr>
-                <w:lang w:val="en-ZA"/>
-              </w:rPr>
-              <w:t xml:space="preserve"> facture </w:t>
-            </w:r>
-            <w:proofErr w:type="spellStart"/>
-            <w:r>
-              <w:rPr>
-                <w:lang w:val="en-ZA"/>
-              </w:rPr>
-              <w:t>depuis</w:t>
-            </w:r>
-            <w:proofErr w:type="spellEnd"/>
-            <w:r>
-              <w:rPr>
-                <w:lang w:val="en-ZA"/>
-              </w:rPr>
-              <w:t xml:space="preserve"> </w:t>
-            </w:r>
-            <w:proofErr w:type="spellStart"/>
-            <w:r>
-              <w:rPr>
-                <w:lang w:val="en-ZA"/>
-              </w:rPr>
-              <w:t>commande</w:t>
-            </w:r>
-            <w:proofErr w:type="spellEnd"/>
-          </w:p>
-        </w:tc>
-        <w:tc>
-          <w:tcPr>
-            <w:tcW w:w="0" w:type="auto"/>
-            <w:tcBorders>
-              <w:top w:val="single" w:sz="4" w:space="0" w:color="E4E5E6"/>
-              <w:left w:val="single" w:sz="4" w:space="0" w:color="E4E5E6"/>
-              <w:bottom w:val="single" w:sz="4" w:space="0" w:color="E4E5E6"/>
-              <w:right w:val="single" w:sz="4" w:space="0" w:color="E4E5E6"/>
-            </w:tcBorders>
-            <w:shd w:val="clear" w:color="auto" w:fill="FAFAFD"/>
-            <w:tcMar>
-              <w:top w:w="30" w:type="dxa"/>
-              <w:left w:w="30" w:type="dxa"/>
-              <w:bottom w:w="30" w:type="dxa"/>
-              <w:right w:w="30" w:type="dxa"/>
-            </w:tcMar>
-            <w:vAlign w:val="center"/>
-            <w:hideMark/>
-          </w:tcPr>
-          <w:p>
-            <w:pPr>
-              <w:rPr>
-                <w:lang w:val="en-ZA"/>
-              </w:rPr>
-            </w:pPr>
-            <w:r>
-              <w:rPr>
-                <w:lang w:val="en-ZA"/>
-              </w:rPr>
-              <w:t xml:space="preserve">Données client + </w:t>
-            </w:r>
-            <w:proofErr w:type="spellStart"/>
-            <w:r>
-              <w:rPr>
-                <w:lang w:val="en-ZA"/>
-              </w:rPr>
-              <w:t>lignes</w:t>
-            </w:r>
-            <w:proofErr w:type="spellEnd"/>
-            <w:r>
-              <w:rPr>
-                <w:lang w:val="en-ZA"/>
-              </w:rPr>
-              <w:t xml:space="preserve"> reprises</w:t>
+            <w:r>
+              <w:rPr>
+                <w:lang w:val="en-ZA"/>
+              </w:rPr>
+              <w:t>Générer facture depuis commande</w:t>
+            </w:r>
+          </w:p>
+        </w:tc>
+        <w:tc>
+          <w:tcPr>
+            <w:tcW w:w="0" w:type="auto"/>
+            <w:tcBorders>
+              <w:top w:val="single" w:sz="4" w:space="0" w:color="E4E5E6"/>
+              <w:left w:val="single" w:sz="4" w:space="0" w:color="E4E5E6"/>
+              <w:bottom w:val="single" w:sz="4" w:space="0" w:color="E4E5E6"/>
+              <w:right w:val="single" w:sz="4" w:space="0" w:color="E4E5E6"/>
+            </w:tcBorders>
+            <w:shd w:val="clear" w:color="auto" w:fill="FAFAFD"/>
+            <w:tcMar>
+              <w:top w:w="30" w:type="dxa"/>
+              <w:left w:w="30" w:type="dxa"/>
+              <w:bottom w:w="30" w:type="dxa"/>
+              <w:right w:w="30" w:type="dxa"/>
+            </w:tcMar>
+            <w:vAlign w:val="center"/>
+            <w:hideMark/>
+          </w:tcPr>
+          <w:p>
+            <w:pPr>
+              <w:rPr>
+                <w:lang w:val="en-ZA"/>
+              </w:rPr>
+            </w:pPr>
+            <w:r>
+              <w:rPr>
+                <w:lang w:val="en-ZA"/>
+              </w:rPr>
+              <w:t>Données client + lignes reprises</w:t>
             </w:r>
           </w:p>
         </w:tc>
@@ -7675,71 +6353,41 @@
               <w:rPr>
                 <w:lang w:val="en-ZA"/>
               </w:rPr>
-              <w:t xml:space="preserve">Workflow </w:t>
-            </w:r>
-            <w:proofErr w:type="gramStart"/>
-            <w:r>
-              <w:rPr>
-                <w:lang w:val="en-ZA"/>
-              </w:rPr>
-              <w:t>facture :</w:t>
-            </w:r>
-            <w:proofErr w:type="gramEnd"/>
-            <w:r>
-              <w:rPr>
-                <w:lang w:val="en-ZA"/>
-              </w:rPr>
-              <w:t> </w:t>
-            </w:r>
-            <w:proofErr w:type="spellStart"/>
-            <w:r>
-              <w:rPr>
-                <w:lang w:val="en-ZA"/>
-              </w:rPr>
-              <w:t>brouillon→valide→envoye→paye</w:t>
-            </w:r>
-            <w:proofErr w:type="spellEnd"/>
-          </w:p>
-        </w:tc>
-        <w:tc>
-          <w:tcPr>
-            <w:tcW w:w="0" w:type="auto"/>
-            <w:tcBorders>
-              <w:top w:val="single" w:sz="4" w:space="0" w:color="E4E5E6"/>
-              <w:left w:val="single" w:sz="4" w:space="0" w:color="E4E5E6"/>
-              <w:bottom w:val="single" w:sz="4" w:space="0" w:color="E4E5E6"/>
-              <w:right w:val="single" w:sz="4" w:space="0" w:color="E4E5E6"/>
-            </w:tcBorders>
-            <w:shd w:val="clear" w:color="auto" w:fill="FAFAFD"/>
-            <w:tcMar>
-              <w:top w:w="30" w:type="dxa"/>
-              <w:left w:w="30" w:type="dxa"/>
-              <w:bottom w:w="30" w:type="dxa"/>
-              <w:right w:w="30" w:type="dxa"/>
-            </w:tcMar>
-            <w:vAlign w:val="center"/>
-            <w:hideMark/>
-          </w:tcPr>
-          <w:p>
-            <w:pPr>
-              <w:rPr>
-                <w:lang w:val="en-ZA"/>
-              </w:rPr>
-            </w:pPr>
-            <w:r>
-              <w:rPr>
-                <w:lang w:val="en-ZA"/>
-              </w:rPr>
-              <w:t xml:space="preserve">Transitions </w:t>
-            </w:r>
-            <w:proofErr w:type="spellStart"/>
-            <w:r>
-              <w:rPr>
-                <w:lang w:val="en-ZA"/>
-              </w:rPr>
-              <w:t>correctes</w:t>
-            </w:r>
-            <w:proofErr w:type="spellEnd"/>
+              <w:t>Workflow facture : brouillon→valide→envoye→paye</w:t>
+            </w:r>
+          </w:p>
+        </w:tc>
+        <w:tc>
+          <w:tcPr>
+            <w:tcW w:w="0" w:type="auto"/>
+            <w:tcBorders>
+              <w:top w:val="single" w:sz="4" w:space="0" w:color="E4E5E6"/>
+              <w:left w:val="single" w:sz="4" w:space="0" w:color="E4E5E6"/>
+              <w:bottom w:val="single" w:sz="4" w:space="0" w:color="E4E5E6"/>
+              <w:right w:val="single" w:sz="4" w:space="0" w:color="E4E5E6"/>
+            </w:tcBorders>
+            <w:shd w:val="clear" w:color="auto" w:fill="FAFAFD"/>
+            <w:tcMar>
+              <w:top w:w="30" w:type="dxa"/>
+              <w:left w:w="30" w:type="dxa"/>
+              <w:bottom w:w="30" w:type="dxa"/>
+              <w:right w:w="30" w:type="dxa"/>
+            </w:tcMar>
+            <w:vAlign w:val="center"/>
+            <w:hideMark/>
+          </w:tcPr>
+          <w:p>
+            <w:pPr>
+              <w:rPr>
+                <w:lang w:val="en-ZA"/>
+              </w:rPr>
+            </w:pPr>
+            <w:r>
+              <w:rPr>
+                <w:lang w:val="en-ZA"/>
+              </w:rPr>
+              <w:t>Transitions correctes</w:t>
+            </w:r>
           </w:p>
         </w:tc>
       </w:tr>
@@ -7828,14 +6476,12 @@
                 <w:lang w:val="en-ZA"/>
               </w:rPr>
             </w:pPr>
-            <w:proofErr w:type="spellStart"/>
             <w:r>
               <w:rPr>
                 <w:lang w:val="en-ZA"/>
               </w:rPr>
               <w:t>Bloqué</w:t>
             </w:r>
-            <w:proofErr w:type="spellEnd"/>
           </w:p>
         </w:tc>
       </w:tr>
@@ -7893,82 +6539,42 @@
             <w:hideMark/>
           </w:tcPr>
           <w:p>
-            <w:proofErr w:type="spellStart"/>
-            <w:proofErr w:type="gramStart"/>
-            <w:r>
-              <w:t>montant</w:t>
-            </w:r>
-            <w:proofErr w:type="gramEnd"/>
-            <w:r>
-              <w:t>_paye_xaf</w:t>
-            </w:r>
-            <w:proofErr w:type="spellEnd"/>
-            <w:r>
-              <w:t> mis à jour</w:t>
-            </w:r>
-          </w:p>
-        </w:tc>
-        <w:tc>
-          <w:tcPr>
-            <w:tcW w:w="0" w:type="auto"/>
-            <w:tcBorders>
-              <w:top w:val="single" w:sz="4" w:space="0" w:color="E4E5E6"/>
-              <w:left w:val="single" w:sz="4" w:space="0" w:color="E4E5E6"/>
-              <w:bottom w:val="single" w:sz="4" w:space="0" w:color="E4E5E6"/>
-              <w:right w:val="single" w:sz="4" w:space="0" w:color="E4E5E6"/>
-            </w:tcBorders>
-            <w:shd w:val="clear" w:color="auto" w:fill="FAFAFD"/>
-            <w:tcMar>
-              <w:top w:w="30" w:type="dxa"/>
-              <w:left w:w="30" w:type="dxa"/>
-              <w:bottom w:w="30" w:type="dxa"/>
-              <w:right w:w="30" w:type="dxa"/>
-            </w:tcMar>
-            <w:vAlign w:val="center"/>
-            <w:hideMark/>
-          </w:tcPr>
-          <w:p>
-            <w:pPr>
-              <w:rPr>
-                <w:lang w:val="en-ZA"/>
-              </w:rPr>
-            </w:pPr>
-            <w:proofErr w:type="spellStart"/>
-            <w:r>
-              <w:rPr>
-                <w:lang w:val="en-ZA"/>
-              </w:rPr>
-              <w:t>Solde</w:t>
-            </w:r>
-            <w:proofErr w:type="spellEnd"/>
-            <w:r>
-              <w:rPr>
-                <w:lang w:val="en-ZA"/>
-              </w:rPr>
-              <w:t xml:space="preserve"> </w:t>
-            </w:r>
-            <w:proofErr w:type="spellStart"/>
-            <w:r>
-              <w:rPr>
-                <w:lang w:val="en-ZA"/>
-              </w:rPr>
-              <w:t>restant</w:t>
-            </w:r>
-            <w:proofErr w:type="spellEnd"/>
-            <w:r>
-              <w:rPr>
-                <w:lang w:val="en-ZA"/>
-              </w:rPr>
-              <w:t xml:space="preserve"> = TTC - </w:t>
-            </w:r>
-            <w:proofErr w:type="spellStart"/>
-            <w:r>
-              <w:rPr>
-                <w:lang w:val="en-ZA"/>
-              </w:rPr>
-              <w:t>payé</w:t>
-            </w:r>
-            <w:proofErr w:type="spellEnd"/>
+            <w:r>
+              <w:t>montant_paye_xaf mis à jour</w:t>
+            </w:r>
+          </w:p>
+        </w:tc>
+        <w:tc>
+          <w:tcPr>
+            <w:tcW w:w="0" w:type="auto"/>
+            <w:tcBorders>
+              <w:top w:val="single" w:sz="4" w:space="0" w:color="E4E5E6"/>
+              <w:left w:val="single" w:sz="4" w:space="0" w:color="E4E5E6"/>
+              <w:bottom w:val="single" w:sz="4" w:space="0" w:color="E4E5E6"/>
+              <w:right w:val="single" w:sz="4" w:space="0" w:color="E4E5E6"/>
+            </w:tcBorders>
+            <w:shd w:val="clear" w:color="auto" w:fill="FAFAFD"/>
+            <w:tcMar>
+              <w:top w:w="30" w:type="dxa"/>
+              <w:left w:w="30" w:type="dxa"/>
+              <w:bottom w:w="30" w:type="dxa"/>
+              <w:right w:w="30" w:type="dxa"/>
+            </w:tcMar>
+            <w:vAlign w:val="center"/>
+            <w:hideMark/>
+          </w:tcPr>
+          <w:p>
+            <w:pPr>
+              <w:rPr>
+                <w:lang w:val="en-ZA"/>
+              </w:rPr>
+            </w:pPr>
+            <w:r>
+              <w:rPr>
+                <w:lang w:val="en-ZA"/>
+              </w:rPr>
+              <w:t>Solde restant = TTC - payé</w:t>
+            </w:r>
           </w:p>
         </w:tc>
       </w:tr>
@@ -8031,42 +6637,12 @@
                 <w:lang w:val="en-ZA"/>
               </w:rPr>
             </w:pPr>
-            <w:proofErr w:type="spellStart"/>
-            <w:r>
-              <w:rPr>
-                <w:lang w:val="en-ZA"/>
-              </w:rPr>
-              <w:t>Écriture</w:t>
-            </w:r>
-            <w:proofErr w:type="spellEnd"/>
-            <w:r>
-              <w:rPr>
-                <w:lang w:val="en-ZA"/>
-              </w:rPr>
-              <w:t xml:space="preserve"> </w:t>
-            </w:r>
-            <w:proofErr w:type="spellStart"/>
-            <w:r>
-              <w:rPr>
-                <w:lang w:val="en-ZA"/>
-              </w:rPr>
-              <w:t>comptable</w:t>
-            </w:r>
-            <w:proofErr w:type="spellEnd"/>
-            <w:r>
-              <w:rPr>
-                <w:lang w:val="en-ZA"/>
-              </w:rPr>
-              <w:t xml:space="preserve"> SYSCOHADA </w:t>
-            </w:r>
-            <w:proofErr w:type="spellStart"/>
-            <w:r>
-              <w:rPr>
-                <w:lang w:val="en-ZA"/>
-              </w:rPr>
-              <w:t>générée</w:t>
-            </w:r>
-            <w:proofErr w:type="spellEnd"/>
+            <w:r>
+              <w:rPr>
+                <w:lang w:val="en-ZA"/>
+              </w:rPr>
+              <w:t>Écriture comptable SYSCOHADA générée</w:t>
+            </w:r>
           </w:p>
         </w:tc>
         <w:tc>
@@ -8187,14 +6763,12 @@
                 <w:lang w:val="en-ZA"/>
               </w:rPr>
             </w:pPr>
-            <w:proofErr w:type="spellStart"/>
             <w:r>
               <w:rPr>
                 <w:lang w:val="en-ZA"/>
               </w:rPr>
               <w:t>Autorisé</w:t>
             </w:r>
-            <w:proofErr w:type="spellEnd"/>
           </w:p>
         </w:tc>
       </w:tr>
@@ -8222,27 +6796,7 @@
           <w:highlight w:val="red"/>
           <w:lang w:val="en-ZA"/>
         </w:rPr>
-        <w:t xml:space="preserve">Finance — </w:t>
-      </w:r>
-      <w:proofErr w:type="spellStart"/>
-      <w:r>
-        <w:rPr>
-          <w:b/>
-          <w:bCs/>
-          <w:highlight w:val="red"/>
-          <w:lang w:val="en-ZA"/>
-        </w:rPr>
-        <w:t>Crédits</w:t>
-      </w:r>
-      <w:proofErr w:type="spellEnd"/>
-      <w:r>
-        <w:rPr>
-          <w:b/>
-          <w:bCs/>
-          <w:highlight w:val="red"/>
-          <w:lang w:val="en-ZA"/>
-        </w:rPr>
-        <w:t xml:space="preserve"> Clients</w:t>
+        <w:t>Finance — Crédits Clients</w:t>
       </w:r>
     </w:p>
     <w:tbl>
@@ -8336,7 +6890,6 @@
                 <w:lang w:val="en-ZA"/>
               </w:rPr>
             </w:pPr>
-            <w:proofErr w:type="spellStart"/>
             <w:r>
               <w:rPr>
                 <w:b/>
@@ -8345,7 +6898,6 @@
               </w:rPr>
               <w:t>Scénario</w:t>
             </w:r>
-            <w:proofErr w:type="spellEnd"/>
           </w:p>
         </w:tc>
         <w:tc>
@@ -8375,7 +6927,6 @@
                 <w:lang w:val="en-ZA"/>
               </w:rPr>
             </w:pPr>
-            <w:proofErr w:type="spellStart"/>
             <w:r>
               <w:rPr>
                 <w:b/>
@@ -8384,7 +6935,6 @@
               </w:rPr>
               <w:t>Attendu</w:t>
             </w:r>
-            <w:proofErr w:type="spellEnd"/>
           </w:p>
         </w:tc>
       </w:tr>
@@ -8467,18 +7017,8 @@
             <w:hideMark/>
           </w:tcPr>
           <w:p>
-            <w:proofErr w:type="spellStart"/>
-            <w:proofErr w:type="gramStart"/>
-            <w:r>
-              <w:t>encours</w:t>
-            </w:r>
-            <w:proofErr w:type="gramEnd"/>
-            <w:r>
-              <w:t>_credit_xaf</w:t>
-            </w:r>
-            <w:proofErr w:type="spellEnd"/>
-            <w:r>
-              <w:t> du client augmente</w:t>
+            <w:r>
+              <w:t>encours_credit_xaf du client augmente</w:t>
             </w:r>
           </w:p>
         </w:tc>
@@ -8542,77 +7082,45 @@
                 <w:lang w:val="en-ZA"/>
               </w:rPr>
             </w:pPr>
-            <w:proofErr w:type="spellStart"/>
-            <w:r>
-              <w:rPr>
-                <w:lang w:val="en-ZA"/>
-              </w:rPr>
-              <w:t>Remboursement</w:t>
-            </w:r>
-            <w:proofErr w:type="spellEnd"/>
-            <w:r>
-              <w:rPr>
-                <w:lang w:val="en-ZA"/>
-              </w:rPr>
-              <w:t xml:space="preserve"> </w:t>
-            </w:r>
-            <w:proofErr w:type="spellStart"/>
-            <w:r>
-              <w:rPr>
-                <w:lang w:val="en-ZA"/>
-              </w:rPr>
-              <w:t>partiel</w:t>
-            </w:r>
-            <w:proofErr w:type="spellEnd"/>
-          </w:p>
-        </w:tc>
-        <w:tc>
-          <w:tcPr>
-            <w:tcW w:w="0" w:type="auto"/>
-            <w:tcBorders>
-              <w:top w:val="single" w:sz="4" w:space="0" w:color="E4E5E6"/>
-              <w:left w:val="single" w:sz="4" w:space="0" w:color="E4E5E6"/>
-              <w:bottom w:val="single" w:sz="4" w:space="0" w:color="E4E5E6"/>
-              <w:right w:val="single" w:sz="4" w:space="0" w:color="E4E5E6"/>
-            </w:tcBorders>
-            <w:shd w:val="clear" w:color="auto" w:fill="FAFAFD"/>
-            <w:tcMar>
-              <w:top w:w="30" w:type="dxa"/>
-              <w:left w:w="30" w:type="dxa"/>
-              <w:bottom w:w="30" w:type="dxa"/>
-              <w:right w:w="30" w:type="dxa"/>
-            </w:tcMar>
-            <w:vAlign w:val="center"/>
-            <w:hideMark/>
-          </w:tcPr>
-          <w:p>
-            <w:pPr>
-              <w:rPr>
-                <w:lang w:val="en-ZA"/>
-              </w:rPr>
-            </w:pPr>
-            <w:proofErr w:type="spellStart"/>
-            <w:r>
-              <w:rPr>
-                <w:lang w:val="en-ZA"/>
-              </w:rPr>
-              <w:t>solde_restant_xaf</w:t>
-            </w:r>
-            <w:proofErr w:type="spellEnd"/>
-            <w:r>
-              <w:rPr>
-                <w:lang w:val="en-ZA"/>
-              </w:rPr>
-              <w:t> </w:t>
-            </w:r>
-            <w:proofErr w:type="spellStart"/>
-            <w:r>
-              <w:rPr>
-                <w:lang w:val="en-ZA"/>
-              </w:rPr>
-              <w:t>diminue</w:t>
-            </w:r>
-            <w:proofErr w:type="spellEnd"/>
+            <w:r>
+              <w:rPr>
+                <w:lang w:val="en-ZA"/>
+              </w:rPr>
+              <w:t>Remboursement partiel</w:t>
+            </w:r>
+          </w:p>
+        </w:tc>
+        <w:tc>
+          <w:tcPr>
+            <w:tcW w:w="0" w:type="auto"/>
+            <w:tcBorders>
+              <w:top w:val="single" w:sz="4" w:space="0" w:color="E4E5E6"/>
+              <w:left w:val="single" w:sz="4" w:space="0" w:color="E4E5E6"/>
+              <w:bottom w:val="single" w:sz="4" w:space="0" w:color="E4E5E6"/>
+              <w:right w:val="single" w:sz="4" w:space="0" w:color="E4E5E6"/>
+            </w:tcBorders>
+            <w:shd w:val="clear" w:color="auto" w:fill="FAFAFD"/>
+            <w:tcMar>
+              <w:top w:w="30" w:type="dxa"/>
+              <w:left w:w="30" w:type="dxa"/>
+              <w:bottom w:w="30" w:type="dxa"/>
+              <w:right w:w="30" w:type="dxa"/>
+            </w:tcMar>
+            <w:vAlign w:val="center"/>
+            <w:hideMark/>
+          </w:tcPr>
+          <w:p>
+            <w:pPr>
+              <w:rPr>
+                <w:lang w:val="en-ZA"/>
+              </w:rPr>
+            </w:pPr>
+            <w:r>
+              <w:rPr>
+                <w:lang w:val="en-ZA"/>
+              </w:rPr>
+              <w:t>solde_restant_xaf diminue</w:t>
+            </w:r>
           </w:p>
         </w:tc>
       </w:tr>
@@ -8675,69 +7183,45 @@
                 <w:lang w:val="en-ZA"/>
               </w:rPr>
             </w:pPr>
-            <w:proofErr w:type="spellStart"/>
-            <w:r>
-              <w:rPr>
-                <w:lang w:val="en-ZA"/>
-              </w:rPr>
-              <w:t>Remboursement</w:t>
-            </w:r>
-            <w:proofErr w:type="spellEnd"/>
-            <w:r>
-              <w:rPr>
-                <w:lang w:val="en-ZA"/>
-              </w:rPr>
-              <w:t xml:space="preserve"> total</w:t>
-            </w:r>
-          </w:p>
-        </w:tc>
-        <w:tc>
-          <w:tcPr>
-            <w:tcW w:w="0" w:type="auto"/>
-            <w:tcBorders>
-              <w:top w:val="single" w:sz="4" w:space="0" w:color="E4E5E6"/>
-              <w:left w:val="single" w:sz="4" w:space="0" w:color="E4E5E6"/>
-              <w:bottom w:val="single" w:sz="4" w:space="0" w:color="E4E5E6"/>
-              <w:right w:val="single" w:sz="4" w:space="0" w:color="E4E5E6"/>
-            </w:tcBorders>
-            <w:shd w:val="clear" w:color="auto" w:fill="FAFAFD"/>
-            <w:tcMar>
-              <w:top w:w="30" w:type="dxa"/>
-              <w:left w:w="30" w:type="dxa"/>
-              <w:bottom w:w="30" w:type="dxa"/>
-              <w:right w:w="30" w:type="dxa"/>
-            </w:tcMar>
-            <w:vAlign w:val="center"/>
-            <w:hideMark/>
-          </w:tcPr>
-          <w:p>
-            <w:pPr>
-              <w:rPr>
-                <w:lang w:val="en-ZA"/>
-              </w:rPr>
-            </w:pPr>
-            <w:proofErr w:type="spellStart"/>
-            <w:r>
-              <w:rPr>
-                <w:lang w:val="en-ZA"/>
-              </w:rPr>
-              <w:t>Statut</w:t>
-            </w:r>
-            <w:proofErr w:type="spellEnd"/>
-            <w:r>
-              <w:rPr>
-                <w:lang w:val="en-ZA"/>
-              </w:rPr>
-              <w:t xml:space="preserve"> passe </w:t>
-            </w:r>
-            <w:proofErr w:type="spellStart"/>
-            <w:r>
-              <w:rPr>
-                <w:lang w:val="en-ZA"/>
-              </w:rPr>
-              <w:t>rembourse</w:t>
-            </w:r>
-            <w:proofErr w:type="spellEnd"/>
+            <w:r>
+              <w:rPr>
+                <w:lang w:val="en-ZA"/>
+              </w:rPr>
+              <w:t>Remboursement total</w:t>
+            </w:r>
+          </w:p>
+        </w:tc>
+        <w:tc>
+          <w:tcPr>
+            <w:tcW w:w="0" w:type="auto"/>
+            <w:tcBorders>
+              <w:top w:val="single" w:sz="4" w:space="0" w:color="E4E5E6"/>
+              <w:left w:val="single" w:sz="4" w:space="0" w:color="E4E5E6"/>
+              <w:bottom w:val="single" w:sz="4" w:space="0" w:color="E4E5E6"/>
+              <w:right w:val="single" w:sz="4" w:space="0" w:color="E4E5E6"/>
+            </w:tcBorders>
+            <w:shd w:val="clear" w:color="auto" w:fill="FAFAFD"/>
+            <w:tcMar>
+              <w:top w:w="30" w:type="dxa"/>
+              <w:left w:w="30" w:type="dxa"/>
+              <w:bottom w:w="30" w:type="dxa"/>
+              <w:right w:w="30" w:type="dxa"/>
+            </w:tcMar>
+            <w:vAlign w:val="center"/>
+            <w:hideMark/>
+          </w:tcPr>
+          <w:p>
+            <w:pPr>
+              <w:rPr>
+                <w:lang w:val="en-ZA"/>
+              </w:rPr>
+            </w:pPr>
+            <w:r>
+              <w:rPr>
+                <w:lang w:val="en-ZA"/>
+              </w:rPr>
+              <w:t>Statut passe rembourse</w:t>
+            </w:r>
           </w:p>
         </w:tc>
       </w:tr>
@@ -8804,68 +7288,32 @@
               <w:rPr>
                 <w:lang w:val="en-ZA"/>
               </w:rPr>
-              <w:t xml:space="preserve">Crédit </w:t>
-            </w:r>
-            <w:proofErr w:type="spellStart"/>
-            <w:r>
-              <w:rPr>
-                <w:lang w:val="en-ZA"/>
-              </w:rPr>
-              <w:t>échu</w:t>
-            </w:r>
-            <w:proofErr w:type="spellEnd"/>
-            <w:r>
-              <w:rPr>
-                <w:lang w:val="en-ZA"/>
-              </w:rPr>
-              <w:t xml:space="preserve"> (date </w:t>
-            </w:r>
-            <w:proofErr w:type="spellStart"/>
-            <w:r>
-              <w:rPr>
-                <w:lang w:val="en-ZA"/>
-              </w:rPr>
-              <w:t>dépassée</w:t>
-            </w:r>
-            <w:proofErr w:type="spellEnd"/>
-            <w:r>
-              <w:rPr>
-                <w:lang w:val="en-ZA"/>
-              </w:rPr>
-              <w:t>)</w:t>
-            </w:r>
-          </w:p>
-        </w:tc>
-        <w:tc>
-          <w:tcPr>
-            <w:tcW w:w="0" w:type="auto"/>
-            <w:tcBorders>
-              <w:top w:val="single" w:sz="4" w:space="0" w:color="E4E5E6"/>
-              <w:left w:val="single" w:sz="4" w:space="0" w:color="E4E5E6"/>
-              <w:bottom w:val="single" w:sz="4" w:space="0" w:color="E4E5E6"/>
-              <w:right w:val="single" w:sz="4" w:space="0" w:color="E4E5E6"/>
-            </w:tcBorders>
-            <w:shd w:val="clear" w:color="auto" w:fill="FAFAFD"/>
-            <w:tcMar>
-              <w:top w:w="30" w:type="dxa"/>
-              <w:left w:w="30" w:type="dxa"/>
-              <w:bottom w:w="30" w:type="dxa"/>
-              <w:right w:w="30" w:type="dxa"/>
-            </w:tcMar>
-            <w:vAlign w:val="center"/>
-            <w:hideMark/>
-          </w:tcPr>
-          <w:p>
-            <w:r>
-              <w:t>Statut passe </w:t>
-            </w:r>
-            <w:proofErr w:type="spellStart"/>
-            <w:r>
-              <w:t>echu</w:t>
-            </w:r>
-            <w:proofErr w:type="spellEnd"/>
-            <w:r>
-              <w:t>, alerte visible</w:t>
+              <w:t>Crédit échu (date dépassée)</w:t>
+            </w:r>
+          </w:p>
+        </w:tc>
+        <w:tc>
+          <w:tcPr>
+            <w:tcW w:w="0" w:type="auto"/>
+            <w:tcBorders>
+              <w:top w:val="single" w:sz="4" w:space="0" w:color="E4E5E6"/>
+              <w:left w:val="single" w:sz="4" w:space="0" w:color="E4E5E6"/>
+              <w:bottom w:val="single" w:sz="4" w:space="0" w:color="E4E5E6"/>
+              <w:right w:val="single" w:sz="4" w:space="0" w:color="E4E5E6"/>
+            </w:tcBorders>
+            <w:shd w:val="clear" w:color="auto" w:fill="FAFAFD"/>
+            <w:tcMar>
+              <w:top w:w="30" w:type="dxa"/>
+              <w:left w:w="30" w:type="dxa"/>
+              <w:bottom w:w="30" w:type="dxa"/>
+              <w:right w:w="30" w:type="dxa"/>
+            </w:tcMar>
+            <w:vAlign w:val="center"/>
+            <w:hideMark/>
+          </w:tcPr>
+          <w:p>
+            <w:r>
+              <w:t>Statut passe echu, alerte visible</w:t>
             </w:r>
           </w:p>
         </w:tc>
@@ -8979,27 +7427,7 @@
           <w:highlight w:val="red"/>
           <w:lang w:val="en-ZA"/>
         </w:rPr>
-        <w:t xml:space="preserve">Finance — </w:t>
-      </w:r>
-      <w:proofErr w:type="spellStart"/>
-      <w:r>
-        <w:rPr>
-          <w:b/>
-          <w:bCs/>
-          <w:highlight w:val="red"/>
-          <w:lang w:val="en-ZA"/>
-        </w:rPr>
-        <w:t>Comptabilité</w:t>
-      </w:r>
-      <w:proofErr w:type="spellEnd"/>
-      <w:r>
-        <w:rPr>
-          <w:b/>
-          <w:bCs/>
-          <w:highlight w:val="red"/>
-          <w:lang w:val="en-ZA"/>
-        </w:rPr>
-        <w:t xml:space="preserve"> &amp; Fiscal</w:t>
+        <w:t>Finance — Comptabilité &amp; Fiscal</w:t>
       </w:r>
     </w:p>
     <w:tbl>
@@ -9093,7 +7521,6 @@
                 <w:lang w:val="en-ZA"/>
               </w:rPr>
             </w:pPr>
-            <w:proofErr w:type="spellStart"/>
             <w:r>
               <w:rPr>
                 <w:b/>
@@ -9102,7 +7529,6 @@
               </w:rPr>
               <w:t>Scénario</w:t>
             </w:r>
-            <w:proofErr w:type="spellEnd"/>
           </w:p>
         </w:tc>
         <w:tc>
@@ -9132,7 +7558,6 @@
                 <w:lang w:val="en-ZA"/>
               </w:rPr>
             </w:pPr>
-            <w:proofErr w:type="spellStart"/>
             <w:r>
               <w:rPr>
                 <w:b/>
@@ -9141,7 +7566,6 @@
               </w:rPr>
               <w:t>Attendu</w:t>
             </w:r>
-            <w:proofErr w:type="spellEnd"/>
           </w:p>
         </w:tc>
       </w:tr>
@@ -9204,97 +7628,45 @@
                 <w:lang w:val="en-ZA"/>
               </w:rPr>
             </w:pPr>
-            <w:proofErr w:type="spellStart"/>
-            <w:r>
-              <w:rPr>
-                <w:lang w:val="en-ZA"/>
-              </w:rPr>
-              <w:t>Écriture</w:t>
-            </w:r>
-            <w:proofErr w:type="spellEnd"/>
-            <w:r>
-              <w:rPr>
-                <w:lang w:val="en-ZA"/>
-              </w:rPr>
-              <w:t xml:space="preserve"> </w:t>
-            </w:r>
-            <w:proofErr w:type="spellStart"/>
-            <w:r>
-              <w:rPr>
-                <w:lang w:val="en-ZA"/>
-              </w:rPr>
-              <w:t>comptable</w:t>
-            </w:r>
-            <w:proofErr w:type="spellEnd"/>
-            <w:r>
-              <w:rPr>
-                <w:lang w:val="en-ZA"/>
-              </w:rPr>
-              <w:t xml:space="preserve"> </w:t>
-            </w:r>
-            <w:proofErr w:type="spellStart"/>
-            <w:r>
-              <w:rPr>
-                <w:lang w:val="en-ZA"/>
-              </w:rPr>
-              <w:t>débit</w:t>
-            </w:r>
-            <w:proofErr w:type="spellEnd"/>
-            <w:r>
-              <w:rPr>
-                <w:lang w:val="en-ZA"/>
-              </w:rPr>
-              <w:t xml:space="preserve"> = </w:t>
-            </w:r>
-            <w:proofErr w:type="spellStart"/>
-            <w:r>
-              <w:rPr>
-                <w:lang w:val="en-ZA"/>
-              </w:rPr>
-              <w:t>crédit</w:t>
-            </w:r>
-            <w:proofErr w:type="spellEnd"/>
-          </w:p>
-        </w:tc>
-        <w:tc>
-          <w:tcPr>
-            <w:tcW w:w="0" w:type="auto"/>
-            <w:tcBorders>
-              <w:top w:val="single" w:sz="4" w:space="0" w:color="E4E5E6"/>
-              <w:left w:val="single" w:sz="4" w:space="0" w:color="E4E5E6"/>
-              <w:bottom w:val="single" w:sz="4" w:space="0" w:color="E4E5E6"/>
-              <w:right w:val="single" w:sz="4" w:space="0" w:color="E4E5E6"/>
-            </w:tcBorders>
-            <w:shd w:val="clear" w:color="auto" w:fill="FAFAFD"/>
-            <w:tcMar>
-              <w:top w:w="30" w:type="dxa"/>
-              <w:left w:w="30" w:type="dxa"/>
-              <w:bottom w:w="30" w:type="dxa"/>
-              <w:right w:w="30" w:type="dxa"/>
-            </w:tcMar>
-            <w:vAlign w:val="center"/>
-            <w:hideMark/>
-          </w:tcPr>
-          <w:p>
-            <w:pPr>
-              <w:rPr>
-                <w:lang w:val="en-ZA"/>
-              </w:rPr>
-            </w:pPr>
-            <w:r>
-              <w:rPr>
-                <w:lang w:val="en-ZA"/>
-              </w:rPr>
-              <w:t xml:space="preserve">Balance </w:t>
-            </w:r>
-            <w:proofErr w:type="spellStart"/>
-            <w:r>
-              <w:rPr>
-                <w:lang w:val="en-ZA"/>
-              </w:rPr>
-              <w:t>vérifiée</w:t>
-            </w:r>
-            <w:proofErr w:type="spellEnd"/>
+            <w:r>
+              <w:rPr>
+                <w:lang w:val="en-ZA"/>
+              </w:rPr>
+              <w:t>Écriture comptable débit = crédit</w:t>
+            </w:r>
+          </w:p>
+        </w:tc>
+        <w:tc>
+          <w:tcPr>
+            <w:tcW w:w="0" w:type="auto"/>
+            <w:tcBorders>
+              <w:top w:val="single" w:sz="4" w:space="0" w:color="E4E5E6"/>
+              <w:left w:val="single" w:sz="4" w:space="0" w:color="E4E5E6"/>
+              <w:bottom w:val="single" w:sz="4" w:space="0" w:color="E4E5E6"/>
+              <w:right w:val="single" w:sz="4" w:space="0" w:color="E4E5E6"/>
+            </w:tcBorders>
+            <w:shd w:val="clear" w:color="auto" w:fill="FAFAFD"/>
+            <w:tcMar>
+              <w:top w:w="30" w:type="dxa"/>
+              <w:left w:w="30" w:type="dxa"/>
+              <w:bottom w:w="30" w:type="dxa"/>
+              <w:right w:w="30" w:type="dxa"/>
+            </w:tcMar>
+            <w:vAlign w:val="center"/>
+            <w:hideMark/>
+          </w:tcPr>
+          <w:p>
+            <w:pPr>
+              <w:rPr>
+                <w:lang w:val="en-ZA"/>
+              </w:rPr>
+            </w:pPr>
+            <w:r>
+              <w:rPr>
+                <w:lang w:val="en-ZA"/>
+              </w:rPr>
+              <w:t>Balance vérifiée</w:t>
+            </w:r>
           </w:p>
         </w:tc>
       </w:tr>
@@ -9353,54 +7725,41 @@
           </w:tcPr>
           <w:p>
             <w:r>
-              <w:t>Déclaration fiscale </w:t>
-            </w:r>
-            <w:proofErr w:type="spellStart"/>
-            <w:r>
-              <w:t>a_declarer→soumis→valide</w:t>
-            </w:r>
-            <w:proofErr w:type="spellEnd"/>
-          </w:p>
-        </w:tc>
-        <w:tc>
-          <w:tcPr>
-            <w:tcW w:w="0" w:type="auto"/>
-            <w:tcBorders>
-              <w:top w:val="single" w:sz="4" w:space="0" w:color="E4E5E6"/>
-              <w:left w:val="single" w:sz="4" w:space="0" w:color="E4E5E6"/>
-              <w:bottom w:val="single" w:sz="4" w:space="0" w:color="E4E5E6"/>
-              <w:right w:val="single" w:sz="4" w:space="0" w:color="E4E5E6"/>
-            </w:tcBorders>
-            <w:shd w:val="clear" w:color="auto" w:fill="FAFAFD"/>
-            <w:tcMar>
-              <w:top w:w="30" w:type="dxa"/>
-              <w:left w:w="30" w:type="dxa"/>
-              <w:bottom w:w="30" w:type="dxa"/>
-              <w:right w:w="30" w:type="dxa"/>
-            </w:tcMar>
-            <w:vAlign w:val="center"/>
-            <w:hideMark/>
-          </w:tcPr>
-          <w:p>
-            <w:pPr>
-              <w:rPr>
-                <w:lang w:val="en-ZA"/>
-              </w:rPr>
-            </w:pPr>
-            <w:r>
-              <w:rPr>
-                <w:lang w:val="en-ZA"/>
-              </w:rPr>
-              <w:t xml:space="preserve">Workflow </w:t>
-            </w:r>
-            <w:proofErr w:type="spellStart"/>
-            <w:r>
-              <w:rPr>
-                <w:lang w:val="en-ZA"/>
-              </w:rPr>
-              <w:t>complet</w:t>
-            </w:r>
-            <w:proofErr w:type="spellEnd"/>
+              <w:t>Déclaration fiscale a_declarer→soumis→valide</w:t>
+            </w:r>
+          </w:p>
+        </w:tc>
+        <w:tc>
+          <w:tcPr>
+            <w:tcW w:w="0" w:type="auto"/>
+            <w:tcBorders>
+              <w:top w:val="single" w:sz="4" w:space="0" w:color="E4E5E6"/>
+              <w:left w:val="single" w:sz="4" w:space="0" w:color="E4E5E6"/>
+              <w:bottom w:val="single" w:sz="4" w:space="0" w:color="E4E5E6"/>
+              <w:right w:val="single" w:sz="4" w:space="0" w:color="E4E5E6"/>
+            </w:tcBorders>
+            <w:shd w:val="clear" w:color="auto" w:fill="FAFAFD"/>
+            <w:tcMar>
+              <w:top w:w="30" w:type="dxa"/>
+              <w:left w:w="30" w:type="dxa"/>
+              <w:bottom w:w="30" w:type="dxa"/>
+              <w:right w:w="30" w:type="dxa"/>
+            </w:tcMar>
+            <w:vAlign w:val="center"/>
+            <w:hideMark/>
+          </w:tcPr>
+          <w:p>
+            <w:pPr>
+              <w:rPr>
+                <w:lang w:val="en-ZA"/>
+              </w:rPr>
+            </w:pPr>
+            <w:r>
+              <w:rPr>
+                <w:lang w:val="en-ZA"/>
+              </w:rPr>
+              <w:t>Workflow complet</w:t>
+            </w:r>
           </w:p>
         </w:tc>
       </w:tr>
@@ -9463,42 +7822,12 @@
                 <w:lang w:val="en-ZA"/>
               </w:rPr>
             </w:pPr>
-            <w:proofErr w:type="spellStart"/>
-            <w:r>
-              <w:rPr>
-                <w:lang w:val="en-ZA"/>
-              </w:rPr>
-              <w:t>Déclaration</w:t>
-            </w:r>
-            <w:proofErr w:type="spellEnd"/>
-            <w:r>
-              <w:rPr>
-                <w:lang w:val="en-ZA"/>
-              </w:rPr>
-              <w:t xml:space="preserve"> </w:t>
-            </w:r>
-            <w:proofErr w:type="spellStart"/>
-            <w:r>
-              <w:rPr>
-                <w:lang w:val="en-ZA"/>
-              </w:rPr>
-              <w:t>échue</w:t>
-            </w:r>
-            <w:proofErr w:type="spellEnd"/>
-            <w:r>
-              <w:rPr>
-                <w:lang w:val="en-ZA"/>
-              </w:rPr>
-              <w:t xml:space="preserve"> non </w:t>
-            </w:r>
-            <w:proofErr w:type="spellStart"/>
-            <w:r>
-              <w:rPr>
-                <w:lang w:val="en-ZA"/>
-              </w:rPr>
-              <w:t>soumise</w:t>
-            </w:r>
-            <w:proofErr w:type="spellEnd"/>
+            <w:r>
+              <w:rPr>
+                <w:lang w:val="en-ZA"/>
+              </w:rPr>
+              <w:t>Déclaration échue non soumise</w:t>
+            </w:r>
           </w:p>
         </w:tc>
         <w:tc>
@@ -9623,16 +7952,8 @@
               <w:rPr>
                 <w:lang w:val="en-ZA"/>
               </w:rPr>
-              <w:t xml:space="preserve">Lien </w:t>
-            </w:r>
-            <w:proofErr w:type="spellStart"/>
-            <w:r>
-              <w:rPr>
-                <w:lang w:val="en-ZA"/>
-              </w:rPr>
-              <w:t>traçable</w:t>
-            </w:r>
-            <w:proofErr w:type="spellEnd"/>
+              <w:t>Lien traçable</w:t>
+            </w:r>
           </w:p>
         </w:tc>
       </w:tr>
@@ -9651,16 +7972,7 @@
           <w:bCs/>
           <w:lang w:val="en-ZA"/>
         </w:rPr>
-        <w:t>2.</w:t>
-      </w:r>
-      <w:proofErr w:type="gramStart"/>
-      <w:r>
-        <w:rPr>
-          <w:b/>
-          <w:bCs/>
-          <w:lang w:val="en-ZA"/>
-        </w:rPr>
-        <w:t xml:space="preserve">8 </w:t>
+        <w:t xml:space="preserve">2.8 </w:t>
       </w:r>
       <w:r>
         <w:rPr>
@@ -9670,7 +7982,6 @@
         </w:rPr>
         <w:t>.</w:t>
       </w:r>
-      <w:proofErr w:type="spellStart"/>
       <w:r>
         <w:rPr>
           <w:b/>
@@ -9678,30 +7989,8 @@
           <w:highlight w:val="red"/>
           <w:lang w:val="en-ZA"/>
         </w:rPr>
-        <w:t>Ressources</w:t>
+        <w:t>Ressources Humaines</w:t>
       </w:r>
-      <w:proofErr w:type="spellEnd"/>
-      <w:proofErr w:type="gramEnd"/>
-      <w:r>
-        <w:rPr>
-          <w:b/>
-          <w:bCs/>
-          <w:highlight w:val="red"/>
-          <w:lang w:val="en-ZA"/>
-        </w:rPr>
-        <w:t xml:space="preserve"> </w:t>
-      </w:r>
-      <w:proofErr w:type="spellStart"/>
-      <w:r>
-        <w:rPr>
-          <w:b/>
-          <w:bCs/>
-          <w:highlight w:val="red"/>
-          <w:lang w:val="en-ZA"/>
-        </w:rPr>
-        <w:t>Humaines</w:t>
-      </w:r>
-      <w:proofErr w:type="spellEnd"/>
     </w:p>
     <w:tbl>
       <w:tblPr>
@@ -9794,7 +8083,6 @@
                 <w:lang w:val="en-ZA"/>
               </w:rPr>
             </w:pPr>
-            <w:proofErr w:type="spellStart"/>
             <w:r>
               <w:rPr>
                 <w:b/>
@@ -9803,7 +8091,6 @@
               </w:rPr>
               <w:t>Scénario</w:t>
             </w:r>
-            <w:proofErr w:type="spellEnd"/>
           </w:p>
         </w:tc>
         <w:tc>
@@ -9833,7 +8120,6 @@
                 <w:lang w:val="en-ZA"/>
               </w:rPr>
             </w:pPr>
-            <w:proofErr w:type="spellStart"/>
             <w:r>
               <w:rPr>
                 <w:b/>
@@ -9842,7 +8128,6 @@
               </w:rPr>
               <w:t>Attendu</w:t>
             </w:r>
-            <w:proofErr w:type="spellEnd"/>
           </w:p>
         </w:tc>
       </w:tr>
@@ -9901,15 +8186,7 @@
           </w:tcPr>
           <w:p>
             <w:r>
-              <w:t xml:space="preserve">Créer </w:t>
-            </w:r>
-            <w:proofErr w:type="gramStart"/>
-            <w:r>
-              <w:t>employé</w:t>
-            </w:r>
-            <w:proofErr w:type="gramEnd"/>
-            <w:r>
-              <w:t xml:space="preserve"> CDI avec CNPS</w:t>
+              <w:t>Créer employé CDI avec CNPS</w:t>
             </w:r>
           </w:p>
         </w:tc>
@@ -9942,16 +8219,8 @@
               <w:rPr>
                 <w:lang w:val="en-ZA"/>
               </w:rPr>
-              <w:t xml:space="preserve">Tous les champs </w:t>
-            </w:r>
-            <w:proofErr w:type="spellStart"/>
-            <w:r>
-              <w:rPr>
-                <w:lang w:val="en-ZA"/>
-              </w:rPr>
-              <w:t>sauvegardés</w:t>
-            </w:r>
-            <w:proofErr w:type="spellEnd"/>
+              <w:t>Tous les champs sauvegardés</w:t>
+            </w:r>
           </w:p>
         </w:tc>
       </w:tr>
@@ -10019,113 +8288,41 @@
               <w:rPr>
                 <w:lang w:val="en-ZA"/>
               </w:rPr>
-              <w:t xml:space="preserve">Pointer </w:t>
-            </w:r>
-            <w:proofErr w:type="spellStart"/>
-            <w:r>
-              <w:rPr>
-                <w:lang w:val="en-ZA"/>
-              </w:rPr>
-              <w:t>présence</w:t>
-            </w:r>
-            <w:proofErr w:type="spellEnd"/>
-            <w:r>
-              <w:rPr>
-                <w:lang w:val="en-ZA"/>
-              </w:rPr>
-              <w:t xml:space="preserve"> (</w:t>
-            </w:r>
-            <w:proofErr w:type="spellStart"/>
-            <w:r>
-              <w:rPr>
-                <w:lang w:val="en-ZA"/>
-              </w:rPr>
-              <w:t>arrivée</w:t>
-            </w:r>
-            <w:proofErr w:type="spellEnd"/>
-            <w:r>
-              <w:rPr>
-                <w:lang w:val="en-ZA"/>
-              </w:rPr>
-              <w:t xml:space="preserve"> + </w:t>
-            </w:r>
-            <w:proofErr w:type="spellStart"/>
-            <w:r>
-              <w:rPr>
-                <w:lang w:val="en-ZA"/>
-              </w:rPr>
-              <w:t>départ</w:t>
-            </w:r>
-            <w:proofErr w:type="spellEnd"/>
-            <w:r>
-              <w:rPr>
-                <w:lang w:val="en-ZA"/>
-              </w:rPr>
-              <w:t>)</w:t>
-            </w:r>
-          </w:p>
-        </w:tc>
-        <w:tc>
-          <w:tcPr>
-            <w:tcW w:w="0" w:type="auto"/>
-            <w:tcBorders>
-              <w:top w:val="single" w:sz="4" w:space="0" w:color="E4E5E6"/>
-              <w:left w:val="single" w:sz="4" w:space="0" w:color="E4E5E6"/>
-              <w:bottom w:val="single" w:sz="4" w:space="0" w:color="E4E5E6"/>
-              <w:right w:val="single" w:sz="4" w:space="0" w:color="E4E5E6"/>
-            </w:tcBorders>
-            <w:shd w:val="clear" w:color="auto" w:fill="FAFAFD"/>
-            <w:tcMar>
-              <w:top w:w="30" w:type="dxa"/>
-              <w:left w:w="30" w:type="dxa"/>
-              <w:bottom w:w="30" w:type="dxa"/>
-              <w:right w:w="30" w:type="dxa"/>
-            </w:tcMar>
-            <w:vAlign w:val="center"/>
-            <w:hideMark/>
-          </w:tcPr>
-          <w:p>
-            <w:pPr>
-              <w:rPr>
-                <w:lang w:val="en-ZA"/>
-              </w:rPr>
-            </w:pPr>
-            <w:proofErr w:type="spellStart"/>
-            <w:r>
-              <w:rPr>
-                <w:lang w:val="en-ZA"/>
-              </w:rPr>
-              <w:t>heures</w:t>
-            </w:r>
-            <w:proofErr w:type="spellEnd"/>
-            <w:r>
-              <w:rPr>
-                <w:lang w:val="en-ZA"/>
-              </w:rPr>
-              <w:t> </w:t>
-            </w:r>
-            <w:proofErr w:type="spellStart"/>
-            <w:r>
-              <w:rPr>
-                <w:lang w:val="en-ZA"/>
-              </w:rPr>
-              <w:t>calculé</w:t>
-            </w:r>
-            <w:proofErr w:type="spellEnd"/>
-            <w:r>
-              <w:rPr>
-                <w:lang w:val="en-ZA"/>
-              </w:rPr>
-              <w:t xml:space="preserve"> </w:t>
-            </w:r>
-            <w:proofErr w:type="spellStart"/>
-            <w:r>
-              <w:rPr>
-                <w:lang w:val="en-ZA"/>
-              </w:rPr>
-              <w:t>automatiquement</w:t>
-            </w:r>
-            <w:proofErr w:type="spellEnd"/>
+              <w:t>Pointer présence (arrivée + départ)</w:t>
+            </w:r>
+          </w:p>
+        </w:tc>
+        <w:tc>
+          <w:tcPr>
+            <w:tcW w:w="0" w:type="auto"/>
+            <w:tcBorders>
+              <w:top w:val="single" w:sz="4" w:space="0" w:color="E4E5E6"/>
+              <w:left w:val="single" w:sz="4" w:space="0" w:color="E4E5E6"/>
+              <w:bottom w:val="single" w:sz="4" w:space="0" w:color="E4E5E6"/>
+              <w:right w:val="single" w:sz="4" w:space="0" w:color="E4E5E6"/>
+            </w:tcBorders>
+            <w:shd w:val="clear" w:color="auto" w:fill="FAFAFD"/>
+            <w:tcMar>
+              <w:top w:w="30" w:type="dxa"/>
+              <w:left w:w="30" w:type="dxa"/>
+              <w:bottom w:w="30" w:type="dxa"/>
+              <w:right w:w="30" w:type="dxa"/>
+            </w:tcMar>
+            <w:vAlign w:val="center"/>
+            <w:hideMark/>
+          </w:tcPr>
+          <w:p>
+            <w:pPr>
+              <w:rPr>
+                <w:lang w:val="en-ZA"/>
+              </w:rPr>
+            </w:pPr>
+            <w:r>
+              <w:rPr>
+                <w:lang w:val="en-ZA"/>
+              </w:rPr>
+              <w:t>heures calculé automatiquement</w:t>
+            </w:r>
           </w:p>
         </w:tc>
       </w:tr>
@@ -10188,28 +8385,12 @@
                 <w:lang w:val="en-ZA"/>
               </w:rPr>
             </w:pPr>
-            <w:proofErr w:type="spellStart"/>
-            <w:r>
-              <w:rPr>
-                <w:lang w:val="en-ZA"/>
-              </w:rPr>
-              <w:t>Statut</w:t>
-            </w:r>
-            <w:proofErr w:type="spellEnd"/>
-            <w:r>
-              <w:rPr>
-                <w:lang w:val="en-ZA"/>
-              </w:rPr>
-              <w:t> absent / conge / </w:t>
-            </w:r>
-            <w:proofErr w:type="spellStart"/>
-            <w:r>
-              <w:rPr>
-                <w:lang w:val="en-ZA"/>
-              </w:rPr>
-              <w:t>maladie</w:t>
-            </w:r>
-            <w:proofErr w:type="spellEnd"/>
+            <w:r>
+              <w:rPr>
+                <w:lang w:val="en-ZA"/>
+              </w:rPr>
+              <w:t>Statut absent / conge / maladie</w:t>
+            </w:r>
           </w:p>
         </w:tc>
         <w:tc>
@@ -10386,16 +8567,8 @@
               <w:rPr>
                 <w:lang w:val="en-ZA"/>
               </w:rPr>
-              <w:t>Bulletin </w:t>
-            </w:r>
-            <w:proofErr w:type="spellStart"/>
-            <w:r>
-              <w:rPr>
-                <w:lang w:val="en-ZA"/>
-              </w:rPr>
-              <w:t>valide→vire</w:t>
-            </w:r>
-            <w:proofErr w:type="spellEnd"/>
+              <w:t>Bulletin valide→vire</w:t>
+            </w:r>
           </w:p>
         </w:tc>
         <w:tc>
@@ -10483,103 +8656,45 @@
                 <w:lang w:val="en-ZA"/>
               </w:rPr>
             </w:pPr>
-            <w:proofErr w:type="spellStart"/>
-            <w:r>
-              <w:rPr>
-                <w:lang w:val="en-ZA"/>
-              </w:rPr>
-              <w:t>Apprenant</w:t>
-            </w:r>
-            <w:proofErr w:type="spellEnd"/>
-            <w:r>
-              <w:rPr>
-                <w:lang w:val="en-ZA"/>
-              </w:rPr>
-              <w:t xml:space="preserve"> </w:t>
-            </w:r>
-            <w:proofErr w:type="spellStart"/>
-            <w:r>
-              <w:rPr>
-                <w:lang w:val="en-ZA"/>
-              </w:rPr>
-              <w:t>niveau</w:t>
-            </w:r>
-            <w:proofErr w:type="spellEnd"/>
-            <w:r>
-              <w:rPr>
-                <w:lang w:val="en-ZA"/>
-              </w:rPr>
-              <w:t xml:space="preserve"> 1 → validation → </w:t>
-            </w:r>
-            <w:proofErr w:type="spellStart"/>
-            <w:r>
-              <w:rPr>
-                <w:lang w:val="en-ZA"/>
-              </w:rPr>
-              <w:t>niveau</w:t>
-            </w:r>
-            <w:proofErr w:type="spellEnd"/>
-            <w:r>
-              <w:rPr>
-                <w:lang w:val="en-ZA"/>
-              </w:rPr>
-              <w:t xml:space="preserve"> 2</w:t>
-            </w:r>
-          </w:p>
-        </w:tc>
-        <w:tc>
-          <w:tcPr>
-            <w:tcW w:w="0" w:type="auto"/>
-            <w:tcBorders>
-              <w:top w:val="single" w:sz="4" w:space="0" w:color="E4E5E6"/>
-              <w:left w:val="single" w:sz="4" w:space="0" w:color="E4E5E6"/>
-              <w:bottom w:val="single" w:sz="4" w:space="0" w:color="E4E5E6"/>
-              <w:right w:val="single" w:sz="4" w:space="0" w:color="E4E5E6"/>
-            </w:tcBorders>
-            <w:shd w:val="clear" w:color="auto" w:fill="FAFAFD"/>
-            <w:tcMar>
-              <w:top w:w="30" w:type="dxa"/>
-              <w:left w:w="30" w:type="dxa"/>
-              <w:bottom w:w="30" w:type="dxa"/>
-              <w:right w:w="30" w:type="dxa"/>
-            </w:tcMar>
-            <w:vAlign w:val="center"/>
-            <w:hideMark/>
-          </w:tcPr>
-          <w:p>
-            <w:pPr>
-              <w:rPr>
-                <w:lang w:val="en-ZA"/>
-              </w:rPr>
-            </w:pPr>
-            <w:r>
-              <w:rPr>
-                <w:lang w:val="en-ZA"/>
-              </w:rPr>
-              <w:t>Table </w:t>
-            </w:r>
-            <w:proofErr w:type="spellStart"/>
-            <w:r>
-              <w:rPr>
-                <w:lang w:val="en-ZA"/>
-              </w:rPr>
-              <w:t>validations_niveau</w:t>
-            </w:r>
-            <w:proofErr w:type="spellEnd"/>
-            <w:r>
-              <w:rPr>
-                <w:lang w:val="en-ZA"/>
-              </w:rPr>
-              <w:t> </w:t>
-            </w:r>
-            <w:proofErr w:type="spellStart"/>
-            <w:r>
-              <w:rPr>
-                <w:lang w:val="en-ZA"/>
-              </w:rPr>
-              <w:t>alimentée</w:t>
-            </w:r>
-            <w:proofErr w:type="spellEnd"/>
+            <w:r>
+              <w:rPr>
+                <w:lang w:val="en-ZA"/>
+              </w:rPr>
+              <w:t>Apprenant niveau 1 → validation → niveau 2</w:t>
+            </w:r>
+          </w:p>
+        </w:tc>
+        <w:tc>
+          <w:tcPr>
+            <w:tcW w:w="0" w:type="auto"/>
+            <w:tcBorders>
+              <w:top w:val="single" w:sz="4" w:space="0" w:color="E4E5E6"/>
+              <w:left w:val="single" w:sz="4" w:space="0" w:color="E4E5E6"/>
+              <w:bottom w:val="single" w:sz="4" w:space="0" w:color="E4E5E6"/>
+              <w:right w:val="single" w:sz="4" w:space="0" w:color="E4E5E6"/>
+            </w:tcBorders>
+            <w:shd w:val="clear" w:color="auto" w:fill="FAFAFD"/>
+            <w:tcMar>
+              <w:top w:w="30" w:type="dxa"/>
+              <w:left w:w="30" w:type="dxa"/>
+              <w:bottom w:w="30" w:type="dxa"/>
+              <w:right w:w="30" w:type="dxa"/>
+            </w:tcMar>
+            <w:vAlign w:val="center"/>
+            <w:hideMark/>
+          </w:tcPr>
+          <w:p>
+            <w:pPr>
+              <w:rPr>
+                <w:lang w:val="en-ZA"/>
+              </w:rPr>
+            </w:pPr>
+            <w:r>
+              <w:rPr>
+                <w:lang w:val="en-ZA"/>
+              </w:rPr>
+              <w:t>Table validations_niveau alimentée</w:t>
+            </w:r>
           </w:p>
         </w:tc>
       </w:tr>
@@ -10642,83 +8757,45 @@
                 <w:lang w:val="en-ZA"/>
               </w:rPr>
             </w:pPr>
-            <w:proofErr w:type="spellStart"/>
-            <w:r>
-              <w:rPr>
-                <w:lang w:val="en-ZA"/>
-              </w:rPr>
-              <w:t>Apprenant</w:t>
-            </w:r>
-            <w:proofErr w:type="spellEnd"/>
-            <w:r>
-              <w:rPr>
-                <w:lang w:val="en-ZA"/>
-              </w:rPr>
-              <w:t> </w:t>
-            </w:r>
-            <w:proofErr w:type="spellStart"/>
-            <w:r>
-              <w:rPr>
-                <w:lang w:val="en-ZA"/>
-              </w:rPr>
-              <w:t>diplome→recrute</w:t>
-            </w:r>
-            <w:proofErr w:type="spellEnd"/>
-          </w:p>
-        </w:tc>
-        <w:tc>
-          <w:tcPr>
-            <w:tcW w:w="0" w:type="auto"/>
-            <w:tcBorders>
-              <w:top w:val="single" w:sz="4" w:space="0" w:color="E4E5E6"/>
-              <w:left w:val="single" w:sz="4" w:space="0" w:color="E4E5E6"/>
-              <w:bottom w:val="single" w:sz="4" w:space="0" w:color="E4E5E6"/>
-              <w:right w:val="single" w:sz="4" w:space="0" w:color="E4E5E6"/>
-            </w:tcBorders>
-            <w:shd w:val="clear" w:color="auto" w:fill="FAFAFD"/>
-            <w:tcMar>
-              <w:top w:w="30" w:type="dxa"/>
-              <w:left w:w="30" w:type="dxa"/>
-              <w:bottom w:w="30" w:type="dxa"/>
-              <w:right w:w="30" w:type="dxa"/>
-            </w:tcMar>
-            <w:vAlign w:val="center"/>
-            <w:hideMark/>
-          </w:tcPr>
-          <w:p>
-            <w:pPr>
-              <w:rPr>
-                <w:lang w:val="en-ZA"/>
-              </w:rPr>
-            </w:pPr>
-            <w:r>
-              <w:rPr>
-                <w:lang w:val="en-ZA"/>
-              </w:rPr>
-              <w:t xml:space="preserve">Lien vers </w:t>
-            </w:r>
-            <w:proofErr w:type="spellStart"/>
-            <w:r>
-              <w:rPr>
-                <w:lang w:val="en-ZA"/>
-              </w:rPr>
-              <w:t>employé</w:t>
-            </w:r>
-            <w:proofErr w:type="spellEnd"/>
-            <w:r>
-              <w:rPr>
-                <w:lang w:val="en-ZA"/>
-              </w:rPr>
-              <w:t xml:space="preserve"> </w:t>
-            </w:r>
-            <w:proofErr w:type="spellStart"/>
-            <w:r>
-              <w:rPr>
-                <w:lang w:val="en-ZA"/>
-              </w:rPr>
-              <w:t>créé</w:t>
-            </w:r>
-            <w:proofErr w:type="spellEnd"/>
+            <w:r>
+              <w:rPr>
+                <w:lang w:val="en-ZA"/>
+              </w:rPr>
+              <w:t>Apprenant diplome→recrute</w:t>
+            </w:r>
+          </w:p>
+        </w:tc>
+        <w:tc>
+          <w:tcPr>
+            <w:tcW w:w="0" w:type="auto"/>
+            <w:tcBorders>
+              <w:top w:val="single" w:sz="4" w:space="0" w:color="E4E5E6"/>
+              <w:left w:val="single" w:sz="4" w:space="0" w:color="E4E5E6"/>
+              <w:bottom w:val="single" w:sz="4" w:space="0" w:color="E4E5E6"/>
+              <w:right w:val="single" w:sz="4" w:space="0" w:color="E4E5E6"/>
+            </w:tcBorders>
+            <w:shd w:val="clear" w:color="auto" w:fill="FAFAFD"/>
+            <w:tcMar>
+              <w:top w:w="30" w:type="dxa"/>
+              <w:left w:w="30" w:type="dxa"/>
+              <w:bottom w:w="30" w:type="dxa"/>
+              <w:right w:w="30" w:type="dxa"/>
+            </w:tcMar>
+            <w:vAlign w:val="center"/>
+            <w:hideMark/>
+          </w:tcPr>
+          <w:p>
+            <w:pPr>
+              <w:rPr>
+                <w:lang w:val="en-ZA"/>
+              </w:rPr>
+            </w:pPr>
+            <w:r>
+              <w:rPr>
+                <w:lang w:val="en-ZA"/>
+              </w:rPr>
+              <w:t>Lien vers employé créé</w:t>
+            </w:r>
           </w:p>
         </w:tc>
       </w:tr>
@@ -10840,7 +8917,6 @@
                 <w:lang w:val="en-ZA"/>
               </w:rPr>
             </w:pPr>
-            <w:proofErr w:type="spellStart"/>
             <w:r>
               <w:rPr>
                 <w:b/>
@@ -10849,7 +8925,6 @@
               </w:rPr>
               <w:t>Scénario</w:t>
             </w:r>
-            <w:proofErr w:type="spellEnd"/>
           </w:p>
         </w:tc>
         <w:tc>
@@ -10879,7 +8954,6 @@
                 <w:lang w:val="en-ZA"/>
               </w:rPr>
             </w:pPr>
-            <w:proofErr w:type="spellStart"/>
             <w:r>
               <w:rPr>
                 <w:b/>
@@ -10888,7 +8962,6 @@
               </w:rPr>
               <w:t>Attendu</w:t>
             </w:r>
-            <w:proofErr w:type="spellEnd"/>
           </w:p>
         </w:tc>
       </w:tr>
@@ -10972,15 +9045,7 @@
           </w:tcPr>
           <w:p>
             <w:r>
-              <w:t>Numéro auto, </w:t>
-            </w:r>
-            <w:proofErr w:type="spellStart"/>
-            <w:r>
-              <w:t>commande_id</w:t>
-            </w:r>
-            <w:proofErr w:type="spellEnd"/>
-            <w:r>
-              <w:t> lié</w:t>
+              <w:t>Numéro auto, commande_id lié</w:t>
             </w:r>
           </w:p>
         </w:tc>
@@ -11048,16 +9113,8 @@
               <w:rPr>
                 <w:lang w:val="en-ZA"/>
               </w:rPr>
-              <w:t xml:space="preserve">Assigner machine + </w:t>
-            </w:r>
-            <w:proofErr w:type="spellStart"/>
-            <w:r>
-              <w:rPr>
-                <w:lang w:val="en-ZA"/>
-              </w:rPr>
-              <w:t>technicien</w:t>
-            </w:r>
-            <w:proofErr w:type="spellEnd"/>
+              <w:t>Assigner machine + technicien</w:t>
+            </w:r>
           </w:p>
         </w:tc>
         <w:tc>
@@ -11081,21 +9138,8 @@
           </w:tcPr>
           <w:p>
             <w:r>
-              <w:t>Champs </w:t>
-            </w:r>
-            <w:proofErr w:type="spellStart"/>
-            <w:r>
-              <w:t>machine_id</w:t>
-            </w:r>
-            <w:proofErr w:type="spellEnd"/>
-            <w:r>
-              <w:t> / </w:t>
-            </w:r>
-            <w:proofErr w:type="spellStart"/>
-            <w:r>
-              <w:t>technicien_id</w:t>
-            </w:r>
-            <w:proofErr w:type="spellEnd"/>
+              <w:t>Champs machine_id / technicien_id</w:t>
+            </w:r>
           </w:p>
         </w:tc>
       </w:tr>
@@ -11158,19 +9202,11 @@
                 <w:lang w:val="en-ZA"/>
               </w:rPr>
             </w:pPr>
-            <w:proofErr w:type="spellStart"/>
-            <w:r>
-              <w:rPr>
-                <w:lang w:val="en-ZA"/>
-              </w:rPr>
-              <w:t>Avancement</w:t>
-            </w:r>
-            <w:proofErr w:type="spellEnd"/>
-            <w:r>
-              <w:rPr>
-                <w:lang w:val="en-ZA"/>
-              </w:rPr>
-              <w:t xml:space="preserve"> 0% → 50% → 100%</w:t>
+            <w:r>
+              <w:rPr>
+                <w:lang w:val="en-ZA"/>
+              </w:rPr>
+              <w:t>Avancement 0% → 50% → 100%</w:t>
             </w:r>
           </w:p>
         </w:tc>
@@ -11194,18 +9230,8 @@
             <w:hideMark/>
           </w:tcPr>
           <w:p>
-            <w:proofErr w:type="spellStart"/>
-            <w:proofErr w:type="gramStart"/>
-            <w:r>
-              <w:t>avancement</w:t>
-            </w:r>
-            <w:proofErr w:type="gramEnd"/>
-            <w:r>
-              <w:t>_pct</w:t>
-            </w:r>
-            <w:proofErr w:type="spellEnd"/>
-            <w:r>
-              <w:t> mis à jour</w:t>
+            <w:r>
+              <w:t>avancement_pct mis à jour</w:t>
             </w:r>
           </w:p>
         </w:tc>
@@ -11265,21 +9291,8 @@
           </w:tcPr>
           <w:p>
             <w:r>
-              <w:t>Job </w:t>
-            </w:r>
-            <w:proofErr w:type="spellStart"/>
-            <w:r>
-              <w:t>pret</w:t>
-            </w:r>
-            <w:proofErr w:type="spellEnd"/>
-            <w:r>
-              <w:t> → commande passe </w:t>
-            </w:r>
-            <w:proofErr w:type="spellStart"/>
-            <w:r>
-              <w:t>pret</w:t>
-            </w:r>
-            <w:proofErr w:type="spellEnd"/>
+              <w:t>Job pret → commande passe pret</w:t>
+            </w:r>
           </w:p>
         </w:tc>
         <w:tc>
@@ -11311,16 +9324,8 @@
               <w:rPr>
                 <w:lang w:val="en-ZA"/>
               </w:rPr>
-              <w:t xml:space="preserve">Synchronisation des </w:t>
-            </w:r>
-            <w:proofErr w:type="spellStart"/>
-            <w:r>
-              <w:rPr>
-                <w:lang w:val="en-ZA"/>
-              </w:rPr>
-              <w:t>statuts</w:t>
-            </w:r>
-            <w:proofErr w:type="spellEnd"/>
+              <w:t>Synchronisation des statuts</w:t>
+            </w:r>
           </w:p>
         </w:tc>
       </w:tr>
@@ -11412,30 +9417,8 @@
               <w:rPr>
                 <w:lang w:val="en-ZA"/>
               </w:rPr>
-              <w:t xml:space="preserve">Warning </w:t>
-            </w:r>
-            <w:proofErr w:type="spellStart"/>
-            <w:r>
-              <w:rPr>
-                <w:lang w:val="en-ZA"/>
-              </w:rPr>
-              <w:t>ou</w:t>
-            </w:r>
-            <w:proofErr w:type="spellEnd"/>
-            <w:r>
-              <w:rPr>
-                <w:lang w:val="en-ZA"/>
-              </w:rPr>
-              <w:t xml:space="preserve"> </w:t>
-            </w:r>
-            <w:proofErr w:type="spellStart"/>
-            <w:r>
-              <w:rPr>
-                <w:lang w:val="en-ZA"/>
-              </w:rPr>
-              <w:t>blocage</w:t>
-            </w:r>
-            <w:proofErr w:type="spellEnd"/>
+              <w:t>Warning ou blocage</w:t>
+            </w:r>
           </w:p>
         </w:tc>
       </w:tr>
@@ -11493,79 +9476,42 @@
             <w:hideMark/>
           </w:tcPr>
           <w:p>
-            <w:proofErr w:type="spellStart"/>
-            <w:proofErr w:type="gramStart"/>
-            <w:r>
-              <w:t>date</w:t>
-            </w:r>
-            <w:proofErr w:type="gramEnd"/>
-            <w:r>
-              <w:t>_fin_reelle</w:t>
-            </w:r>
-            <w:proofErr w:type="spellEnd"/>
-            <w:r>
-              <w:t> vs </w:t>
-            </w:r>
-            <w:proofErr w:type="spellStart"/>
-            <w:r>
-              <w:t>date_fin_prevue</w:t>
-            </w:r>
-            <w:proofErr w:type="spellEnd"/>
-          </w:p>
-        </w:tc>
-        <w:tc>
-          <w:tcPr>
-            <w:tcW w:w="0" w:type="auto"/>
-            <w:tcBorders>
-              <w:top w:val="single" w:sz="4" w:space="0" w:color="E4E5E6"/>
-              <w:left w:val="single" w:sz="4" w:space="0" w:color="E4E5E6"/>
-              <w:bottom w:val="single" w:sz="4" w:space="0" w:color="E4E5E6"/>
-              <w:right w:val="single" w:sz="4" w:space="0" w:color="E4E5E6"/>
-            </w:tcBorders>
-            <w:shd w:val="clear" w:color="auto" w:fill="FAFAFD"/>
-            <w:tcMar>
-              <w:top w:w="30" w:type="dxa"/>
-              <w:left w:w="30" w:type="dxa"/>
-              <w:bottom w:w="30" w:type="dxa"/>
-              <w:right w:w="30" w:type="dxa"/>
-            </w:tcMar>
-            <w:vAlign w:val="center"/>
-            <w:hideMark/>
-          </w:tcPr>
-          <w:p>
-            <w:pPr>
-              <w:rPr>
-                <w:lang w:val="en-ZA"/>
-              </w:rPr>
-            </w:pPr>
-            <w:r>
-              <w:rPr>
-                <w:lang w:val="en-ZA"/>
-              </w:rPr>
-              <w:t xml:space="preserve">Retard </w:t>
-            </w:r>
-            <w:proofErr w:type="spellStart"/>
-            <w:r>
-              <w:rPr>
-                <w:lang w:val="en-ZA"/>
-              </w:rPr>
-              <w:t>détecté</w:t>
-            </w:r>
-            <w:proofErr w:type="spellEnd"/>
-            <w:r>
-              <w:rPr>
-                <w:lang w:val="en-ZA"/>
-              </w:rPr>
-              <w:t xml:space="preserve"> et </w:t>
-            </w:r>
-            <w:proofErr w:type="spellStart"/>
-            <w:r>
-              <w:rPr>
-                <w:lang w:val="en-ZA"/>
-              </w:rPr>
-              <w:t>affiché</w:t>
-            </w:r>
-            <w:proofErr w:type="spellEnd"/>
+            <w:r>
+              <w:t>date_fin_reelle vs date_fin_prevue</w:t>
+            </w:r>
+          </w:p>
+        </w:tc>
+        <w:tc>
+          <w:tcPr>
+            <w:tcW w:w="0" w:type="auto"/>
+            <w:tcBorders>
+              <w:top w:val="single" w:sz="4" w:space="0" w:color="E4E5E6"/>
+              <w:left w:val="single" w:sz="4" w:space="0" w:color="E4E5E6"/>
+              <w:bottom w:val="single" w:sz="4" w:space="0" w:color="E4E5E6"/>
+              <w:right w:val="single" w:sz="4" w:space="0" w:color="E4E5E6"/>
+            </w:tcBorders>
+            <w:shd w:val="clear" w:color="auto" w:fill="FAFAFD"/>
+            <w:tcMar>
+              <w:top w:w="30" w:type="dxa"/>
+              <w:left w:w="30" w:type="dxa"/>
+              <w:bottom w:w="30" w:type="dxa"/>
+              <w:right w:w="30" w:type="dxa"/>
+            </w:tcMar>
+            <w:vAlign w:val="center"/>
+            <w:hideMark/>
+          </w:tcPr>
+          <w:p>
+            <w:pPr>
+              <w:rPr>
+                <w:lang w:val="en-ZA"/>
+              </w:rPr>
+            </w:pPr>
+            <w:r>
+              <w:rPr>
+                <w:lang w:val="en-ZA"/>
+              </w:rPr>
+              <w:t>Retard détecté et affiché</w:t>
+            </w:r>
           </w:p>
         </w:tc>
       </w:tr>
@@ -11593,18 +9539,8 @@
           <w:bCs/>
           <w:lang w:val="en-ZA"/>
         </w:rPr>
-        <w:t xml:space="preserve">2.10 </w:t>
+        <w:t>2.10 Projets</w:t>
       </w:r>
-      <w:proofErr w:type="spellStart"/>
-      <w:r>
-        <w:rPr>
-          <w:b/>
-          <w:bCs/>
-          <w:lang w:val="en-ZA"/>
-        </w:rPr>
-        <w:t>Projets</w:t>
-      </w:r>
-      <w:proofErr w:type="spellEnd"/>
     </w:p>
     <w:tbl>
       <w:tblPr>
@@ -11697,7 +9633,6 @@
                 <w:lang w:val="en-ZA"/>
               </w:rPr>
             </w:pPr>
-            <w:proofErr w:type="spellStart"/>
             <w:r>
               <w:rPr>
                 <w:b/>
@@ -11706,7 +9641,6 @@
               </w:rPr>
               <w:t>Scénario</w:t>
             </w:r>
-            <w:proofErr w:type="spellEnd"/>
           </w:p>
         </w:tc>
         <w:tc>
@@ -11736,7 +9670,6 @@
                 <w:lang w:val="en-ZA"/>
               </w:rPr>
             </w:pPr>
-            <w:proofErr w:type="spellStart"/>
             <w:r>
               <w:rPr>
                 <w:b/>
@@ -11745,7 +9678,6 @@
               </w:rPr>
               <w:t>Attendu</w:t>
             </w:r>
-            <w:proofErr w:type="spellEnd"/>
           </w:p>
         </w:tc>
       </w:tr>
@@ -11833,28 +9765,12 @@
                 <w:lang w:val="en-ZA"/>
               </w:rPr>
             </w:pPr>
-            <w:proofErr w:type="spellStart"/>
-            <w:r>
-              <w:rPr>
-                <w:lang w:val="en-ZA"/>
-              </w:rPr>
-              <w:t>Sauvegarde</w:t>
-            </w:r>
-            <w:proofErr w:type="spellEnd"/>
-            <w:r>
-              <w:rPr>
-                <w:lang w:val="en-ZA"/>
-              </w:rPr>
-              <w:t xml:space="preserve"> </w:t>
-            </w:r>
-            <w:proofErr w:type="spellStart"/>
-            <w:r>
-              <w:rPr>
-                <w:lang w:val="en-ZA"/>
-              </w:rPr>
-              <w:t>complète</w:t>
-            </w:r>
-            <w:proofErr w:type="spellEnd"/>
+            <w:r>
+              <w:rPr>
+                <w:lang w:val="en-ZA"/>
+              </w:rPr>
+              <w:t>Sauvegarde complète</w:t>
+            </w:r>
           </w:p>
         </w:tc>
       </w:tr>
@@ -11917,42 +9833,12 @@
                 <w:lang w:val="en-ZA"/>
               </w:rPr>
             </w:pPr>
-            <w:proofErr w:type="spellStart"/>
-            <w:r>
-              <w:rPr>
-                <w:lang w:val="en-ZA"/>
-              </w:rPr>
-              <w:t>Ajouter</w:t>
-            </w:r>
-            <w:proofErr w:type="spellEnd"/>
-            <w:r>
-              <w:rPr>
-                <w:lang w:val="en-ZA"/>
-              </w:rPr>
-              <w:t xml:space="preserve"> </w:t>
-            </w:r>
-            <w:proofErr w:type="spellStart"/>
-            <w:r>
-              <w:rPr>
-                <w:lang w:val="en-ZA"/>
-              </w:rPr>
-              <w:t>tâches</w:t>
-            </w:r>
-            <w:proofErr w:type="spellEnd"/>
-            <w:r>
-              <w:rPr>
-                <w:lang w:val="en-ZA"/>
-              </w:rPr>
-              <w:t xml:space="preserve"> avec </w:t>
-            </w:r>
-            <w:proofErr w:type="spellStart"/>
-            <w:r>
-              <w:rPr>
-                <w:lang w:val="en-ZA"/>
-              </w:rPr>
-              <w:t>priorités</w:t>
-            </w:r>
-            <w:proofErr w:type="spellEnd"/>
+            <w:r>
+              <w:rPr>
+                <w:lang w:val="en-ZA"/>
+              </w:rPr>
+              <w:t>Ajouter tâches avec priorités</w:t>
+            </w:r>
           </w:p>
         </w:tc>
         <w:tc>
@@ -11976,23 +9862,7 @@
           </w:tcPr>
           <w:p>
             <w:r>
-              <w:t>Tri par </w:t>
-            </w:r>
-            <w:proofErr w:type="spellStart"/>
-            <w:r>
-              <w:t>priorite</w:t>
-            </w:r>
-            <w:proofErr w:type="spellEnd"/>
-            <w:r>
-              <w:t> (</w:t>
-            </w:r>
-            <w:proofErr w:type="spellStart"/>
-            <w:r>
-              <w:t>critique→basse</w:t>
-            </w:r>
-            <w:proofErr w:type="spellEnd"/>
-            <w:r>
-              <w:t>)</w:t>
+              <w:t>Tri par priorite (critique→basse)</w:t>
             </w:r>
           </w:p>
         </w:tc>
@@ -12052,13 +9922,8 @@
           </w:tcPr>
           <w:p>
             <w:r>
-              <w:t>Tâche </w:t>
-            </w:r>
-            <w:proofErr w:type="spellStart"/>
-            <w:r>
-              <w:t>todo→en_cours→done</w:t>
-            </w:r>
-            <w:proofErr w:type="spellEnd"/>
+              <w:t>Tâche todo→en_cours→done</w:t>
+            </w:r>
           </w:p>
         </w:tc>
         <w:tc>
@@ -12147,28 +10012,12 @@
                 <w:lang w:val="en-ZA"/>
               </w:rPr>
             </w:pPr>
-            <w:proofErr w:type="spellStart"/>
-            <w:r>
-              <w:rPr>
-                <w:lang w:val="en-ZA"/>
-              </w:rPr>
-              <w:t>depense_xaf</w:t>
-            </w:r>
-            <w:proofErr w:type="spellEnd"/>
-            <w:r>
-              <w:rPr>
-                <w:lang w:val="en-ZA"/>
-              </w:rPr>
-              <w:t> &gt; </w:t>
-            </w:r>
-            <w:proofErr w:type="spellStart"/>
-            <w:r>
-              <w:rPr>
-                <w:lang w:val="en-ZA"/>
-              </w:rPr>
-              <w:t>budget_xaf</w:t>
-            </w:r>
-            <w:proofErr w:type="spellEnd"/>
+            <w:r>
+              <w:rPr>
+                <w:lang w:val="en-ZA"/>
+              </w:rPr>
+              <w:t>depense_xaf &gt; budget_xaf</w:t>
+            </w:r>
           </w:p>
         </w:tc>
         <w:tc>
@@ -12200,21 +10049,7 @@
               <w:rPr>
                 <w:lang w:val="en-ZA"/>
               </w:rPr>
-              <w:t xml:space="preserve">Alerte </w:t>
-            </w:r>
-            <w:proofErr w:type="spellStart"/>
-            <w:r>
-              <w:rPr>
-                <w:lang w:val="en-ZA"/>
-              </w:rPr>
-              <w:t>dépassement</w:t>
-            </w:r>
-            <w:proofErr w:type="spellEnd"/>
-            <w:r>
-              <w:rPr>
-                <w:lang w:val="en-ZA"/>
-              </w:rPr>
-              <w:t xml:space="preserve"> budget</w:t>
+              <w:t>Alerte dépassement budget</w:t>
             </w:r>
           </w:p>
         </w:tc>
@@ -12278,28 +10113,12 @@
                 <w:lang w:val="en-ZA"/>
               </w:rPr>
             </w:pPr>
-            <w:proofErr w:type="spellStart"/>
-            <w:r>
-              <w:rPr>
-                <w:lang w:val="en-ZA"/>
-              </w:rPr>
-              <w:t>Projet</w:t>
-            </w:r>
-            <w:proofErr w:type="spellEnd"/>
-            <w:r>
-              <w:rPr>
-                <w:lang w:val="en-ZA"/>
-              </w:rPr>
-              <w:t> </w:t>
-            </w:r>
-            <w:proofErr w:type="spellStart"/>
-            <w:r>
-              <w:rPr>
-                <w:lang w:val="en-ZA"/>
-              </w:rPr>
-              <w:t>suspendu</w:t>
-            </w:r>
-            <w:proofErr w:type="spellEnd"/>
+            <w:r>
+              <w:rPr>
+                <w:lang w:val="en-ZA"/>
+              </w:rPr>
+              <w:t>Projet suspendu</w:t>
+            </w:r>
           </w:p>
         </w:tc>
         <w:tc>
@@ -12327,28 +10146,12 @@
                 <w:lang w:val="en-ZA"/>
               </w:rPr>
             </w:pPr>
-            <w:proofErr w:type="spellStart"/>
-            <w:r>
-              <w:rPr>
-                <w:lang w:val="en-ZA"/>
-              </w:rPr>
-              <w:t>Tâches</w:t>
-            </w:r>
-            <w:proofErr w:type="spellEnd"/>
-            <w:r>
-              <w:rPr>
-                <w:lang w:val="en-ZA"/>
-              </w:rPr>
-              <w:t xml:space="preserve"> </w:t>
-            </w:r>
-            <w:proofErr w:type="spellStart"/>
-            <w:r>
-              <w:rPr>
-                <w:lang w:val="en-ZA"/>
-              </w:rPr>
-              <w:t>bloquées</w:t>
-            </w:r>
-            <w:proofErr w:type="spellEnd"/>
+            <w:r>
+              <w:rPr>
+                <w:lang w:val="en-ZA"/>
+              </w:rPr>
+              <w:t>Tâches bloquées</w:t>
+            </w:r>
           </w:p>
         </w:tc>
       </w:tr>
@@ -12378,7 +10181,6 @@
         </w:rPr>
         <w:t xml:space="preserve">2.11 </w:t>
       </w:r>
-      <w:proofErr w:type="spellStart"/>
       <w:r>
         <w:rPr>
           <w:b/>
@@ -12386,17 +10188,7 @@
           <w:highlight w:val="red"/>
           <w:lang w:val="en-ZA"/>
         </w:rPr>
-        <w:t>Logistique</w:t>
-      </w:r>
-      <w:proofErr w:type="spellEnd"/>
-      <w:r>
-        <w:rPr>
-          <w:b/>
-          <w:bCs/>
-          <w:highlight w:val="red"/>
-          <w:lang w:val="en-ZA"/>
-        </w:rPr>
-        <w:t xml:space="preserve"> — Livraisons</w:t>
+        <w:t>Logistique — Livraisons</w:t>
       </w:r>
     </w:p>
     <w:tbl>
@@ -12490,7 +10282,6 @@
                 <w:lang w:val="en-ZA"/>
               </w:rPr>
             </w:pPr>
-            <w:proofErr w:type="spellStart"/>
             <w:r>
               <w:rPr>
                 <w:b/>
@@ -12499,7 +10290,6 @@
               </w:rPr>
               <w:t>Scénario</w:t>
             </w:r>
-            <w:proofErr w:type="spellEnd"/>
           </w:p>
         </w:tc>
         <w:tc>
@@ -12529,7 +10319,6 @@
                 <w:lang w:val="en-ZA"/>
               </w:rPr>
             </w:pPr>
-            <w:proofErr w:type="spellStart"/>
             <w:r>
               <w:rPr>
                 <w:b/>
@@ -12538,7 +10327,6 @@
               </w:rPr>
               <w:t>Attendu</w:t>
             </w:r>
-            <w:proofErr w:type="spellEnd"/>
           </w:p>
         </w:tc>
       </w:tr>
@@ -12686,55 +10474,45 @@
                 <w:lang w:val="en-ZA"/>
               </w:rPr>
             </w:pPr>
-            <w:proofErr w:type="spellStart"/>
             <w:r>
               <w:rPr>
                 <w:lang w:val="en-ZA"/>
               </w:rPr>
               <w:t>confirmed→pret→delivered</w:t>
             </w:r>
-            <w:proofErr w:type="spellEnd"/>
-          </w:p>
-        </w:tc>
-        <w:tc>
-          <w:tcPr>
-            <w:tcW w:w="0" w:type="auto"/>
-            <w:tcBorders>
-              <w:top w:val="single" w:sz="4" w:space="0" w:color="E4E5E6"/>
-              <w:left w:val="single" w:sz="4" w:space="0" w:color="E4E5E6"/>
-              <w:bottom w:val="single" w:sz="4" w:space="0" w:color="E4E5E6"/>
-              <w:right w:val="single" w:sz="4" w:space="0" w:color="E4E5E6"/>
-            </w:tcBorders>
-            <w:shd w:val="clear" w:color="auto" w:fill="FAFAFD"/>
-            <w:tcMar>
-              <w:top w:w="30" w:type="dxa"/>
-              <w:left w:w="30" w:type="dxa"/>
-              <w:bottom w:w="30" w:type="dxa"/>
-              <w:right w:w="30" w:type="dxa"/>
-            </w:tcMar>
-            <w:vAlign w:val="center"/>
-            <w:hideMark/>
-          </w:tcPr>
-          <w:p>
-            <w:pPr>
-              <w:rPr>
-                <w:lang w:val="en-ZA"/>
-              </w:rPr>
-            </w:pPr>
-            <w:r>
-              <w:rPr>
-                <w:lang w:val="en-ZA"/>
-              </w:rPr>
-              <w:t xml:space="preserve">Transitions </w:t>
-            </w:r>
-            <w:proofErr w:type="spellStart"/>
-            <w:r>
-              <w:rPr>
-                <w:lang w:val="en-ZA"/>
-              </w:rPr>
-              <w:t>correctes</w:t>
-            </w:r>
-            <w:proofErr w:type="spellEnd"/>
+          </w:p>
+        </w:tc>
+        <w:tc>
+          <w:tcPr>
+            <w:tcW w:w="0" w:type="auto"/>
+            <w:tcBorders>
+              <w:top w:val="single" w:sz="4" w:space="0" w:color="E4E5E6"/>
+              <w:left w:val="single" w:sz="4" w:space="0" w:color="E4E5E6"/>
+              <w:bottom w:val="single" w:sz="4" w:space="0" w:color="E4E5E6"/>
+              <w:right w:val="single" w:sz="4" w:space="0" w:color="E4E5E6"/>
+            </w:tcBorders>
+            <w:shd w:val="clear" w:color="auto" w:fill="FAFAFD"/>
+            <w:tcMar>
+              <w:top w:w="30" w:type="dxa"/>
+              <w:left w:w="30" w:type="dxa"/>
+              <w:bottom w:w="30" w:type="dxa"/>
+              <w:right w:w="30" w:type="dxa"/>
+            </w:tcMar>
+            <w:vAlign w:val="center"/>
+            <w:hideMark/>
+          </w:tcPr>
+          <w:p>
+            <w:pPr>
+              <w:rPr>
+                <w:lang w:val="en-ZA"/>
+              </w:rPr>
+            </w:pPr>
+            <w:r>
+              <w:rPr>
+                <w:lang w:val="en-ZA"/>
+              </w:rPr>
+              <w:t>Transitions correctes</w:t>
+            </w:r>
           </w:p>
         </w:tc>
       </w:tr>
@@ -12797,68 +10575,44 @@
                 <w:lang w:val="en-ZA"/>
               </w:rPr>
             </w:pPr>
-            <w:proofErr w:type="spellStart"/>
-            <w:r>
-              <w:rPr>
-                <w:lang w:val="en-ZA"/>
-              </w:rPr>
-              <w:t>date_livraison_reelle</w:t>
-            </w:r>
-            <w:proofErr w:type="spellEnd"/>
-            <w:r>
-              <w:rPr>
-                <w:lang w:val="en-ZA"/>
-              </w:rPr>
-              <w:t> </w:t>
-            </w:r>
-            <w:proofErr w:type="spellStart"/>
-            <w:r>
-              <w:rPr>
-                <w:lang w:val="en-ZA"/>
-              </w:rPr>
-              <w:t>saisie</w:t>
-            </w:r>
-            <w:proofErr w:type="spellEnd"/>
-          </w:p>
-        </w:tc>
-        <w:tc>
-          <w:tcPr>
-            <w:tcW w:w="0" w:type="auto"/>
-            <w:tcBorders>
-              <w:top w:val="single" w:sz="4" w:space="0" w:color="E4E5E6"/>
-              <w:left w:val="single" w:sz="4" w:space="0" w:color="E4E5E6"/>
-              <w:bottom w:val="single" w:sz="4" w:space="0" w:color="E4E5E6"/>
-              <w:right w:val="single" w:sz="4" w:space="0" w:color="E4E5E6"/>
-            </w:tcBorders>
-            <w:shd w:val="clear" w:color="auto" w:fill="FAFAFD"/>
-            <w:tcMar>
-              <w:top w:w="30" w:type="dxa"/>
-              <w:left w:w="30" w:type="dxa"/>
-              <w:bottom w:w="30" w:type="dxa"/>
-              <w:right w:w="30" w:type="dxa"/>
-            </w:tcMar>
-            <w:vAlign w:val="center"/>
-            <w:hideMark/>
-          </w:tcPr>
-          <w:p>
-            <w:pPr>
-              <w:rPr>
-                <w:lang w:val="en-ZA"/>
-              </w:rPr>
-            </w:pPr>
-            <w:proofErr w:type="spellStart"/>
-            <w:r>
-              <w:rPr>
-                <w:lang w:val="en-ZA"/>
-              </w:rPr>
-              <w:t>Commande</w:t>
-            </w:r>
-            <w:proofErr w:type="spellEnd"/>
-            <w:r>
-              <w:rPr>
-                <w:lang w:val="en-ZA"/>
-              </w:rPr>
-              <w:t xml:space="preserve"> passe delivered</w:t>
+            <w:r>
+              <w:rPr>
+                <w:lang w:val="en-ZA"/>
+              </w:rPr>
+              <w:t>date_livraison_reelle saisie</w:t>
+            </w:r>
+          </w:p>
+        </w:tc>
+        <w:tc>
+          <w:tcPr>
+            <w:tcW w:w="0" w:type="auto"/>
+            <w:tcBorders>
+              <w:top w:val="single" w:sz="4" w:space="0" w:color="E4E5E6"/>
+              <w:left w:val="single" w:sz="4" w:space="0" w:color="E4E5E6"/>
+              <w:bottom w:val="single" w:sz="4" w:space="0" w:color="E4E5E6"/>
+              <w:right w:val="single" w:sz="4" w:space="0" w:color="E4E5E6"/>
+            </w:tcBorders>
+            <w:shd w:val="clear" w:color="auto" w:fill="FAFAFD"/>
+            <w:tcMar>
+              <w:top w:w="30" w:type="dxa"/>
+              <w:left w:w="30" w:type="dxa"/>
+              <w:bottom w:w="30" w:type="dxa"/>
+              <w:right w:w="30" w:type="dxa"/>
+            </w:tcMar>
+            <w:vAlign w:val="center"/>
+            <w:hideMark/>
+          </w:tcPr>
+          <w:p>
+            <w:pPr>
+              <w:rPr>
+                <w:lang w:val="en-ZA"/>
+              </w:rPr>
+            </w:pPr>
+            <w:r>
+              <w:rPr>
+                <w:lang w:val="en-ZA"/>
+              </w:rPr>
+              <w:t>Commande passe delivered</w:t>
             </w:r>
           </w:p>
         </w:tc>
@@ -12926,47 +10680,32 @@
               <w:rPr>
                 <w:lang w:val="en-ZA"/>
               </w:rPr>
-              <w:t xml:space="preserve">Livraison </w:t>
-            </w:r>
-            <w:proofErr w:type="spellStart"/>
-            <w:r>
-              <w:rPr>
-                <w:lang w:val="en-ZA"/>
-              </w:rPr>
-              <w:t>annulée</w:t>
-            </w:r>
-            <w:proofErr w:type="spellEnd"/>
-          </w:p>
-        </w:tc>
-        <w:tc>
-          <w:tcPr>
-            <w:tcW w:w="0" w:type="auto"/>
-            <w:tcBorders>
-              <w:top w:val="single" w:sz="4" w:space="0" w:color="E4E5E6"/>
-              <w:left w:val="single" w:sz="4" w:space="0" w:color="E4E5E6"/>
-              <w:bottom w:val="single" w:sz="4" w:space="0" w:color="E4E5E6"/>
-              <w:right w:val="single" w:sz="4" w:space="0" w:color="E4E5E6"/>
-            </w:tcBorders>
-            <w:shd w:val="clear" w:color="auto" w:fill="FAFAFD"/>
-            <w:tcMar>
-              <w:top w:w="30" w:type="dxa"/>
-              <w:left w:w="30" w:type="dxa"/>
-              <w:bottom w:w="30" w:type="dxa"/>
-              <w:right w:w="30" w:type="dxa"/>
-            </w:tcMar>
-            <w:vAlign w:val="center"/>
-            <w:hideMark/>
-          </w:tcPr>
-          <w:p>
-            <w:proofErr w:type="spellStart"/>
-            <w:proofErr w:type="gramStart"/>
-            <w:r>
-              <w:t>cancelled</w:t>
-            </w:r>
-            <w:proofErr w:type="spellEnd"/>
-            <w:proofErr w:type="gramEnd"/>
-            <w:r>
-              <w:t>, commande non fermée auto</w:t>
+              <w:t>Livraison annulée</w:t>
+            </w:r>
+          </w:p>
+        </w:tc>
+        <w:tc>
+          <w:tcPr>
+            <w:tcW w:w="0" w:type="auto"/>
+            <w:tcBorders>
+              <w:top w:val="single" w:sz="4" w:space="0" w:color="E4E5E6"/>
+              <w:left w:val="single" w:sz="4" w:space="0" w:color="E4E5E6"/>
+              <w:bottom w:val="single" w:sz="4" w:space="0" w:color="E4E5E6"/>
+              <w:right w:val="single" w:sz="4" w:space="0" w:color="E4E5E6"/>
+            </w:tcBorders>
+            <w:shd w:val="clear" w:color="auto" w:fill="FAFAFD"/>
+            <w:tcMar>
+              <w:top w:w="30" w:type="dxa"/>
+              <w:left w:w="30" w:type="dxa"/>
+              <w:bottom w:w="30" w:type="dxa"/>
+              <w:right w:w="30" w:type="dxa"/>
+            </w:tcMar>
+            <w:vAlign w:val="center"/>
+            <w:hideMark/>
+          </w:tcPr>
+          <w:p>
+            <w:r>
+              <w:t>cancelled, commande non fermée auto</w:t>
             </w:r>
           </w:p>
         </w:tc>
@@ -12977,7 +10716,6 @@
         <w:rPr>
           <w:b/>
           <w:bCs/>
-          <w:lang w:val="en-ZA"/>
         </w:rPr>
       </w:pPr>
     </w:p>
@@ -13089,7 +10827,6 @@
                 <w:lang w:val="en-ZA"/>
               </w:rPr>
             </w:pPr>
-            <w:proofErr w:type="spellStart"/>
             <w:r>
               <w:rPr>
                 <w:b/>
@@ -13098,7 +10835,6 @@
               </w:rPr>
               <w:t>Scénario</w:t>
             </w:r>
-            <w:proofErr w:type="spellEnd"/>
           </w:p>
         </w:tc>
         <w:tc>
@@ -13128,7 +10864,6 @@
                 <w:lang w:val="en-ZA"/>
               </w:rPr>
             </w:pPr>
-            <w:proofErr w:type="spellStart"/>
             <w:r>
               <w:rPr>
                 <w:b/>
@@ -13137,7 +10872,6 @@
               </w:rPr>
               <w:t>Attendu</w:t>
             </w:r>
-            <w:proofErr w:type="spellEnd"/>
           </w:p>
         </w:tc>
       </w:tr>
@@ -13225,42 +10959,12 @@
                 <w:lang w:val="en-ZA"/>
               </w:rPr>
             </w:pPr>
-            <w:proofErr w:type="spellStart"/>
-            <w:r>
-              <w:rPr>
-                <w:lang w:val="en-ZA"/>
-              </w:rPr>
-              <w:t>Numéro</w:t>
-            </w:r>
-            <w:proofErr w:type="spellEnd"/>
-            <w:r>
-              <w:rPr>
-                <w:lang w:val="en-ZA"/>
-              </w:rPr>
-              <w:t xml:space="preserve"> unique, </w:t>
-            </w:r>
-            <w:proofErr w:type="spellStart"/>
-            <w:r>
-              <w:rPr>
-                <w:lang w:val="en-ZA"/>
-              </w:rPr>
-              <w:t>statut</w:t>
-            </w:r>
-            <w:proofErr w:type="spellEnd"/>
-            <w:r>
-              <w:rPr>
-                <w:lang w:val="en-ZA"/>
-              </w:rPr>
-              <w:t> </w:t>
-            </w:r>
-            <w:proofErr w:type="spellStart"/>
-            <w:r>
-              <w:rPr>
-                <w:lang w:val="en-ZA"/>
-              </w:rPr>
-              <w:t>ouvert</w:t>
-            </w:r>
-            <w:proofErr w:type="spellEnd"/>
+            <w:r>
+              <w:rPr>
+                <w:lang w:val="en-ZA"/>
+              </w:rPr>
+              <w:t>Numéro unique, statut ouvert</w:t>
+            </w:r>
           </w:p>
         </w:tc>
       </w:tr>
@@ -13335,14 +11039,12 @@
               </w:rPr>
               <w:t xml:space="preserve"> </w:t>
             </w:r>
-            <w:proofErr w:type="spellStart"/>
             <w:r>
               <w:rPr>
                 <w:lang w:val="en-ZA"/>
               </w:rPr>
               <w:t>ouvert→traite→corrige→resolu</w:t>
             </w:r>
-            <w:proofErr w:type="spellEnd"/>
           </w:p>
         </w:tc>
         <w:tc>
@@ -13374,16 +11076,8 @@
               <w:rPr>
                 <w:lang w:val="en-ZA"/>
               </w:rPr>
-              <w:t xml:space="preserve">Transitions </w:t>
-            </w:r>
-            <w:proofErr w:type="spellStart"/>
-            <w:r>
-              <w:rPr>
-                <w:lang w:val="en-ZA"/>
-              </w:rPr>
-              <w:t>valides</w:t>
-            </w:r>
-            <w:proofErr w:type="spellEnd"/>
+              <w:t>Transitions valides</w:t>
+            </w:r>
           </w:p>
         </w:tc>
       </w:tr>
@@ -13450,16 +11144,8 @@
               <w:rPr>
                 <w:lang w:val="en-ZA"/>
               </w:rPr>
-              <w:t xml:space="preserve">Actions correctives </w:t>
-            </w:r>
-            <w:proofErr w:type="spellStart"/>
-            <w:r>
-              <w:rPr>
-                <w:lang w:val="en-ZA"/>
-              </w:rPr>
-              <w:t>saisies</w:t>
-            </w:r>
-            <w:proofErr w:type="spellEnd"/>
+              <w:t>Actions correctives saisies</w:t>
+            </w:r>
           </w:p>
         </w:tc>
         <w:tc>
@@ -13491,30 +11177,8 @@
               <w:rPr>
                 <w:lang w:val="en-ZA"/>
               </w:rPr>
-              <w:t>Champ </w:t>
-            </w:r>
-            <w:proofErr w:type="spellStart"/>
-            <w:r>
-              <w:rPr>
-                <w:lang w:val="en-ZA"/>
-              </w:rPr>
-              <w:t>actions_correctices</w:t>
-            </w:r>
-            <w:proofErr w:type="spellEnd"/>
-            <w:r>
-              <w:rPr>
-                <w:lang w:val="en-ZA"/>
-              </w:rPr>
-              <w:t> </w:t>
-            </w:r>
-            <w:proofErr w:type="spellStart"/>
-            <w:r>
-              <w:rPr>
-                <w:lang w:val="en-ZA"/>
-              </w:rPr>
-              <w:t>enregistré</w:t>
-            </w:r>
-            <w:proofErr w:type="spellEnd"/>
+              <w:t>Champ actions_correctices enregistré</w:t>
+            </w:r>
           </w:p>
         </w:tc>
       </w:tr>
@@ -13577,42 +11241,12 @@
                 <w:lang w:val="en-ZA"/>
               </w:rPr>
             </w:pPr>
-            <w:proofErr w:type="gramStart"/>
-            <w:r>
-              <w:rPr>
-                <w:lang w:val="en-ZA"/>
-              </w:rPr>
-              <w:t>EPI :</w:t>
-            </w:r>
-            <w:proofErr w:type="gramEnd"/>
-            <w:r>
-              <w:rPr>
-                <w:lang w:val="en-ZA"/>
-              </w:rPr>
-              <w:t xml:space="preserve"> </w:t>
-            </w:r>
-            <w:proofErr w:type="spellStart"/>
-            <w:r>
-              <w:rPr>
-                <w:lang w:val="en-ZA"/>
-              </w:rPr>
-              <w:t>vérification</w:t>
-            </w:r>
-            <w:proofErr w:type="spellEnd"/>
-            <w:r>
-              <w:rPr>
-                <w:lang w:val="en-ZA"/>
-              </w:rPr>
-              <w:t xml:space="preserve"> </w:t>
-            </w:r>
-            <w:proofErr w:type="spellStart"/>
-            <w:r>
-              <w:rPr>
-                <w:lang w:val="en-ZA"/>
-              </w:rPr>
-              <w:t>conformité</w:t>
-            </w:r>
-            <w:proofErr w:type="spellEnd"/>
+            <w:r>
+              <w:rPr>
+                <w:lang w:val="en-ZA"/>
+              </w:rPr>
+              <w:t>EPI : vérification conformité</w:t>
+            </w:r>
           </w:p>
         </w:tc>
         <w:tc>
@@ -13640,28 +11274,12 @@
                 <w:lang w:val="en-ZA"/>
               </w:rPr>
             </w:pPr>
-            <w:proofErr w:type="spellStart"/>
-            <w:r>
-              <w:rPr>
-                <w:lang w:val="en-ZA"/>
-              </w:rPr>
-              <w:t>conformes</w:t>
-            </w:r>
-            <w:proofErr w:type="spellEnd"/>
-            <w:r>
-              <w:rPr>
-                <w:lang w:val="en-ZA"/>
-              </w:rPr>
-              <w:t> ≤ total </w:t>
-            </w:r>
-            <w:proofErr w:type="spellStart"/>
-            <w:r>
-              <w:rPr>
-                <w:lang w:val="en-ZA"/>
-              </w:rPr>
-              <w:t>toujours</w:t>
-            </w:r>
-            <w:proofErr w:type="spellEnd"/>
+            <w:r>
+              <w:rPr>
+                <w:lang w:val="en-ZA"/>
+              </w:rPr>
+              <w:t>conformes ≤ total toujours</w:t>
+            </w:r>
           </w:p>
         </w:tc>
       </w:tr>
@@ -13792,7 +11410,6 @@
                 <w:lang w:val="en-ZA"/>
               </w:rPr>
             </w:pPr>
-            <w:proofErr w:type="spellStart"/>
             <w:r>
               <w:rPr>
                 <w:b/>
@@ -13801,7 +11418,6 @@
               </w:rPr>
               <w:t>Scénario</w:t>
             </w:r>
-            <w:proofErr w:type="spellEnd"/>
           </w:p>
         </w:tc>
         <w:tc>
@@ -13831,7 +11447,6 @@
                 <w:lang w:val="en-ZA"/>
               </w:rPr>
             </w:pPr>
-            <w:proofErr w:type="spellStart"/>
             <w:r>
               <w:rPr>
                 <w:b/>
@@ -13840,7 +11455,6 @@
               </w:rPr>
               <w:t>Attendu</w:t>
             </w:r>
-            <w:proofErr w:type="spellEnd"/>
           </w:p>
         </w:tc>
       </w:tr>
@@ -13924,21 +11538,8 @@
           </w:tcPr>
           <w:p>
             <w:r>
-              <w:t>Valeur &gt; seuil → </w:t>
-            </w:r>
-            <w:proofErr w:type="spellStart"/>
-            <w:r>
-              <w:t>est_alerte</w:t>
-            </w:r>
-            <w:proofErr w:type="spellEnd"/>
-            <w:r>
-              <w:t>=</w:t>
-            </w:r>
-            <w:proofErr w:type="spellStart"/>
-            <w:r>
-              <w:t>true</w:t>
-            </w:r>
-            <w:proofErr w:type="spellEnd"/>
+              <w:t>Valeur &gt; seuil → est_alerte=true</w:t>
+            </w:r>
           </w:p>
         </w:tc>
       </w:tr>
@@ -14001,28 +11602,12 @@
                 <w:lang w:val="en-ZA"/>
               </w:rPr>
             </w:pPr>
-            <w:proofErr w:type="spellStart"/>
-            <w:r>
-              <w:rPr>
-                <w:lang w:val="en-ZA"/>
-              </w:rPr>
-              <w:t>Capteur</w:t>
-            </w:r>
-            <w:proofErr w:type="spellEnd"/>
-            <w:r>
-              <w:rPr>
-                <w:lang w:val="en-ZA"/>
-              </w:rPr>
-              <w:t> </w:t>
-            </w:r>
-            <w:proofErr w:type="spellStart"/>
-            <w:r>
-              <w:rPr>
-                <w:lang w:val="en-ZA"/>
-              </w:rPr>
-              <w:t>hors_ligne</w:t>
-            </w:r>
-            <w:proofErr w:type="spellEnd"/>
+            <w:r>
+              <w:rPr>
+                <w:lang w:val="en-ZA"/>
+              </w:rPr>
+              <w:t>Capteur hors_ligne</w:t>
+            </w:r>
           </w:p>
         </w:tc>
         <w:tc>
@@ -14156,16 +11741,8 @@
               <w:rPr>
                 <w:lang w:val="en-ZA"/>
               </w:rPr>
-              <w:t xml:space="preserve">Warning </w:t>
-            </w:r>
-            <w:proofErr w:type="spellStart"/>
-            <w:r>
-              <w:rPr>
-                <w:lang w:val="en-ZA"/>
-              </w:rPr>
-              <w:t>affiché</w:t>
-            </w:r>
-            <w:proofErr w:type="spellEnd"/>
+              <w:t>Warning affiché</w:t>
+            </w:r>
           </w:p>
         </w:tc>
       </w:tr>
@@ -14228,97 +11805,45 @@
                 <w:lang w:val="en-ZA"/>
               </w:rPr>
             </w:pPr>
-            <w:proofErr w:type="spellStart"/>
-            <w:r>
-              <w:rPr>
-                <w:lang w:val="en-ZA"/>
-              </w:rPr>
-              <w:t>Mesures</w:t>
-            </w:r>
-            <w:proofErr w:type="spellEnd"/>
-            <w:r>
-              <w:rPr>
-                <w:lang w:val="en-ZA"/>
-              </w:rPr>
-              <w:t xml:space="preserve"> </w:t>
-            </w:r>
-            <w:proofErr w:type="spellStart"/>
-            <w:r>
-              <w:rPr>
-                <w:lang w:val="en-ZA"/>
-              </w:rPr>
-              <w:t>horodatées</w:t>
-            </w:r>
-            <w:proofErr w:type="spellEnd"/>
-            <w:r>
-              <w:rPr>
-                <w:lang w:val="en-ZA"/>
-              </w:rPr>
-              <w:t xml:space="preserve"> </w:t>
-            </w:r>
-            <w:proofErr w:type="spellStart"/>
-            <w:r>
-              <w:rPr>
-                <w:lang w:val="en-ZA"/>
-              </w:rPr>
-              <w:t>correctement</w:t>
-            </w:r>
-            <w:proofErr w:type="spellEnd"/>
-          </w:p>
-        </w:tc>
-        <w:tc>
-          <w:tcPr>
-            <w:tcW w:w="0" w:type="auto"/>
-            <w:tcBorders>
-              <w:top w:val="single" w:sz="4" w:space="0" w:color="E4E5E6"/>
-              <w:left w:val="single" w:sz="4" w:space="0" w:color="E4E5E6"/>
-              <w:bottom w:val="single" w:sz="4" w:space="0" w:color="E4E5E6"/>
-              <w:right w:val="single" w:sz="4" w:space="0" w:color="E4E5E6"/>
-            </w:tcBorders>
-            <w:shd w:val="clear" w:color="auto" w:fill="FAFAFD"/>
-            <w:tcMar>
-              <w:top w:w="30" w:type="dxa"/>
-              <w:left w:w="30" w:type="dxa"/>
-              <w:bottom w:w="30" w:type="dxa"/>
-              <w:right w:w="30" w:type="dxa"/>
-            </w:tcMar>
-            <w:vAlign w:val="center"/>
-            <w:hideMark/>
-          </w:tcPr>
-          <w:p>
-            <w:pPr>
-              <w:rPr>
-                <w:lang w:val="en-ZA"/>
-              </w:rPr>
-            </w:pPr>
-            <w:r>
-              <w:rPr>
-                <w:lang w:val="en-ZA"/>
-              </w:rPr>
-              <w:t xml:space="preserve">timestamp = </w:t>
-            </w:r>
-            <w:proofErr w:type="spellStart"/>
-            <w:r>
-              <w:rPr>
-                <w:lang w:val="en-ZA"/>
-              </w:rPr>
-              <w:t>heure</w:t>
-            </w:r>
-            <w:proofErr w:type="spellEnd"/>
-            <w:r>
-              <w:rPr>
-                <w:lang w:val="en-ZA"/>
-              </w:rPr>
-              <w:t xml:space="preserve"> </w:t>
-            </w:r>
-            <w:proofErr w:type="spellStart"/>
-            <w:r>
-              <w:rPr>
-                <w:lang w:val="en-ZA"/>
-              </w:rPr>
-              <w:t>réelle</w:t>
-            </w:r>
-            <w:proofErr w:type="spellEnd"/>
+            <w:r>
+              <w:rPr>
+                <w:lang w:val="en-ZA"/>
+              </w:rPr>
+              <w:t>Mesures horodatées correctement</w:t>
+            </w:r>
+          </w:p>
+        </w:tc>
+        <w:tc>
+          <w:tcPr>
+            <w:tcW w:w="0" w:type="auto"/>
+            <w:tcBorders>
+              <w:top w:val="single" w:sz="4" w:space="0" w:color="E4E5E6"/>
+              <w:left w:val="single" w:sz="4" w:space="0" w:color="E4E5E6"/>
+              <w:bottom w:val="single" w:sz="4" w:space="0" w:color="E4E5E6"/>
+              <w:right w:val="single" w:sz="4" w:space="0" w:color="E4E5E6"/>
+            </w:tcBorders>
+            <w:shd w:val="clear" w:color="auto" w:fill="FAFAFD"/>
+            <w:tcMar>
+              <w:top w:w="30" w:type="dxa"/>
+              <w:left w:w="30" w:type="dxa"/>
+              <w:bottom w:w="30" w:type="dxa"/>
+              <w:right w:w="30" w:type="dxa"/>
+            </w:tcMar>
+            <w:vAlign w:val="center"/>
+            <w:hideMark/>
+          </w:tcPr>
+          <w:p>
+            <w:pPr>
+              <w:rPr>
+                <w:lang w:val="en-ZA"/>
+              </w:rPr>
+            </w:pPr>
+            <w:r>
+              <w:rPr>
+                <w:lang w:val="en-ZA"/>
+              </w:rPr>
+              <w:t>timestamp = heure réelle</w:t>
+            </w:r>
           </w:p>
         </w:tc>
       </w:tr>
@@ -14449,7 +11974,6 @@
                 <w:lang w:val="en-ZA"/>
               </w:rPr>
             </w:pPr>
-            <w:proofErr w:type="spellStart"/>
             <w:r>
               <w:rPr>
                 <w:b/>
@@ -14458,7 +11982,6 @@
               </w:rPr>
               <w:t>Scénario</w:t>
             </w:r>
-            <w:proofErr w:type="spellEnd"/>
           </w:p>
         </w:tc>
         <w:tc>
@@ -14488,7 +12011,6 @@
                 <w:lang w:val="en-ZA"/>
               </w:rPr>
             </w:pPr>
-            <w:proofErr w:type="spellStart"/>
             <w:r>
               <w:rPr>
                 <w:b/>
@@ -14497,7 +12019,6 @@
               </w:rPr>
               <w:t>Attendu</w:t>
             </w:r>
-            <w:proofErr w:type="spellEnd"/>
           </w:p>
         </w:tc>
       </w:tr>
@@ -14682,30 +12203,8 @@
               <w:rPr>
                 <w:lang w:val="en-ZA"/>
               </w:rPr>
-              <w:t xml:space="preserve">Réponse </w:t>
-            </w:r>
-            <w:proofErr w:type="spellStart"/>
-            <w:r>
-              <w:rPr>
-                <w:lang w:val="en-ZA"/>
-              </w:rPr>
-              <w:t>pertinente</w:t>
-            </w:r>
-            <w:proofErr w:type="spellEnd"/>
-            <w:r>
-              <w:rPr>
-                <w:lang w:val="en-ZA"/>
-              </w:rPr>
-              <w:t xml:space="preserve"> et </w:t>
-            </w:r>
-            <w:proofErr w:type="spellStart"/>
-            <w:r>
-              <w:rPr>
-                <w:lang w:val="en-ZA"/>
-              </w:rPr>
-              <w:t>actionnable</w:t>
-            </w:r>
-            <w:proofErr w:type="spellEnd"/>
+              <w:t>Réponse pertinente et actionnable</w:t>
+            </w:r>
           </w:p>
         </w:tc>
       </w:tr>
@@ -14768,91 +12267,45 @@
                 <w:lang w:val="en-ZA"/>
               </w:rPr>
             </w:pPr>
-            <w:proofErr w:type="spellStart"/>
-            <w:r>
-              <w:rPr>
-                <w:lang w:val="en-ZA"/>
-              </w:rPr>
-              <w:t>Historique</w:t>
-            </w:r>
-            <w:proofErr w:type="spellEnd"/>
-            <w:r>
-              <w:rPr>
-                <w:lang w:val="en-ZA"/>
-              </w:rPr>
-              <w:t xml:space="preserve"> de conversation </w:t>
-            </w:r>
-            <w:proofErr w:type="spellStart"/>
-            <w:r>
-              <w:rPr>
-                <w:lang w:val="en-ZA"/>
-              </w:rPr>
-              <w:t>conservé</w:t>
-            </w:r>
-            <w:proofErr w:type="spellEnd"/>
-          </w:p>
-        </w:tc>
-        <w:tc>
-          <w:tcPr>
-            <w:tcW w:w="0" w:type="auto"/>
-            <w:tcBorders>
-              <w:top w:val="single" w:sz="4" w:space="0" w:color="E4E5E6"/>
-              <w:left w:val="single" w:sz="4" w:space="0" w:color="E4E5E6"/>
-              <w:bottom w:val="single" w:sz="4" w:space="0" w:color="E4E5E6"/>
-              <w:right w:val="single" w:sz="4" w:space="0" w:color="E4E5E6"/>
-            </w:tcBorders>
-            <w:shd w:val="clear" w:color="auto" w:fill="FAFAFD"/>
-            <w:tcMar>
-              <w:top w:w="30" w:type="dxa"/>
-              <w:left w:w="30" w:type="dxa"/>
-              <w:bottom w:w="30" w:type="dxa"/>
-              <w:right w:w="30" w:type="dxa"/>
-            </w:tcMar>
-            <w:vAlign w:val="center"/>
-            <w:hideMark/>
-          </w:tcPr>
-          <w:p>
-            <w:pPr>
-              <w:rPr>
-                <w:lang w:val="en-ZA"/>
-              </w:rPr>
-            </w:pPr>
-            <w:proofErr w:type="spellStart"/>
-            <w:r>
-              <w:rPr>
-                <w:lang w:val="en-ZA"/>
-              </w:rPr>
-              <w:t>Contexte</w:t>
-            </w:r>
-            <w:proofErr w:type="spellEnd"/>
-            <w:r>
-              <w:rPr>
-                <w:lang w:val="en-ZA"/>
-              </w:rPr>
-              <w:t xml:space="preserve"> </w:t>
-            </w:r>
-            <w:proofErr w:type="spellStart"/>
-            <w:r>
-              <w:rPr>
-                <w:lang w:val="en-ZA"/>
-              </w:rPr>
-              <w:t>maintenu</w:t>
-            </w:r>
-            <w:proofErr w:type="spellEnd"/>
-            <w:r>
-              <w:rPr>
-                <w:lang w:val="en-ZA"/>
-              </w:rPr>
-              <w:t xml:space="preserve"> sur 5+ </w:t>
-            </w:r>
-            <w:proofErr w:type="spellStart"/>
-            <w:r>
-              <w:rPr>
-                <w:lang w:val="en-ZA"/>
-              </w:rPr>
-              <w:t>échanges</w:t>
-            </w:r>
-            <w:proofErr w:type="spellEnd"/>
+            <w:r>
+              <w:rPr>
+                <w:lang w:val="en-ZA"/>
+              </w:rPr>
+              <w:t>Historique de conversation conservé</w:t>
+            </w:r>
+          </w:p>
+        </w:tc>
+        <w:tc>
+          <w:tcPr>
+            <w:tcW w:w="0" w:type="auto"/>
+            <w:tcBorders>
+              <w:top w:val="single" w:sz="4" w:space="0" w:color="E4E5E6"/>
+              <w:left w:val="single" w:sz="4" w:space="0" w:color="E4E5E6"/>
+              <w:bottom w:val="single" w:sz="4" w:space="0" w:color="E4E5E6"/>
+              <w:right w:val="single" w:sz="4" w:space="0" w:color="E4E5E6"/>
+            </w:tcBorders>
+            <w:shd w:val="clear" w:color="auto" w:fill="FAFAFD"/>
+            <w:tcMar>
+              <w:top w:w="30" w:type="dxa"/>
+              <w:left w:w="30" w:type="dxa"/>
+              <w:bottom w:w="30" w:type="dxa"/>
+              <w:right w:w="30" w:type="dxa"/>
+            </w:tcMar>
+            <w:vAlign w:val="center"/>
+            <w:hideMark/>
+          </w:tcPr>
+          <w:p>
+            <w:pPr>
+              <w:rPr>
+                <w:lang w:val="en-ZA"/>
+              </w:rPr>
+            </w:pPr>
+            <w:r>
+              <w:rPr>
+                <w:lang w:val="en-ZA"/>
+              </w:rPr>
+              <w:t>Contexte maintenu sur 5+ échanges</w:t>
+            </w:r>
           </w:p>
         </w:tc>
       </w:tr>
@@ -14961,7 +12414,7 @@
           <w:lang w:val="en-ZA"/>
         </w:rPr>
         <w:pict w14:anchorId="0967B605">
-          <v:rect id="_x0000_i1076" style="width:0;height:1.5pt" o:hralign="center" o:hrstd="t" o:hr="t" fillcolor="#a0a0a0" stroked="f"/>
+          <v:rect id="_x0000_i1028" style="width:0;height:1.5pt" o:hralign="center" o:hrstd="t" o:hr="t" fillcolor="#a0a0a0" stroked="f"/>
         </w:pict>
       </w:r>
     </w:p>
@@ -14979,25 +12432,7 @@
           <w:bCs/>
           <w:lang w:val="en-ZA"/>
         </w:rPr>
-        <w:t>PHASE 3 — TESTS DE PROCESSUS END-TO-END (</w:t>
-      </w:r>
-      <w:proofErr w:type="spellStart"/>
-      <w:r>
-        <w:rPr>
-          <w:b/>
-          <w:bCs/>
-          <w:lang w:val="en-ZA"/>
-        </w:rPr>
-        <w:t>Jours</w:t>
-      </w:r>
-      <w:proofErr w:type="spellEnd"/>
-      <w:r>
-        <w:rPr>
-          <w:b/>
-          <w:bCs/>
-          <w:lang w:val="en-ZA"/>
-        </w:rPr>
-        <w:t xml:space="preserve"> 8-10)</w:t>
+        <w:t>PHASE 3 — TESTS DE PROCESSUS END-TO-END (Jours 8-10)</w:t>
       </w:r>
     </w:p>
     <w:p>
@@ -15032,12 +12467,102 @@
     </w:p>
     <w:p>
       <w:r>
-        <w:t xml:space="preserve">Nouveau client → Devis → Acceptation → Commande → </w:t>
+        <w:t xml:space="preserve">Nouveau client → </w:t>
+      </w:r>
+      <w:commentRangeStart w:id="0"/>
+      <w:r>
+        <w:t>Devis</w:t>
+      </w:r>
+      <w:commentRangeEnd w:id="0"/>
+      <w:r>
+        <w:rPr>
+          <w:rStyle w:val="CommentReference"/>
+          <w:sz w:val="24"/>
+          <w:szCs w:val="24"/>
+        </w:rPr>
+        <w:commentReference w:id="0"/>
+      </w:r>
+      <w:r>
+        <w:t xml:space="preserve"> → </w:t>
+      </w:r>
+      <w:commentRangeStart w:id="1"/>
+      <w:r>
+        <w:t>Acceptation</w:t>
+      </w:r>
+      <w:commentRangeEnd w:id="1"/>
+      <w:r>
+        <w:rPr>
+          <w:rStyle w:val="CommentReference"/>
+          <w:sz w:val="24"/>
+          <w:szCs w:val="24"/>
+        </w:rPr>
+        <w:commentReference w:id="1"/>
+      </w:r>
+      <w:r>
+        <w:t xml:space="preserve"> → Commande → </w:t>
       </w:r>
     </w:p>
     <w:p>
+      <w:commentRangeStart w:id="2"/>
       <w:r>
-        <w:t>Production (job assigné) → Livraison → Facture → Paiement</w:t>
+        <w:t xml:space="preserve">Production (job assigné) </w:t>
+      </w:r>
+      <w:commentRangeEnd w:id="2"/>
+      <w:r>
+        <w:rPr>
+          <w:rStyle w:val="CommentReference"/>
+          <w:sz w:val="24"/>
+          <w:szCs w:val="24"/>
+        </w:rPr>
+        <w:commentReference w:id="2"/>
+      </w:r>
+      <w:r>
+        <w:t xml:space="preserve">→ </w:t>
+      </w:r>
+      <w:commentRangeStart w:id="3"/>
+      <w:r>
+        <w:t xml:space="preserve">Livraison </w:t>
+      </w:r>
+      <w:commentRangeEnd w:id="3"/>
+      <w:r>
+        <w:rPr>
+          <w:rStyle w:val="CommentReference"/>
+          <w:sz w:val="24"/>
+          <w:szCs w:val="24"/>
+        </w:rPr>
+        <w:commentReference w:id="3"/>
+      </w:r>
+      <w:r>
+        <w:t xml:space="preserve">→ </w:t>
+      </w:r>
+      <w:commentRangeStart w:id="4"/>
+      <w:r>
+        <w:t>Facture</w:t>
+      </w:r>
+      <w:commentRangeEnd w:id="4"/>
+      <w:r>
+        <w:rPr>
+          <w:rStyle w:val="CommentReference"/>
+          <w:sz w:val="24"/>
+          <w:szCs w:val="24"/>
+        </w:rPr>
+        <w:commentReference w:id="4"/>
+      </w:r>
+      <w:r>
+        <w:t xml:space="preserve"> → </w:t>
+      </w:r>
+      <w:commentRangeStart w:id="5"/>
+      <w:r>
+        <w:t>Paiement</w:t>
+      </w:r>
+      <w:commentRangeEnd w:id="5"/>
+      <w:r>
+        <w:rPr>
+          <w:rStyle w:val="CommentReference"/>
+          <w:sz w:val="24"/>
+          <w:szCs w:val="24"/>
+        </w:rPr>
+        <w:commentReference w:id="5"/>
       </w:r>
     </w:p>
     <w:p>
@@ -15101,7 +12626,35 @@
           <w:b/>
           <w:bCs/>
         </w:rPr>
-        <w:t>E2E-03 : Cycle RH Mensuel</w:t>
+        <w:t xml:space="preserve">E2E-03 : </w:t>
+      </w:r>
+      <w:r>
+        <w:rPr>
+          <w:b/>
+          <w:bCs/>
+          <w:highlight w:val="red"/>
+        </w:rPr>
+        <w:t xml:space="preserve">Cycle RH </w:t>
+      </w:r>
+      <w:commentRangeStart w:id="6"/>
+      <w:r>
+        <w:rPr>
+          <w:b/>
+          <w:bCs/>
+          <w:highlight w:val="red"/>
+        </w:rPr>
+        <w:t>Mensuel</w:t>
+      </w:r>
+      <w:commentRangeEnd w:id="6"/>
+      <w:r>
+        <w:rPr>
+          <w:rStyle w:val="CommentReference"/>
+          <w:b/>
+          <w:bCs/>
+          <w:sz w:val="24"/>
+          <w:szCs w:val="24"/>
+        </w:rPr>
+        <w:commentReference w:id="6"/>
       </w:r>
     </w:p>
     <w:p>
@@ -15142,9 +12695,22 @@
       </w:r>
     </w:p>
     <w:p>
+      <w:commentRangeStart w:id="7"/>
       <w:r>
         <w:lastRenderedPageBreak/>
-        <w:t xml:space="preserve">Commande client → Paiement partiel → Crédit ouvert → </w:t>
+        <w:t xml:space="preserve">Commande client </w:t>
+      </w:r>
+      <w:commentRangeEnd w:id="7"/>
+      <w:r>
+        <w:rPr>
+          <w:rStyle w:val="CommentReference"/>
+          <w:sz w:val="24"/>
+          <w:szCs w:val="24"/>
+        </w:rPr>
+        <w:commentReference w:id="7"/>
+      </w:r>
+      <w:r>
+        <w:t xml:space="preserve">→ Paiement partiel → Crédit ouvert → </w:t>
       </w:r>
     </w:p>
     <w:p>
@@ -15169,57 +12735,35 @@
         <w:rPr>
           <w:b/>
           <w:bCs/>
-          <w:lang w:val="en-ZA"/>
         </w:rPr>
       </w:pPr>
       <w:r>
         <w:rPr>
           <w:b/>
           <w:bCs/>
-          <w:lang w:val="en-ZA"/>
         </w:rPr>
-        <w:t>E2E-</w:t>
-      </w:r>
-      <w:proofErr w:type="gramStart"/>
-      <w:r>
-        <w:rPr>
-          <w:b/>
-          <w:bCs/>
-          <w:lang w:val="en-ZA"/>
-        </w:rPr>
-        <w:t>05 :</w:t>
-      </w:r>
-      <w:proofErr w:type="gramEnd"/>
-      <w:r>
-        <w:rPr>
-          <w:b/>
-          <w:bCs/>
-          <w:lang w:val="en-ZA"/>
-        </w:rPr>
-        <w:t xml:space="preserve"> Incident Sécurité </w:t>
-      </w:r>
-      <w:proofErr w:type="spellStart"/>
-      <w:r>
-        <w:rPr>
-          <w:b/>
-          <w:bCs/>
-          <w:lang w:val="en-ZA"/>
-        </w:rPr>
-        <w:t>en</w:t>
-      </w:r>
-      <w:proofErr w:type="spellEnd"/>
-      <w:r>
-        <w:rPr>
-          <w:b/>
-          <w:bCs/>
-          <w:lang w:val="en-ZA"/>
-        </w:rPr>
-        <w:t xml:space="preserve"> Production</w:t>
+        <w:t>E2E-05 : Incident Sécurité en Production</w:t>
       </w:r>
     </w:p>
     <w:p>
       <w:r>
-        <w:t xml:space="preserve">Incident signalé → Zone identifiée → Machine arrêtée (panne) → </w:t>
+        <w:t xml:space="preserve">Incident signalé → </w:t>
+      </w:r>
+      <w:commentRangeStart w:id="8"/>
+      <w:r>
+        <w:t xml:space="preserve">Zone identifiée </w:t>
+      </w:r>
+      <w:commentRangeEnd w:id="8"/>
+      <w:r>
+        <w:rPr>
+          <w:rStyle w:val="CommentReference"/>
+          <w:sz w:val="24"/>
+          <w:szCs w:val="24"/>
+        </w:rPr>
+        <w:commentReference w:id="8"/>
+      </w:r>
+      <w:r>
+        <w:t xml:space="preserve">→ Machine arrêtée (panne) → </w:t>
       </w:r>
     </w:p>
     <w:p>
@@ -15250,7 +12794,7 @@
           <w:lang w:val="en-ZA"/>
         </w:rPr>
         <w:pict w14:anchorId="6ABE8201">
-          <v:rect id="_x0000_i1077" style="width:0;height:1.5pt" o:hralign="center" o:hrstd="t" o:hr="t" fillcolor="#a0a0a0" stroked="f"/>
+          <v:rect id="_x0000_i1029" style="width:0;height:1.5pt" o:hralign="center" o:hrstd="t" o:hr="t" fillcolor="#a0a0a0" stroked="f"/>
         </w:pict>
       </w:r>
     </w:p>
@@ -15376,23 +12920,13 @@
                 <w:lang w:val="en-ZA"/>
               </w:rPr>
             </w:pPr>
-            <w:proofErr w:type="spellStart"/>
             <w:r>
               <w:rPr>
                 <w:b/>
                 <w:bCs/>
                 <w:lang w:val="en-ZA"/>
               </w:rPr>
-              <w:t>Seuil</w:t>
-            </w:r>
-            <w:proofErr w:type="spellEnd"/>
-            <w:r>
-              <w:rPr>
-                <w:b/>
-                <w:bCs/>
-                <w:lang w:val="en-ZA"/>
-              </w:rPr>
-              <w:t xml:space="preserve"> acceptable</w:t>
+              <w:t>Seuil acceptable</w:t>
             </w:r>
           </w:p>
         </w:tc>
@@ -15423,83 +12957,45 @@
                 <w:lang w:val="en-ZA"/>
               </w:rPr>
             </w:pPr>
-            <w:proofErr w:type="spellStart"/>
-            <w:r>
-              <w:rPr>
-                <w:lang w:val="en-ZA"/>
-              </w:rPr>
-              <w:t>Chargement</w:t>
-            </w:r>
-            <w:proofErr w:type="spellEnd"/>
-            <w:r>
-              <w:rPr>
-                <w:lang w:val="en-ZA"/>
-              </w:rPr>
-              <w:t xml:space="preserve"> </w:t>
-            </w:r>
-            <w:proofErr w:type="spellStart"/>
-            <w:r>
-              <w:rPr>
-                <w:lang w:val="en-ZA"/>
-              </w:rPr>
-              <w:t>liste</w:t>
-            </w:r>
-            <w:proofErr w:type="spellEnd"/>
-            <w:r>
-              <w:rPr>
-                <w:lang w:val="en-ZA"/>
-              </w:rPr>
-              <w:t xml:space="preserve"> 500 </w:t>
-            </w:r>
-            <w:proofErr w:type="spellStart"/>
-            <w:r>
-              <w:rPr>
-                <w:lang w:val="en-ZA"/>
-              </w:rPr>
-              <w:t>commandes</w:t>
-            </w:r>
-            <w:proofErr w:type="spellEnd"/>
-          </w:p>
-        </w:tc>
-        <w:tc>
-          <w:tcPr>
-            <w:tcW w:w="0" w:type="auto"/>
-            <w:tcBorders>
-              <w:top w:val="single" w:sz="4" w:space="0" w:color="E4E5E6"/>
-              <w:left w:val="single" w:sz="4" w:space="0" w:color="E4E5E6"/>
-              <w:bottom w:val="single" w:sz="4" w:space="0" w:color="E4E5E6"/>
-              <w:right w:val="single" w:sz="4" w:space="0" w:color="E4E5E6"/>
-            </w:tcBorders>
-            <w:shd w:val="clear" w:color="auto" w:fill="FAFAFD"/>
-            <w:tcMar>
-              <w:top w:w="30" w:type="dxa"/>
-              <w:left w:w="30" w:type="dxa"/>
-              <w:bottom w:w="30" w:type="dxa"/>
-              <w:right w:w="30" w:type="dxa"/>
-            </w:tcMar>
-            <w:vAlign w:val="center"/>
-            <w:hideMark/>
-          </w:tcPr>
-          <w:p>
-            <w:pPr>
-              <w:rPr>
-                <w:lang w:val="en-ZA"/>
-              </w:rPr>
-            </w:pPr>
-            <w:r>
-              <w:rPr>
-                <w:lang w:val="en-ZA"/>
-              </w:rPr>
-              <w:t xml:space="preserve">&lt; 2 </w:t>
-            </w:r>
-            <w:proofErr w:type="spellStart"/>
-            <w:r>
-              <w:rPr>
-                <w:lang w:val="en-ZA"/>
-              </w:rPr>
-              <w:t>secondes</w:t>
-            </w:r>
-            <w:proofErr w:type="spellEnd"/>
+            <w:r>
+              <w:rPr>
+                <w:lang w:val="en-ZA"/>
+              </w:rPr>
+              <w:t>Chargement liste 500 commandes</w:t>
+            </w:r>
+          </w:p>
+        </w:tc>
+        <w:tc>
+          <w:tcPr>
+            <w:tcW w:w="0" w:type="auto"/>
+            <w:tcBorders>
+              <w:top w:val="single" w:sz="4" w:space="0" w:color="E4E5E6"/>
+              <w:left w:val="single" w:sz="4" w:space="0" w:color="E4E5E6"/>
+              <w:bottom w:val="single" w:sz="4" w:space="0" w:color="E4E5E6"/>
+              <w:right w:val="single" w:sz="4" w:space="0" w:color="E4E5E6"/>
+            </w:tcBorders>
+            <w:shd w:val="clear" w:color="auto" w:fill="FAFAFD"/>
+            <w:tcMar>
+              <w:top w:w="30" w:type="dxa"/>
+              <w:left w:w="30" w:type="dxa"/>
+              <w:bottom w:w="30" w:type="dxa"/>
+              <w:right w:w="30" w:type="dxa"/>
+            </w:tcMar>
+            <w:vAlign w:val="center"/>
+            <w:hideMark/>
+          </w:tcPr>
+          <w:p>
+            <w:pPr>
+              <w:rPr>
+                <w:lang w:val="en-ZA"/>
+              </w:rPr>
+            </w:pPr>
+            <w:r>
+              <w:rPr>
+                <w:lang w:val="en-ZA"/>
+              </w:rPr>
+              <w:t>&lt; 2 secondes</w:t>
+            </w:r>
           </w:p>
         </w:tc>
       </w:tr>
@@ -15618,16 +13114,8 @@
               <w:rPr>
                 <w:lang w:val="en-ZA"/>
               </w:rPr>
-              <w:t xml:space="preserve">&lt; 5 </w:t>
-            </w:r>
-            <w:proofErr w:type="spellStart"/>
-            <w:r>
-              <w:rPr>
-                <w:lang w:val="en-ZA"/>
-              </w:rPr>
-              <w:t>secondes</w:t>
-            </w:r>
-            <w:proofErr w:type="spellEnd"/>
+              <w:t>&lt; 5 secondes</w:t>
+            </w:r>
           </w:p>
         </w:tc>
       </w:tr>
@@ -15661,63 +13149,41 @@
               <w:rPr>
                 <w:lang w:val="en-ZA"/>
               </w:rPr>
-              <w:t xml:space="preserve">Sync 200 </w:t>
-            </w:r>
-            <w:proofErr w:type="spellStart"/>
-            <w:r>
-              <w:rPr>
-                <w:lang w:val="en-ZA"/>
-              </w:rPr>
-              <w:t>enregistrements</w:t>
-            </w:r>
-            <w:proofErr w:type="spellEnd"/>
-            <w:r>
-              <w:rPr>
-                <w:lang w:val="en-ZA"/>
-              </w:rPr>
-              <w:t xml:space="preserve"> pending</w:t>
-            </w:r>
-          </w:p>
-        </w:tc>
-        <w:tc>
-          <w:tcPr>
-            <w:tcW w:w="0" w:type="auto"/>
-            <w:tcBorders>
-              <w:top w:val="single" w:sz="4" w:space="0" w:color="E4E5E6"/>
-              <w:left w:val="single" w:sz="4" w:space="0" w:color="E4E5E6"/>
-              <w:bottom w:val="single" w:sz="4" w:space="0" w:color="E4E5E6"/>
-              <w:right w:val="single" w:sz="4" w:space="0" w:color="E4E5E6"/>
-            </w:tcBorders>
-            <w:shd w:val="clear" w:color="auto" w:fill="FAFAFD"/>
-            <w:tcMar>
-              <w:top w:w="30" w:type="dxa"/>
-              <w:left w:w="30" w:type="dxa"/>
-              <w:bottom w:w="30" w:type="dxa"/>
-              <w:right w:w="30" w:type="dxa"/>
-            </w:tcMar>
-            <w:vAlign w:val="center"/>
-            <w:hideMark/>
-          </w:tcPr>
-          <w:p>
-            <w:pPr>
-              <w:rPr>
-                <w:lang w:val="en-ZA"/>
-              </w:rPr>
-            </w:pPr>
-            <w:r>
-              <w:rPr>
-                <w:lang w:val="en-ZA"/>
-              </w:rPr>
-              <w:t xml:space="preserve">&lt; 10 </w:t>
-            </w:r>
-            <w:proofErr w:type="spellStart"/>
-            <w:r>
-              <w:rPr>
-                <w:lang w:val="en-ZA"/>
-              </w:rPr>
-              <w:t>secondes</w:t>
-            </w:r>
-            <w:proofErr w:type="spellEnd"/>
+              <w:t>Sync 200 enregistrements pending</w:t>
+            </w:r>
+          </w:p>
+        </w:tc>
+        <w:tc>
+          <w:tcPr>
+            <w:tcW w:w="0" w:type="auto"/>
+            <w:tcBorders>
+              <w:top w:val="single" w:sz="4" w:space="0" w:color="E4E5E6"/>
+              <w:left w:val="single" w:sz="4" w:space="0" w:color="E4E5E6"/>
+              <w:bottom w:val="single" w:sz="4" w:space="0" w:color="E4E5E6"/>
+              <w:right w:val="single" w:sz="4" w:space="0" w:color="E4E5E6"/>
+            </w:tcBorders>
+            <w:shd w:val="clear" w:color="auto" w:fill="FAFAFD"/>
+            <w:tcMar>
+              <w:top w:w="30" w:type="dxa"/>
+              <w:left w:w="30" w:type="dxa"/>
+              <w:bottom w:w="30" w:type="dxa"/>
+              <w:right w:w="30" w:type="dxa"/>
+            </w:tcMar>
+            <w:vAlign w:val="center"/>
+            <w:hideMark/>
+          </w:tcPr>
+          <w:p>
+            <w:pPr>
+              <w:rPr>
+                <w:lang w:val="en-ZA"/>
+              </w:rPr>
+            </w:pPr>
+            <w:r>
+              <w:rPr>
+                <w:lang w:val="en-ZA"/>
+              </w:rPr>
+              <w:t>&lt; 10 secondes</w:t>
+            </w:r>
           </w:p>
         </w:tc>
       </w:tr>
@@ -15736,25 +13202,7 @@
           <w:bCs/>
           <w:lang w:val="en-ZA"/>
         </w:rPr>
-        <w:t xml:space="preserve">4.2 </w:t>
-      </w:r>
-      <w:proofErr w:type="spellStart"/>
-      <w:r>
-        <w:rPr>
-          <w:b/>
-          <w:bCs/>
-          <w:lang w:val="en-ZA"/>
-        </w:rPr>
-        <w:t>Robustesse</w:t>
-      </w:r>
-      <w:proofErr w:type="spellEnd"/>
-      <w:r>
-        <w:rPr>
-          <w:b/>
-          <w:bCs/>
-          <w:lang w:val="en-ZA"/>
-        </w:rPr>
-        <w:t xml:space="preserve"> Offline</w:t>
+        <w:t>4.2 Robustesse Offline</w:t>
       </w:r>
     </w:p>
     <w:tbl>
@@ -15847,7 +13295,6 @@
                 <w:lang w:val="en-ZA"/>
               </w:rPr>
             </w:pPr>
-            <w:proofErr w:type="spellStart"/>
             <w:r>
               <w:rPr>
                 <w:b/>
@@ -15856,7 +13303,6 @@
               </w:rPr>
               <w:t>Attendu</w:t>
             </w:r>
-            <w:proofErr w:type="spellEnd"/>
           </w:p>
         </w:tc>
       </w:tr>
@@ -15890,16 +13336,8 @@
               <w:rPr>
                 <w:lang w:val="en-ZA"/>
               </w:rPr>
-              <w:t xml:space="preserve">48h sans connexion, 50 </w:t>
-            </w:r>
-            <w:proofErr w:type="spellStart"/>
-            <w:r>
-              <w:rPr>
-                <w:lang w:val="en-ZA"/>
-              </w:rPr>
-              <w:t>opérations</w:t>
-            </w:r>
-            <w:proofErr w:type="spellEnd"/>
+              <w:t>48h sans connexion, 50 opérations</w:t>
+            </w:r>
           </w:p>
         </w:tc>
         <w:tc>
@@ -16054,7 +13492,6 @@
         <w:rPr>
           <w:b/>
           <w:bCs/>
-          <w:lang w:val="en-ZA"/>
         </w:rPr>
       </w:pPr>
     </w:p>
@@ -16072,25 +13509,7 @@
           <w:bCs/>
           <w:lang w:val="en-ZA"/>
         </w:rPr>
-        <w:t xml:space="preserve">4.3 </w:t>
-      </w:r>
-      <w:proofErr w:type="spellStart"/>
-      <w:r>
-        <w:rPr>
-          <w:b/>
-          <w:bCs/>
-          <w:lang w:val="en-ZA"/>
-        </w:rPr>
-        <w:t>Intégrité</w:t>
-      </w:r>
-      <w:proofErr w:type="spellEnd"/>
-      <w:r>
-        <w:rPr>
-          <w:b/>
-          <w:bCs/>
-          <w:lang w:val="en-ZA"/>
-        </w:rPr>
-        <w:t xml:space="preserve"> des Données</w:t>
+        <w:t>4.3 Intégrité des Données</w:t>
       </w:r>
     </w:p>
     <w:tbl>
@@ -16183,7 +13602,6 @@
                 <w:lang w:val="en-ZA"/>
               </w:rPr>
             </w:pPr>
-            <w:proofErr w:type="spellStart"/>
             <w:r>
               <w:rPr>
                 <w:b/>
@@ -16192,7 +13610,6 @@
               </w:rPr>
               <w:t>Attendu</w:t>
             </w:r>
-            <w:proofErr w:type="spellEnd"/>
           </w:p>
         </w:tc>
       </w:tr>
@@ -16247,33 +13664,11 @@
                 <w:lang w:val="en-ZA"/>
               </w:rPr>
             </w:pPr>
-            <w:proofErr w:type="spellStart"/>
-            <w:r>
-              <w:rPr>
-                <w:lang w:val="en-ZA"/>
-              </w:rPr>
-              <w:t>Bloqué</w:t>
-            </w:r>
-            <w:proofErr w:type="spellEnd"/>
-            <w:r>
-              <w:rPr>
-                <w:lang w:val="en-ZA"/>
-              </w:rPr>
-              <w:t xml:space="preserve"> (</w:t>
-            </w:r>
-            <w:proofErr w:type="spellStart"/>
-            <w:r>
-              <w:rPr>
-                <w:lang w:val="en-ZA"/>
-              </w:rPr>
-              <w:t>contrainte</w:t>
-            </w:r>
-            <w:proofErr w:type="spellEnd"/>
-            <w:r>
-              <w:rPr>
-                <w:lang w:val="en-ZA"/>
-              </w:rPr>
-              <w:t xml:space="preserve"> FK)</w:t>
+            <w:r>
+              <w:rPr>
+                <w:lang w:val="en-ZA"/>
+              </w:rPr>
+              <w:t>Bloqué (contrainte FK)</w:t>
             </w:r>
           </w:p>
         </w:tc>
@@ -16304,83 +13699,45 @@
                 <w:lang w:val="en-ZA"/>
               </w:rPr>
             </w:pPr>
-            <w:proofErr w:type="spellStart"/>
-            <w:r>
-              <w:rPr>
-                <w:lang w:val="en-ZA"/>
-              </w:rPr>
-              <w:t>Supprimer</w:t>
-            </w:r>
-            <w:proofErr w:type="spellEnd"/>
-            <w:r>
-              <w:rPr>
-                <w:lang w:val="en-ZA"/>
-              </w:rPr>
-              <w:t xml:space="preserve"> </w:t>
-            </w:r>
-            <w:proofErr w:type="spellStart"/>
-            <w:r>
-              <w:rPr>
-                <w:lang w:val="en-ZA"/>
-              </w:rPr>
-              <w:t>produit</w:t>
-            </w:r>
-            <w:proofErr w:type="spellEnd"/>
-            <w:r>
-              <w:rPr>
-                <w:lang w:val="en-ZA"/>
-              </w:rPr>
-              <w:t xml:space="preserve"> </w:t>
-            </w:r>
-            <w:proofErr w:type="spellStart"/>
-            <w:r>
-              <w:rPr>
-                <w:lang w:val="en-ZA"/>
-              </w:rPr>
-              <w:t>en</w:t>
-            </w:r>
-            <w:proofErr w:type="spellEnd"/>
-            <w:r>
-              <w:rPr>
-                <w:lang w:val="en-ZA"/>
-              </w:rPr>
-              <w:t xml:space="preserve"> production</w:t>
-            </w:r>
-          </w:p>
-        </w:tc>
-        <w:tc>
-          <w:tcPr>
-            <w:tcW w:w="0" w:type="auto"/>
-            <w:tcBorders>
-              <w:top w:val="single" w:sz="4" w:space="0" w:color="E4E5E6"/>
-              <w:left w:val="single" w:sz="4" w:space="0" w:color="E4E5E6"/>
-              <w:bottom w:val="single" w:sz="4" w:space="0" w:color="E4E5E6"/>
-              <w:right w:val="single" w:sz="4" w:space="0" w:color="E4E5E6"/>
-            </w:tcBorders>
-            <w:shd w:val="clear" w:color="auto" w:fill="FAFAFD"/>
-            <w:tcMar>
-              <w:top w:w="30" w:type="dxa"/>
-              <w:left w:w="30" w:type="dxa"/>
-              <w:bottom w:w="30" w:type="dxa"/>
-              <w:right w:w="30" w:type="dxa"/>
-            </w:tcMar>
-            <w:vAlign w:val="center"/>
-            <w:hideMark/>
-          </w:tcPr>
-          <w:p>
-            <w:pPr>
-              <w:rPr>
-                <w:lang w:val="en-ZA"/>
-              </w:rPr>
-            </w:pPr>
-            <w:proofErr w:type="spellStart"/>
+            <w:r>
+              <w:rPr>
+                <w:lang w:val="en-ZA"/>
+              </w:rPr>
+              <w:t>Supprimer produit en production</w:t>
+            </w:r>
+          </w:p>
+        </w:tc>
+        <w:tc>
+          <w:tcPr>
+            <w:tcW w:w="0" w:type="auto"/>
+            <w:tcBorders>
+              <w:top w:val="single" w:sz="4" w:space="0" w:color="E4E5E6"/>
+              <w:left w:val="single" w:sz="4" w:space="0" w:color="E4E5E6"/>
+              <w:bottom w:val="single" w:sz="4" w:space="0" w:color="E4E5E6"/>
+              <w:right w:val="single" w:sz="4" w:space="0" w:color="E4E5E6"/>
+            </w:tcBorders>
+            <w:shd w:val="clear" w:color="auto" w:fill="FAFAFD"/>
+            <w:tcMar>
+              <w:top w:w="30" w:type="dxa"/>
+              <w:left w:w="30" w:type="dxa"/>
+              <w:bottom w:w="30" w:type="dxa"/>
+              <w:right w:w="30" w:type="dxa"/>
+            </w:tcMar>
+            <w:vAlign w:val="center"/>
+            <w:hideMark/>
+          </w:tcPr>
+          <w:p>
+            <w:pPr>
+              <w:rPr>
+                <w:lang w:val="en-ZA"/>
+              </w:rPr>
+            </w:pPr>
             <w:r>
               <w:rPr>
                 <w:lang w:val="en-ZA"/>
               </w:rPr>
               <w:t>Bloqué</w:t>
             </w:r>
-            <w:proofErr w:type="spellEnd"/>
           </w:p>
         </w:tc>
       </w:tr>
@@ -16435,19 +13792,11 @@
                 <w:lang w:val="en-ZA"/>
               </w:rPr>
             </w:pPr>
-            <w:proofErr w:type="spellStart"/>
-            <w:r>
-              <w:rPr>
-                <w:lang w:val="en-ZA"/>
-              </w:rPr>
-              <w:t>Refusé</w:t>
-            </w:r>
-            <w:proofErr w:type="spellEnd"/>
-            <w:r>
-              <w:rPr>
-                <w:lang w:val="en-ZA"/>
-              </w:rPr>
-              <w:t xml:space="preserve"> (validation Zod)</w:t>
+            <w:r>
+              <w:rPr>
+                <w:lang w:val="en-ZA"/>
+              </w:rPr>
+              <w:t>Refusé (validation Zod)</w:t>
             </w:r>
           </w:p>
         </w:tc>
@@ -16520,53 +13869,7 @@
           <w:bCs/>
           <w:lang w:val="en-ZA"/>
         </w:rPr>
-        <w:t xml:space="preserve">4.4 </w:t>
-      </w:r>
-      <w:proofErr w:type="gramStart"/>
-      <w:r>
-        <w:rPr>
-          <w:b/>
-          <w:bCs/>
-          <w:lang w:val="en-ZA"/>
-        </w:rPr>
-        <w:t>Multi-</w:t>
-      </w:r>
-      <w:proofErr w:type="spellStart"/>
-      <w:r>
-        <w:rPr>
-          <w:b/>
-          <w:bCs/>
-          <w:lang w:val="en-ZA"/>
-        </w:rPr>
-        <w:t>utilisateurs</w:t>
-      </w:r>
-      <w:proofErr w:type="spellEnd"/>
-      <w:proofErr w:type="gramEnd"/>
-      <w:r>
-        <w:rPr>
-          <w:b/>
-          <w:bCs/>
-          <w:lang w:val="en-ZA"/>
-        </w:rPr>
-        <w:t xml:space="preserve"> (</w:t>
-      </w:r>
-      <w:proofErr w:type="spellStart"/>
-      <w:r>
-        <w:rPr>
-          <w:b/>
-          <w:bCs/>
-          <w:lang w:val="en-ZA"/>
-        </w:rPr>
-        <w:t>si</w:t>
-      </w:r>
-      <w:proofErr w:type="spellEnd"/>
-      <w:r>
-        <w:rPr>
-          <w:b/>
-          <w:bCs/>
-          <w:lang w:val="en-ZA"/>
-        </w:rPr>
-        <w:t xml:space="preserve"> réseau)</w:t>
+        <w:t>4.4 Multi-utilisateurs (si réseau)</w:t>
       </w:r>
     </w:p>
     <w:tbl>
@@ -16659,7 +13962,6 @@
                 <w:lang w:val="en-ZA"/>
               </w:rPr>
             </w:pPr>
-            <w:proofErr w:type="spellStart"/>
             <w:r>
               <w:rPr>
                 <w:b/>
@@ -16668,7 +13970,6 @@
               </w:rPr>
               <w:t>Attendu</w:t>
             </w:r>
-            <w:proofErr w:type="spellEnd"/>
           </w:p>
         </w:tc>
       </w:tr>
@@ -16702,112 +14003,40 @@
               <w:rPr>
                 <w:lang w:val="en-ZA"/>
               </w:rPr>
-              <w:t xml:space="preserve">2 </w:t>
-            </w:r>
-            <w:proofErr w:type="spellStart"/>
-            <w:r>
-              <w:rPr>
-                <w:lang w:val="en-ZA"/>
-              </w:rPr>
-              <w:t>postes</w:t>
-            </w:r>
-            <w:proofErr w:type="spellEnd"/>
-            <w:r>
-              <w:rPr>
-                <w:lang w:val="en-ZA"/>
-              </w:rPr>
-              <w:t xml:space="preserve"> </w:t>
-            </w:r>
-            <w:proofErr w:type="spellStart"/>
-            <w:r>
-              <w:rPr>
-                <w:lang w:val="en-ZA"/>
-              </w:rPr>
-              <w:t>modifient</w:t>
-            </w:r>
-            <w:proofErr w:type="spellEnd"/>
-            <w:r>
-              <w:rPr>
-                <w:lang w:val="en-ZA"/>
-              </w:rPr>
-              <w:t xml:space="preserve"> </w:t>
-            </w:r>
-            <w:proofErr w:type="spellStart"/>
-            <w:r>
-              <w:rPr>
-                <w:lang w:val="en-ZA"/>
-              </w:rPr>
-              <w:t>même</w:t>
-            </w:r>
-            <w:proofErr w:type="spellEnd"/>
-            <w:r>
-              <w:rPr>
-                <w:lang w:val="en-ZA"/>
-              </w:rPr>
-              <w:t xml:space="preserve"> </w:t>
-            </w:r>
-            <w:proofErr w:type="spellStart"/>
-            <w:r>
-              <w:rPr>
-                <w:lang w:val="en-ZA"/>
-              </w:rPr>
-              <w:t>commande</w:t>
-            </w:r>
-            <w:proofErr w:type="spellEnd"/>
-          </w:p>
-        </w:tc>
-        <w:tc>
-          <w:tcPr>
-            <w:tcW w:w="0" w:type="auto"/>
-            <w:tcBorders>
-              <w:top w:val="single" w:sz="4" w:space="0" w:color="E4E5E6"/>
-              <w:left w:val="single" w:sz="4" w:space="0" w:color="E4E5E6"/>
-              <w:bottom w:val="single" w:sz="4" w:space="0" w:color="E4E5E6"/>
-              <w:right w:val="single" w:sz="4" w:space="0" w:color="E4E5E6"/>
-            </w:tcBorders>
-            <w:shd w:val="clear" w:color="auto" w:fill="FAFAFD"/>
-            <w:tcMar>
-              <w:top w:w="30" w:type="dxa"/>
-              <w:left w:w="30" w:type="dxa"/>
-              <w:bottom w:w="30" w:type="dxa"/>
-              <w:right w:w="30" w:type="dxa"/>
-            </w:tcMar>
-            <w:vAlign w:val="center"/>
-            <w:hideMark/>
-          </w:tcPr>
-          <w:p>
-            <w:pPr>
-              <w:rPr>
-                <w:lang w:val="en-ZA"/>
-              </w:rPr>
-            </w:pPr>
-            <w:proofErr w:type="spellStart"/>
-            <w:r>
-              <w:rPr>
-                <w:lang w:val="en-ZA"/>
-              </w:rPr>
-              <w:t>Conflit</w:t>
-            </w:r>
-            <w:proofErr w:type="spellEnd"/>
-            <w:r>
-              <w:rPr>
-                <w:lang w:val="en-ZA"/>
-              </w:rPr>
-              <w:t xml:space="preserve"> </w:t>
-            </w:r>
-            <w:proofErr w:type="spellStart"/>
-            <w:r>
-              <w:rPr>
-                <w:lang w:val="en-ZA"/>
-              </w:rPr>
-              <w:t>détecté</w:t>
-            </w:r>
-            <w:proofErr w:type="spellEnd"/>
-            <w:r>
-              <w:rPr>
-                <w:lang w:val="en-ZA"/>
-              </w:rPr>
-              <w:t>, last-write-wins appliqué</w:t>
+              <w:t>2 postes modifient même commande</w:t>
+            </w:r>
+          </w:p>
+        </w:tc>
+        <w:tc>
+          <w:tcPr>
+            <w:tcW w:w="0" w:type="auto"/>
+            <w:tcBorders>
+              <w:top w:val="single" w:sz="4" w:space="0" w:color="E4E5E6"/>
+              <w:left w:val="single" w:sz="4" w:space="0" w:color="E4E5E6"/>
+              <w:bottom w:val="single" w:sz="4" w:space="0" w:color="E4E5E6"/>
+              <w:right w:val="single" w:sz="4" w:space="0" w:color="E4E5E6"/>
+            </w:tcBorders>
+            <w:shd w:val="clear" w:color="auto" w:fill="FAFAFD"/>
+            <w:tcMar>
+              <w:top w:w="30" w:type="dxa"/>
+              <w:left w:w="30" w:type="dxa"/>
+              <w:bottom w:w="30" w:type="dxa"/>
+              <w:right w:w="30" w:type="dxa"/>
+            </w:tcMar>
+            <w:vAlign w:val="center"/>
+            <w:hideMark/>
+          </w:tcPr>
+          <w:p>
+            <w:pPr>
+              <w:rPr>
+                <w:lang w:val="en-ZA"/>
+              </w:rPr>
+            </w:pPr>
+            <w:r>
+              <w:rPr>
+                <w:lang w:val="en-ZA"/>
+              </w:rPr>
+              <w:t>Conflit détecté, last-write-wins appliqué</w:t>
             </w:r>
           </w:p>
         </w:tc>
@@ -16838,28 +14067,12 @@
                 <w:lang w:val="en-ZA"/>
               </w:rPr>
             </w:pPr>
-            <w:proofErr w:type="spellStart"/>
-            <w:r>
-              <w:rPr>
-                <w:lang w:val="en-ZA"/>
-              </w:rPr>
-              <w:t>Opérateur</w:t>
-            </w:r>
-            <w:proofErr w:type="spellEnd"/>
-            <w:r>
-              <w:rPr>
-                <w:lang w:val="en-ZA"/>
-              </w:rPr>
-              <w:t xml:space="preserve"> + Admin </w:t>
-            </w:r>
-            <w:proofErr w:type="spellStart"/>
-            <w:r>
-              <w:rPr>
-                <w:lang w:val="en-ZA"/>
-              </w:rPr>
-              <w:t>simultanés</w:t>
-            </w:r>
-            <w:proofErr w:type="spellEnd"/>
+            <w:r>
+              <w:rPr>
+                <w:lang w:val="en-ZA"/>
+              </w:rPr>
+              <w:t>Opérateur + Admin simultanés</w:t>
+            </w:r>
           </w:p>
         </w:tc>
         <w:tc>
@@ -16908,7 +14121,7 @@
           <w:lang w:val="en-ZA"/>
         </w:rPr>
         <w:pict w14:anchorId="298E564D">
-          <v:rect id="_x0000_i1078" style="width:0;height:1.5pt" o:hralign="center" o:hrstd="t" o:hr="t" fillcolor="#a0a0a0" stroked="f"/>
+          <v:rect id="_x0000_i1030" style="width:0;height:1.5pt" o:hralign="center" o:hrstd="t" o:hr="t" fillcolor="#a0a0a0" stroked="f"/>
         </w:pict>
       </w:r>
     </w:p>
@@ -16996,7 +14209,6 @@
                 <w:lang w:val="en-ZA"/>
               </w:rPr>
             </w:pPr>
-            <w:proofErr w:type="spellStart"/>
             <w:r>
               <w:rPr>
                 <w:b/>
@@ -17005,7 +14217,6 @@
               </w:rPr>
               <w:t>Priorité</w:t>
             </w:r>
-            <w:proofErr w:type="spellEnd"/>
           </w:p>
         </w:tc>
         <w:tc>
@@ -17035,7 +14246,6 @@
                 <w:lang w:val="en-ZA"/>
               </w:rPr>
             </w:pPr>
-            <w:proofErr w:type="spellStart"/>
             <w:r>
               <w:rPr>
                 <w:b/>
@@ -17044,7 +14254,6 @@
               </w:rPr>
               <w:t>Définition</w:t>
             </w:r>
-            <w:proofErr w:type="spellEnd"/>
           </w:p>
         </w:tc>
         <w:tc>
@@ -17074,23 +14283,108 @@
                 <w:lang w:val="en-ZA"/>
               </w:rPr>
             </w:pPr>
-            <w:proofErr w:type="spellStart"/>
             <w:r>
               <w:rPr>
                 <w:b/>
                 <w:bCs/>
                 <w:lang w:val="en-ZA"/>
               </w:rPr>
-              <w:t>Délai</w:t>
-            </w:r>
-            <w:proofErr w:type="spellEnd"/>
+              <w:t>Délai de correction</w:t>
+            </w:r>
+          </w:p>
+        </w:tc>
+      </w:tr>
+      <w:tr>
+        <w:tc>
+          <w:tcPr>
+            <w:tcW w:w="0" w:type="auto"/>
+            <w:tcBorders>
+              <w:top w:val="single" w:sz="4" w:space="0" w:color="E4E5E6"/>
+              <w:left w:val="single" w:sz="4" w:space="0" w:color="E4E5E6"/>
+              <w:bottom w:val="single" w:sz="4" w:space="0" w:color="E4E5E6"/>
+              <w:right w:val="single" w:sz="4" w:space="0" w:color="E4E5E6"/>
+            </w:tcBorders>
+            <w:shd w:val="clear" w:color="auto" w:fill="FAFAFD"/>
+            <w:tcMar>
+              <w:top w:w="30" w:type="dxa"/>
+              <w:left w:w="30" w:type="dxa"/>
+              <w:bottom w:w="30" w:type="dxa"/>
+              <w:right w:w="30" w:type="dxa"/>
+            </w:tcMar>
+            <w:vAlign w:val="center"/>
+            <w:hideMark/>
+          </w:tcPr>
+          <w:p>
+            <w:pPr>
+              <w:rPr>
+                <w:lang w:val="en-ZA"/>
+              </w:rPr>
+            </w:pPr>
             <w:r>
               <w:rPr>
                 <w:b/>
                 <w:bCs/>
                 <w:lang w:val="en-ZA"/>
               </w:rPr>
-              <w:t xml:space="preserve"> de correction</w:t>
+              <w:t>P0 — Bloquant</w:t>
+            </w:r>
+          </w:p>
+        </w:tc>
+        <w:tc>
+          <w:tcPr>
+            <w:tcW w:w="0" w:type="auto"/>
+            <w:tcBorders>
+              <w:top w:val="single" w:sz="4" w:space="0" w:color="E4E5E6"/>
+              <w:left w:val="single" w:sz="4" w:space="0" w:color="E4E5E6"/>
+              <w:bottom w:val="single" w:sz="4" w:space="0" w:color="E4E5E6"/>
+              <w:right w:val="single" w:sz="4" w:space="0" w:color="E4E5E6"/>
+            </w:tcBorders>
+            <w:shd w:val="clear" w:color="auto" w:fill="FAFAFD"/>
+            <w:tcMar>
+              <w:top w:w="30" w:type="dxa"/>
+              <w:left w:w="30" w:type="dxa"/>
+              <w:bottom w:w="30" w:type="dxa"/>
+              <w:right w:w="30" w:type="dxa"/>
+            </w:tcMar>
+            <w:vAlign w:val="center"/>
+            <w:hideMark/>
+          </w:tcPr>
+          <w:p>
+            <w:r>
+              <w:t>Perte de données, crash, calcul financier faux</w:t>
+            </w:r>
+          </w:p>
+        </w:tc>
+        <w:tc>
+          <w:tcPr>
+            <w:tcW w:w="0" w:type="auto"/>
+            <w:tcBorders>
+              <w:top w:val="single" w:sz="4" w:space="0" w:color="E4E5E6"/>
+              <w:left w:val="single" w:sz="4" w:space="0" w:color="E4E5E6"/>
+              <w:bottom w:val="single" w:sz="4" w:space="0" w:color="E4E5E6"/>
+              <w:right w:val="single" w:sz="4" w:space="0" w:color="E4E5E6"/>
+            </w:tcBorders>
+            <w:shd w:val="clear" w:color="auto" w:fill="FAFAFD"/>
+            <w:tcMar>
+              <w:top w:w="30" w:type="dxa"/>
+              <w:left w:w="30" w:type="dxa"/>
+              <w:bottom w:w="30" w:type="dxa"/>
+              <w:right w:w="30" w:type="dxa"/>
+            </w:tcMar>
+            <w:vAlign w:val="center"/>
+            <w:hideMark/>
+          </w:tcPr>
+          <w:p>
+            <w:pPr>
+              <w:rPr>
+                <w:lang w:val="en-ZA"/>
+              </w:rPr>
+            </w:pPr>
+            <w:r>
+              <w:rPr>
+                <w:lang w:val="en-ZA"/>
+              </w:rPr>
+              <w:t>Immédiat</w:t>
             </w:r>
           </w:p>
         </w:tc>
@@ -17127,78 +14421,177 @@
                 <w:bCs/>
                 <w:lang w:val="en-ZA"/>
               </w:rPr>
-              <w:t xml:space="preserve">P0 — </w:t>
-            </w:r>
-            <w:proofErr w:type="spellStart"/>
+              <w:t>P1 — Critique</w:t>
+            </w:r>
+          </w:p>
+        </w:tc>
+        <w:tc>
+          <w:tcPr>
+            <w:tcW w:w="0" w:type="auto"/>
+            <w:tcBorders>
+              <w:top w:val="single" w:sz="4" w:space="0" w:color="E4E5E6"/>
+              <w:left w:val="single" w:sz="4" w:space="0" w:color="E4E5E6"/>
+              <w:bottom w:val="single" w:sz="4" w:space="0" w:color="E4E5E6"/>
+              <w:right w:val="single" w:sz="4" w:space="0" w:color="E4E5E6"/>
+            </w:tcBorders>
+            <w:shd w:val="clear" w:color="auto" w:fill="FAFAFD"/>
+            <w:tcMar>
+              <w:top w:w="30" w:type="dxa"/>
+              <w:left w:w="30" w:type="dxa"/>
+              <w:bottom w:w="30" w:type="dxa"/>
+              <w:right w:w="30" w:type="dxa"/>
+            </w:tcMar>
+            <w:vAlign w:val="center"/>
+            <w:hideMark/>
+          </w:tcPr>
+          <w:p>
+            <w:pPr>
+              <w:rPr>
+                <w:lang w:val="en-ZA"/>
+              </w:rPr>
+            </w:pPr>
+            <w:r>
+              <w:rPr>
+                <w:lang w:val="en-ZA"/>
+              </w:rPr>
+              <w:t>Workflow cassé, sync silencieuse</w:t>
+            </w:r>
+          </w:p>
+        </w:tc>
+        <w:tc>
+          <w:tcPr>
+            <w:tcW w:w="0" w:type="auto"/>
+            <w:tcBorders>
+              <w:top w:val="single" w:sz="4" w:space="0" w:color="E4E5E6"/>
+              <w:left w:val="single" w:sz="4" w:space="0" w:color="E4E5E6"/>
+              <w:bottom w:val="single" w:sz="4" w:space="0" w:color="E4E5E6"/>
+              <w:right w:val="single" w:sz="4" w:space="0" w:color="E4E5E6"/>
+            </w:tcBorders>
+            <w:shd w:val="clear" w:color="auto" w:fill="FAFAFD"/>
+            <w:tcMar>
+              <w:top w:w="30" w:type="dxa"/>
+              <w:left w:w="30" w:type="dxa"/>
+              <w:bottom w:w="30" w:type="dxa"/>
+              <w:right w:w="30" w:type="dxa"/>
+            </w:tcMar>
+            <w:vAlign w:val="center"/>
+            <w:hideMark/>
+          </w:tcPr>
+          <w:p>
+            <w:pPr>
+              <w:rPr>
+                <w:lang w:val="en-ZA"/>
+              </w:rPr>
+            </w:pPr>
+            <w:r>
+              <w:rPr>
+                <w:lang w:val="en-ZA"/>
+              </w:rPr>
+              <w:t>&lt; 3 jours</w:t>
+            </w:r>
+          </w:p>
+        </w:tc>
+      </w:tr>
+      <w:tr>
+        <w:tc>
+          <w:tcPr>
+            <w:tcW w:w="0" w:type="auto"/>
+            <w:tcBorders>
+              <w:top w:val="single" w:sz="4" w:space="0" w:color="E4E5E6"/>
+              <w:left w:val="single" w:sz="4" w:space="0" w:color="E4E5E6"/>
+              <w:bottom w:val="single" w:sz="4" w:space="0" w:color="E4E5E6"/>
+              <w:right w:val="single" w:sz="4" w:space="0" w:color="E4E5E6"/>
+            </w:tcBorders>
+            <w:shd w:val="clear" w:color="auto" w:fill="FAFAFD"/>
+            <w:tcMar>
+              <w:top w:w="30" w:type="dxa"/>
+              <w:left w:w="30" w:type="dxa"/>
+              <w:bottom w:w="30" w:type="dxa"/>
+              <w:right w:w="30" w:type="dxa"/>
+            </w:tcMar>
+            <w:vAlign w:val="center"/>
+            <w:hideMark/>
+          </w:tcPr>
+          <w:p>
+            <w:pPr>
+              <w:rPr>
+                <w:lang w:val="en-ZA"/>
+              </w:rPr>
+            </w:pPr>
             <w:r>
               <w:rPr>
                 <w:b/>
                 <w:bCs/>
                 <w:lang w:val="en-ZA"/>
               </w:rPr>
-              <w:t>Bloquant</w:t>
-            </w:r>
-            <w:proofErr w:type="spellEnd"/>
-          </w:p>
-        </w:tc>
-        <w:tc>
-          <w:tcPr>
-            <w:tcW w:w="0" w:type="auto"/>
-            <w:tcBorders>
-              <w:top w:val="single" w:sz="4" w:space="0" w:color="E4E5E6"/>
-              <w:left w:val="single" w:sz="4" w:space="0" w:color="E4E5E6"/>
-              <w:bottom w:val="single" w:sz="4" w:space="0" w:color="E4E5E6"/>
-              <w:right w:val="single" w:sz="4" w:space="0" w:color="E4E5E6"/>
-            </w:tcBorders>
-            <w:shd w:val="clear" w:color="auto" w:fill="FAFAFD"/>
-            <w:tcMar>
-              <w:top w:w="30" w:type="dxa"/>
-              <w:left w:w="30" w:type="dxa"/>
-              <w:bottom w:w="30" w:type="dxa"/>
-              <w:right w:w="30" w:type="dxa"/>
-            </w:tcMar>
-            <w:vAlign w:val="center"/>
-            <w:hideMark/>
-          </w:tcPr>
-          <w:p>
-            <w:r>
-              <w:t>Perte de données, crash, calcul financier faux</w:t>
-            </w:r>
-          </w:p>
-        </w:tc>
-        <w:tc>
-          <w:tcPr>
-            <w:tcW w:w="0" w:type="auto"/>
-            <w:tcBorders>
-              <w:top w:val="single" w:sz="4" w:space="0" w:color="E4E5E6"/>
-              <w:left w:val="single" w:sz="4" w:space="0" w:color="E4E5E6"/>
-              <w:bottom w:val="single" w:sz="4" w:space="0" w:color="E4E5E6"/>
-              <w:right w:val="single" w:sz="4" w:space="0" w:color="E4E5E6"/>
-            </w:tcBorders>
-            <w:shd w:val="clear" w:color="auto" w:fill="FAFAFD"/>
-            <w:tcMar>
-              <w:top w:w="30" w:type="dxa"/>
-              <w:left w:w="30" w:type="dxa"/>
-              <w:bottom w:w="30" w:type="dxa"/>
-              <w:right w:w="30" w:type="dxa"/>
-            </w:tcMar>
-            <w:vAlign w:val="center"/>
-            <w:hideMark/>
-          </w:tcPr>
-          <w:p>
-            <w:pPr>
-              <w:rPr>
-                <w:lang w:val="en-ZA"/>
-              </w:rPr>
-            </w:pPr>
-            <w:proofErr w:type="spellStart"/>
-            <w:r>
-              <w:rPr>
-                <w:lang w:val="en-ZA"/>
-              </w:rPr>
-              <w:t>Immédiat</w:t>
-            </w:r>
-            <w:proofErr w:type="spellEnd"/>
+              <w:t>P2 — Majeur</w:t>
+            </w:r>
+          </w:p>
+        </w:tc>
+        <w:tc>
+          <w:tcPr>
+            <w:tcW w:w="0" w:type="auto"/>
+            <w:tcBorders>
+              <w:top w:val="single" w:sz="4" w:space="0" w:color="E4E5E6"/>
+              <w:left w:val="single" w:sz="4" w:space="0" w:color="E4E5E6"/>
+              <w:bottom w:val="single" w:sz="4" w:space="0" w:color="E4E5E6"/>
+              <w:right w:val="single" w:sz="4" w:space="0" w:color="E4E5E6"/>
+            </w:tcBorders>
+            <w:shd w:val="clear" w:color="auto" w:fill="FAFAFD"/>
+            <w:tcMar>
+              <w:top w:w="30" w:type="dxa"/>
+              <w:left w:w="30" w:type="dxa"/>
+              <w:bottom w:w="30" w:type="dxa"/>
+              <w:right w:w="30" w:type="dxa"/>
+            </w:tcMar>
+            <w:vAlign w:val="center"/>
+            <w:hideMark/>
+          </w:tcPr>
+          <w:p>
+            <w:pPr>
+              <w:rPr>
+                <w:lang w:val="en-ZA"/>
+              </w:rPr>
+            </w:pPr>
+            <w:r>
+              <w:rPr>
+                <w:lang w:val="en-ZA"/>
+              </w:rPr>
+              <w:t>UX dégradée, champ manquant</w:t>
+            </w:r>
+          </w:p>
+        </w:tc>
+        <w:tc>
+          <w:tcPr>
+            <w:tcW w:w="0" w:type="auto"/>
+            <w:tcBorders>
+              <w:top w:val="single" w:sz="4" w:space="0" w:color="E4E5E6"/>
+              <w:left w:val="single" w:sz="4" w:space="0" w:color="E4E5E6"/>
+              <w:bottom w:val="single" w:sz="4" w:space="0" w:color="E4E5E6"/>
+              <w:right w:val="single" w:sz="4" w:space="0" w:color="E4E5E6"/>
+            </w:tcBorders>
+            <w:shd w:val="clear" w:color="auto" w:fill="FAFAFD"/>
+            <w:tcMar>
+              <w:top w:w="30" w:type="dxa"/>
+              <w:left w:w="30" w:type="dxa"/>
+              <w:bottom w:w="30" w:type="dxa"/>
+              <w:right w:w="30" w:type="dxa"/>
+            </w:tcMar>
+            <w:vAlign w:val="center"/>
+            <w:hideMark/>
+          </w:tcPr>
+          <w:p>
+            <w:pPr>
+              <w:rPr>
+                <w:lang w:val="en-ZA"/>
+              </w:rPr>
+            </w:pPr>
+            <w:r>
+              <w:rPr>
+                <w:lang w:val="en-ZA"/>
+              </w:rPr>
+              <w:t>&lt; 1 semaine</w:t>
+            </w:r>
           </w:p>
         </w:tc>
       </w:tr>
@@ -17234,343 +14627,41 @@
                 <w:bCs/>
                 <w:lang w:val="en-ZA"/>
               </w:rPr>
-              <w:t>P1 — Critique</w:t>
-            </w:r>
-          </w:p>
-        </w:tc>
-        <w:tc>
-          <w:tcPr>
-            <w:tcW w:w="0" w:type="auto"/>
-            <w:tcBorders>
-              <w:top w:val="single" w:sz="4" w:space="0" w:color="E4E5E6"/>
-              <w:left w:val="single" w:sz="4" w:space="0" w:color="E4E5E6"/>
-              <w:bottom w:val="single" w:sz="4" w:space="0" w:color="E4E5E6"/>
-              <w:right w:val="single" w:sz="4" w:space="0" w:color="E4E5E6"/>
-            </w:tcBorders>
-            <w:shd w:val="clear" w:color="auto" w:fill="FAFAFD"/>
-            <w:tcMar>
-              <w:top w:w="30" w:type="dxa"/>
-              <w:left w:w="30" w:type="dxa"/>
-              <w:bottom w:w="30" w:type="dxa"/>
-              <w:right w:w="30" w:type="dxa"/>
-            </w:tcMar>
-            <w:vAlign w:val="center"/>
-            <w:hideMark/>
-          </w:tcPr>
-          <w:p>
-            <w:pPr>
-              <w:rPr>
-                <w:lang w:val="en-ZA"/>
-              </w:rPr>
-            </w:pPr>
-            <w:r>
-              <w:rPr>
-                <w:lang w:val="en-ZA"/>
-              </w:rPr>
-              <w:t xml:space="preserve">Workflow </w:t>
-            </w:r>
-            <w:proofErr w:type="spellStart"/>
-            <w:r>
-              <w:rPr>
-                <w:lang w:val="en-ZA"/>
-              </w:rPr>
-              <w:t>cassé</w:t>
-            </w:r>
-            <w:proofErr w:type="spellEnd"/>
-            <w:r>
-              <w:rPr>
-                <w:lang w:val="en-ZA"/>
-              </w:rPr>
-              <w:t xml:space="preserve">, sync </w:t>
-            </w:r>
-            <w:proofErr w:type="spellStart"/>
-            <w:r>
-              <w:rPr>
-                <w:lang w:val="en-ZA"/>
-              </w:rPr>
-              <w:t>silencieuse</w:t>
-            </w:r>
-            <w:proofErr w:type="spellEnd"/>
-          </w:p>
-        </w:tc>
-        <w:tc>
-          <w:tcPr>
-            <w:tcW w:w="0" w:type="auto"/>
-            <w:tcBorders>
-              <w:top w:val="single" w:sz="4" w:space="0" w:color="E4E5E6"/>
-              <w:left w:val="single" w:sz="4" w:space="0" w:color="E4E5E6"/>
-              <w:bottom w:val="single" w:sz="4" w:space="0" w:color="E4E5E6"/>
-              <w:right w:val="single" w:sz="4" w:space="0" w:color="E4E5E6"/>
-            </w:tcBorders>
-            <w:shd w:val="clear" w:color="auto" w:fill="FAFAFD"/>
-            <w:tcMar>
-              <w:top w:w="30" w:type="dxa"/>
-              <w:left w:w="30" w:type="dxa"/>
-              <w:bottom w:w="30" w:type="dxa"/>
-              <w:right w:w="30" w:type="dxa"/>
-            </w:tcMar>
-            <w:vAlign w:val="center"/>
-            <w:hideMark/>
-          </w:tcPr>
-          <w:p>
-            <w:pPr>
-              <w:rPr>
-                <w:lang w:val="en-ZA"/>
-              </w:rPr>
-            </w:pPr>
-            <w:r>
-              <w:rPr>
-                <w:lang w:val="en-ZA"/>
-              </w:rPr>
-              <w:t xml:space="preserve">&lt; 3 </w:t>
-            </w:r>
-            <w:proofErr w:type="spellStart"/>
-            <w:r>
-              <w:rPr>
-                <w:lang w:val="en-ZA"/>
-              </w:rPr>
-              <w:t>jours</w:t>
-            </w:r>
-            <w:proofErr w:type="spellEnd"/>
-          </w:p>
-        </w:tc>
-      </w:tr>
-      <w:tr>
-        <w:tc>
-          <w:tcPr>
-            <w:tcW w:w="0" w:type="auto"/>
-            <w:tcBorders>
-              <w:top w:val="single" w:sz="4" w:space="0" w:color="E4E5E6"/>
-              <w:left w:val="single" w:sz="4" w:space="0" w:color="E4E5E6"/>
-              <w:bottom w:val="single" w:sz="4" w:space="0" w:color="E4E5E6"/>
-              <w:right w:val="single" w:sz="4" w:space="0" w:color="E4E5E6"/>
-            </w:tcBorders>
-            <w:shd w:val="clear" w:color="auto" w:fill="FAFAFD"/>
-            <w:tcMar>
-              <w:top w:w="30" w:type="dxa"/>
-              <w:left w:w="30" w:type="dxa"/>
-              <w:bottom w:w="30" w:type="dxa"/>
-              <w:right w:w="30" w:type="dxa"/>
-            </w:tcMar>
-            <w:vAlign w:val="center"/>
-            <w:hideMark/>
-          </w:tcPr>
-          <w:p>
-            <w:pPr>
-              <w:rPr>
-                <w:lang w:val="en-ZA"/>
-              </w:rPr>
-            </w:pPr>
-            <w:r>
-              <w:rPr>
-                <w:b/>
-                <w:bCs/>
-                <w:lang w:val="en-ZA"/>
-              </w:rPr>
-              <w:t xml:space="preserve">P2 — </w:t>
-            </w:r>
-            <w:proofErr w:type="spellStart"/>
-            <w:r>
-              <w:rPr>
-                <w:b/>
-                <w:bCs/>
-                <w:lang w:val="en-ZA"/>
-              </w:rPr>
-              <w:t>Majeur</w:t>
-            </w:r>
-            <w:proofErr w:type="spellEnd"/>
-          </w:p>
-        </w:tc>
-        <w:tc>
-          <w:tcPr>
-            <w:tcW w:w="0" w:type="auto"/>
-            <w:tcBorders>
-              <w:top w:val="single" w:sz="4" w:space="0" w:color="E4E5E6"/>
-              <w:left w:val="single" w:sz="4" w:space="0" w:color="E4E5E6"/>
-              <w:bottom w:val="single" w:sz="4" w:space="0" w:color="E4E5E6"/>
-              <w:right w:val="single" w:sz="4" w:space="0" w:color="E4E5E6"/>
-            </w:tcBorders>
-            <w:shd w:val="clear" w:color="auto" w:fill="FAFAFD"/>
-            <w:tcMar>
-              <w:top w:w="30" w:type="dxa"/>
-              <w:left w:w="30" w:type="dxa"/>
-              <w:bottom w:w="30" w:type="dxa"/>
-              <w:right w:w="30" w:type="dxa"/>
-            </w:tcMar>
-            <w:vAlign w:val="center"/>
-            <w:hideMark/>
-          </w:tcPr>
-          <w:p>
-            <w:pPr>
-              <w:rPr>
-                <w:lang w:val="en-ZA"/>
-              </w:rPr>
-            </w:pPr>
-            <w:r>
-              <w:rPr>
-                <w:lang w:val="en-ZA"/>
-              </w:rPr>
-              <w:t xml:space="preserve">UX </w:t>
-            </w:r>
-            <w:proofErr w:type="spellStart"/>
-            <w:r>
-              <w:rPr>
-                <w:lang w:val="en-ZA"/>
-              </w:rPr>
-              <w:t>dégradée</w:t>
-            </w:r>
-            <w:proofErr w:type="spellEnd"/>
-            <w:r>
-              <w:rPr>
-                <w:lang w:val="en-ZA"/>
-              </w:rPr>
-              <w:t xml:space="preserve">, champ </w:t>
-            </w:r>
-            <w:proofErr w:type="spellStart"/>
-            <w:r>
-              <w:rPr>
-                <w:lang w:val="en-ZA"/>
-              </w:rPr>
-              <w:t>manquant</w:t>
-            </w:r>
-            <w:proofErr w:type="spellEnd"/>
-          </w:p>
-        </w:tc>
-        <w:tc>
-          <w:tcPr>
-            <w:tcW w:w="0" w:type="auto"/>
-            <w:tcBorders>
-              <w:top w:val="single" w:sz="4" w:space="0" w:color="E4E5E6"/>
-              <w:left w:val="single" w:sz="4" w:space="0" w:color="E4E5E6"/>
-              <w:bottom w:val="single" w:sz="4" w:space="0" w:color="E4E5E6"/>
-              <w:right w:val="single" w:sz="4" w:space="0" w:color="E4E5E6"/>
-            </w:tcBorders>
-            <w:shd w:val="clear" w:color="auto" w:fill="FAFAFD"/>
-            <w:tcMar>
-              <w:top w:w="30" w:type="dxa"/>
-              <w:left w:w="30" w:type="dxa"/>
-              <w:bottom w:w="30" w:type="dxa"/>
-              <w:right w:w="30" w:type="dxa"/>
-            </w:tcMar>
-            <w:vAlign w:val="center"/>
-            <w:hideMark/>
-          </w:tcPr>
-          <w:p>
-            <w:pPr>
-              <w:rPr>
-                <w:lang w:val="en-ZA"/>
-              </w:rPr>
-            </w:pPr>
-            <w:r>
-              <w:rPr>
-                <w:lang w:val="en-ZA"/>
-              </w:rPr>
-              <w:t xml:space="preserve">&lt; 1 </w:t>
-            </w:r>
-            <w:proofErr w:type="spellStart"/>
-            <w:r>
-              <w:rPr>
-                <w:lang w:val="en-ZA"/>
-              </w:rPr>
-              <w:t>semaine</w:t>
-            </w:r>
-            <w:proofErr w:type="spellEnd"/>
-          </w:p>
-        </w:tc>
-      </w:tr>
-      <w:tr>
-        <w:tc>
-          <w:tcPr>
-            <w:tcW w:w="0" w:type="auto"/>
-            <w:tcBorders>
-              <w:top w:val="single" w:sz="4" w:space="0" w:color="E4E5E6"/>
-              <w:left w:val="single" w:sz="4" w:space="0" w:color="E4E5E6"/>
-              <w:bottom w:val="single" w:sz="4" w:space="0" w:color="E4E5E6"/>
-              <w:right w:val="single" w:sz="4" w:space="0" w:color="E4E5E6"/>
-            </w:tcBorders>
-            <w:shd w:val="clear" w:color="auto" w:fill="FAFAFD"/>
-            <w:tcMar>
-              <w:top w:w="30" w:type="dxa"/>
-              <w:left w:w="30" w:type="dxa"/>
-              <w:bottom w:w="30" w:type="dxa"/>
-              <w:right w:w="30" w:type="dxa"/>
-            </w:tcMar>
-            <w:vAlign w:val="center"/>
-            <w:hideMark/>
-          </w:tcPr>
-          <w:p>
-            <w:pPr>
-              <w:rPr>
-                <w:lang w:val="en-ZA"/>
-              </w:rPr>
-            </w:pPr>
-            <w:r>
-              <w:rPr>
-                <w:b/>
-                <w:bCs/>
-                <w:lang w:val="en-ZA"/>
-              </w:rPr>
-              <w:t xml:space="preserve">P3 — </w:t>
-            </w:r>
-            <w:proofErr w:type="spellStart"/>
-            <w:r>
-              <w:rPr>
-                <w:b/>
-                <w:bCs/>
-                <w:lang w:val="en-ZA"/>
-              </w:rPr>
-              <w:t>Mineur</w:t>
-            </w:r>
-            <w:proofErr w:type="spellEnd"/>
-          </w:p>
-        </w:tc>
-        <w:tc>
-          <w:tcPr>
-            <w:tcW w:w="0" w:type="auto"/>
-            <w:tcBorders>
-              <w:top w:val="single" w:sz="4" w:space="0" w:color="E4E5E6"/>
-              <w:left w:val="single" w:sz="4" w:space="0" w:color="E4E5E6"/>
-              <w:bottom w:val="single" w:sz="4" w:space="0" w:color="E4E5E6"/>
-              <w:right w:val="single" w:sz="4" w:space="0" w:color="E4E5E6"/>
-            </w:tcBorders>
-            <w:shd w:val="clear" w:color="auto" w:fill="FAFAFD"/>
-            <w:tcMar>
-              <w:top w:w="30" w:type="dxa"/>
-              <w:left w:w="30" w:type="dxa"/>
-              <w:bottom w:w="30" w:type="dxa"/>
-              <w:right w:w="30" w:type="dxa"/>
-            </w:tcMar>
-            <w:vAlign w:val="center"/>
-            <w:hideMark/>
-          </w:tcPr>
-          <w:p>
-            <w:pPr>
-              <w:rPr>
-                <w:lang w:val="en-ZA"/>
-              </w:rPr>
-            </w:pPr>
-            <w:proofErr w:type="spellStart"/>
-            <w:r>
-              <w:rPr>
-                <w:lang w:val="en-ZA"/>
-              </w:rPr>
-              <w:t>Cosmétique</w:t>
-            </w:r>
-            <w:proofErr w:type="spellEnd"/>
-            <w:r>
-              <w:rPr>
-                <w:lang w:val="en-ZA"/>
-              </w:rPr>
-              <w:t xml:space="preserve">, </w:t>
-            </w:r>
-            <w:proofErr w:type="spellStart"/>
-            <w:r>
-              <w:rPr>
-                <w:lang w:val="en-ZA"/>
-              </w:rPr>
-              <w:t>amélioration</w:t>
-            </w:r>
-            <w:proofErr w:type="spellEnd"/>
+              <w:t>P3 — Mineur</w:t>
+            </w:r>
+          </w:p>
+        </w:tc>
+        <w:tc>
+          <w:tcPr>
+            <w:tcW w:w="0" w:type="auto"/>
+            <w:tcBorders>
+              <w:top w:val="single" w:sz="4" w:space="0" w:color="E4E5E6"/>
+              <w:left w:val="single" w:sz="4" w:space="0" w:color="E4E5E6"/>
+              <w:bottom w:val="single" w:sz="4" w:space="0" w:color="E4E5E6"/>
+              <w:right w:val="single" w:sz="4" w:space="0" w:color="E4E5E6"/>
+            </w:tcBorders>
+            <w:shd w:val="clear" w:color="auto" w:fill="FAFAFD"/>
+            <w:tcMar>
+              <w:top w:w="30" w:type="dxa"/>
+              <w:left w:w="30" w:type="dxa"/>
+              <w:bottom w:w="30" w:type="dxa"/>
+              <w:right w:w="30" w:type="dxa"/>
+            </w:tcMar>
+            <w:vAlign w:val="center"/>
+            <w:hideMark/>
+          </w:tcPr>
+          <w:p>
+            <w:pPr>
+              <w:rPr>
+                <w:lang w:val="en-ZA"/>
+              </w:rPr>
+            </w:pPr>
+            <w:r>
+              <w:rPr>
+                <w:lang w:val="en-ZA"/>
+              </w:rPr>
+              <w:t>Cosmétique, amélioration</w:t>
+            </w:r>
           </w:p>
         </w:tc>
         <w:tc>
@@ -17720,57 +14811,45 @@
                 <w:bCs/>
                 <w:lang w:val="en-ZA"/>
               </w:rPr>
-              <w:t xml:space="preserve">Risque </w:t>
-            </w:r>
-            <w:proofErr w:type="spellStart"/>
-            <w:r>
+              <w:t>Risque détecté</w:t>
+            </w:r>
+          </w:p>
+        </w:tc>
+        <w:tc>
+          <w:tcPr>
+            <w:tcW w:w="0" w:type="auto"/>
+            <w:tcBorders>
+              <w:top w:val="single" w:sz="4" w:space="0" w:color="E4E5E6"/>
+              <w:left w:val="single" w:sz="4" w:space="0" w:color="E4E5E6"/>
+              <w:bottom w:val="single" w:sz="4" w:space="0" w:color="E4E5E6"/>
+              <w:right w:val="single" w:sz="4" w:space="0" w:color="E4E5E6"/>
+            </w:tcBorders>
+            <w:shd w:val="clear" w:color="auto" w:fill="FAFAFD"/>
+            <w:tcMar>
+              <w:top w:w="30" w:type="dxa"/>
+              <w:left w:w="30" w:type="dxa"/>
+              <w:bottom w:w="30" w:type="dxa"/>
+              <w:right w:w="30" w:type="dxa"/>
+            </w:tcMar>
+            <w:vAlign w:val="center"/>
+            <w:hideMark/>
+          </w:tcPr>
+          <w:p>
+            <w:pPr>
               <w:rPr>
                 <w:b/>
                 <w:bCs/>
                 <w:lang w:val="en-ZA"/>
               </w:rPr>
-              <w:t>détecté</w:t>
-            </w:r>
-            <w:proofErr w:type="spellEnd"/>
-          </w:p>
-        </w:tc>
-        <w:tc>
-          <w:tcPr>
-            <w:tcW w:w="0" w:type="auto"/>
-            <w:tcBorders>
-              <w:top w:val="single" w:sz="4" w:space="0" w:color="E4E5E6"/>
-              <w:left w:val="single" w:sz="4" w:space="0" w:color="E4E5E6"/>
-              <w:bottom w:val="single" w:sz="4" w:space="0" w:color="E4E5E6"/>
-              <w:right w:val="single" w:sz="4" w:space="0" w:color="E4E5E6"/>
-            </w:tcBorders>
-            <w:shd w:val="clear" w:color="auto" w:fill="FAFAFD"/>
-            <w:tcMar>
-              <w:top w:w="30" w:type="dxa"/>
-              <w:left w:w="30" w:type="dxa"/>
-              <w:bottom w:w="30" w:type="dxa"/>
-              <w:right w:w="30" w:type="dxa"/>
-            </w:tcMar>
-            <w:vAlign w:val="center"/>
-            <w:hideMark/>
-          </w:tcPr>
-          <w:p>
-            <w:pPr>
+            </w:pPr>
+            <w:r>
               <w:rPr>
                 <w:b/>
                 <w:bCs/>
                 <w:lang w:val="en-ZA"/>
               </w:rPr>
-            </w:pPr>
-            <w:proofErr w:type="spellStart"/>
-            <w:r>
-              <w:rPr>
-                <w:b/>
-                <w:bCs/>
-                <w:lang w:val="en-ZA"/>
-              </w:rPr>
               <w:t>Référence</w:t>
             </w:r>
-            <w:proofErr w:type="spellEnd"/>
           </w:p>
         </w:tc>
       </w:tr>
@@ -17858,7 +14937,7 @@
                 <w:lang w:val="en-ZA"/>
               </w:rPr>
             </w:pPr>
-            <w:hyperlink r:id="rId5" w:anchor="L93" w:tgtFrame="_blank" w:history="1">
+            <w:hyperlink r:id="rId9" w:anchor="L93" w:tgtFrame="_blank" w:history="1">
               <w:r>
                 <w:rPr>
                   <w:rStyle w:val="Hyperlink"/>
@@ -17900,97 +14979,61 @@
               <w:rPr>
                 <w:lang w:val="en-ZA"/>
               </w:rPr>
-              <w:t>IPC </w:t>
-            </w:r>
-            <w:proofErr w:type="spellStart"/>
-            <w:proofErr w:type="gramStart"/>
-            <w:r>
-              <w:rPr>
-                <w:lang w:val="en-ZA"/>
-              </w:rPr>
-              <w:t>db:query</w:t>
-            </w:r>
-            <w:proofErr w:type="spellEnd"/>
-            <w:proofErr w:type="gramEnd"/>
-          </w:p>
-        </w:tc>
-        <w:tc>
-          <w:tcPr>
-            <w:tcW w:w="0" w:type="auto"/>
-            <w:tcBorders>
-              <w:top w:val="single" w:sz="4" w:space="0" w:color="E4E5E6"/>
-              <w:left w:val="single" w:sz="4" w:space="0" w:color="E4E5E6"/>
-              <w:bottom w:val="single" w:sz="4" w:space="0" w:color="E4E5E6"/>
-              <w:right w:val="single" w:sz="4" w:space="0" w:color="E4E5E6"/>
-            </w:tcBorders>
-            <w:shd w:val="clear" w:color="auto" w:fill="FAFAFD"/>
-            <w:tcMar>
-              <w:top w:w="30" w:type="dxa"/>
-              <w:left w:w="30" w:type="dxa"/>
-              <w:bottom w:w="30" w:type="dxa"/>
-              <w:right w:w="30" w:type="dxa"/>
-            </w:tcMar>
-            <w:vAlign w:val="center"/>
-            <w:hideMark/>
-          </w:tcPr>
-          <w:p>
-            <w:proofErr w:type="gramStart"/>
-            <w:r>
-              <w:t>Retourne .</w:t>
-            </w:r>
-            <w:proofErr w:type="spellStart"/>
-            <w:r>
-              <w:t>get</w:t>
-            </w:r>
-            <w:proofErr w:type="spellEnd"/>
-            <w:proofErr w:type="gramEnd"/>
-            <w:r>
-              <w:t xml:space="preserve">() au lieu </w:t>
-            </w:r>
-            <w:proofErr w:type="gramStart"/>
-            <w:r>
-              <w:t>de .all</w:t>
-            </w:r>
-            <w:proofErr w:type="gramEnd"/>
-            <w:r>
-              <w:t xml:space="preserve">() — requêtes </w:t>
-            </w:r>
-            <w:proofErr w:type="spellStart"/>
-            <w:r>
-              <w:t>multi-lignes</w:t>
-            </w:r>
-            <w:proofErr w:type="spellEnd"/>
-            <w:r>
-              <w:t xml:space="preserve"> perdues</w:t>
-            </w:r>
-          </w:p>
-        </w:tc>
-        <w:tc>
-          <w:tcPr>
-            <w:tcW w:w="0" w:type="auto"/>
-            <w:tcBorders>
-              <w:top w:val="single" w:sz="4" w:space="0" w:color="E4E5E6"/>
-              <w:left w:val="single" w:sz="4" w:space="0" w:color="E4E5E6"/>
-              <w:bottom w:val="single" w:sz="4" w:space="0" w:color="E4E5E6"/>
-              <w:right w:val="single" w:sz="4" w:space="0" w:color="E4E5E6"/>
-            </w:tcBorders>
-            <w:shd w:val="clear" w:color="auto" w:fill="FAFAFD"/>
-            <w:tcMar>
-              <w:top w:w="30" w:type="dxa"/>
-              <w:left w:w="30" w:type="dxa"/>
-              <w:bottom w:w="30" w:type="dxa"/>
-              <w:right w:w="30" w:type="dxa"/>
-            </w:tcMar>
-            <w:vAlign w:val="center"/>
-            <w:hideMark/>
-          </w:tcPr>
-          <w:p>
-            <w:pPr>
-              <w:rPr>
-                <w:lang w:val="en-ZA"/>
-              </w:rPr>
-            </w:pPr>
-            <w:hyperlink r:id="rId6" w:anchor="L155" w:tgtFrame="_blank" w:history="1">
+              <w:t>IPC db:query</w:t>
+            </w:r>
+          </w:p>
+        </w:tc>
+        <w:tc>
+          <w:tcPr>
+            <w:tcW w:w="0" w:type="auto"/>
+            <w:tcBorders>
+              <w:top w:val="single" w:sz="4" w:space="0" w:color="E4E5E6"/>
+              <w:left w:val="single" w:sz="4" w:space="0" w:color="E4E5E6"/>
+              <w:bottom w:val="single" w:sz="4" w:space="0" w:color="E4E5E6"/>
+              <w:right w:val="single" w:sz="4" w:space="0" w:color="E4E5E6"/>
+            </w:tcBorders>
+            <w:shd w:val="clear" w:color="auto" w:fill="FAFAFD"/>
+            <w:tcMar>
+              <w:top w:w="30" w:type="dxa"/>
+              <w:left w:w="30" w:type="dxa"/>
+              <w:bottom w:w="30" w:type="dxa"/>
+              <w:right w:w="30" w:type="dxa"/>
+            </w:tcMar>
+            <w:vAlign w:val="center"/>
+            <w:hideMark/>
+          </w:tcPr>
+          <w:p>
+            <w:r>
+              <w:t>Retourne .get() au lieu de .all() — requêtes multi-lignes perdues</w:t>
+            </w:r>
+          </w:p>
+        </w:tc>
+        <w:tc>
+          <w:tcPr>
+            <w:tcW w:w="0" w:type="auto"/>
+            <w:tcBorders>
+              <w:top w:val="single" w:sz="4" w:space="0" w:color="E4E5E6"/>
+              <w:left w:val="single" w:sz="4" w:space="0" w:color="E4E5E6"/>
+              <w:bottom w:val="single" w:sz="4" w:space="0" w:color="E4E5E6"/>
+              <w:right w:val="single" w:sz="4" w:space="0" w:color="E4E5E6"/>
+            </w:tcBorders>
+            <w:shd w:val="clear" w:color="auto" w:fill="FAFAFD"/>
+            <w:tcMar>
+              <w:top w:w="30" w:type="dxa"/>
+              <w:left w:w="30" w:type="dxa"/>
+              <w:bottom w:w="30" w:type="dxa"/>
+              <w:right w:w="30" w:type="dxa"/>
+            </w:tcMar>
+            <w:vAlign w:val="center"/>
+            <w:hideMark/>
+          </w:tcPr>
+          <w:p>
+            <w:pPr>
+              <w:rPr>
+                <w:lang w:val="en-ZA"/>
+              </w:rPr>
+            </w:pPr>
+            <w:hyperlink r:id="rId10" w:anchor="L155" w:tgtFrame="_blank" w:history="1">
               <w:r>
                 <w:rPr>
                   <w:rStyle w:val="Hyperlink"/>
@@ -18032,74 +15075,61 @@
               <w:rPr>
                 <w:lang w:val="en-ZA"/>
               </w:rPr>
-              <w:t xml:space="preserve">Sync </w:t>
-            </w:r>
-            <w:proofErr w:type="spellStart"/>
-            <w:r>
-              <w:rPr>
-                <w:lang w:val="en-ZA"/>
-              </w:rPr>
-              <w:t>conflits</w:t>
-            </w:r>
-            <w:proofErr w:type="spellEnd"/>
-          </w:p>
-        </w:tc>
-        <w:tc>
-          <w:tcPr>
-            <w:tcW w:w="0" w:type="auto"/>
-            <w:tcBorders>
-              <w:top w:val="single" w:sz="4" w:space="0" w:color="E4E5E6"/>
-              <w:left w:val="single" w:sz="4" w:space="0" w:color="E4E5E6"/>
-              <w:bottom w:val="single" w:sz="4" w:space="0" w:color="E4E5E6"/>
-              <w:right w:val="single" w:sz="4" w:space="0" w:color="E4E5E6"/>
-            </w:tcBorders>
-            <w:shd w:val="clear" w:color="auto" w:fill="FAFAFD"/>
-            <w:tcMar>
-              <w:top w:w="30" w:type="dxa"/>
-              <w:left w:w="30" w:type="dxa"/>
-              <w:bottom w:w="30" w:type="dxa"/>
-              <w:right w:w="30" w:type="dxa"/>
-            </w:tcMar>
-            <w:vAlign w:val="center"/>
-            <w:hideMark/>
-          </w:tcPr>
-          <w:p>
-            <w:proofErr w:type="spellStart"/>
-            <w:r>
-              <w:t>JSON.stringify</w:t>
-            </w:r>
-            <w:proofErr w:type="spellEnd"/>
-            <w:r>
-              <w:t> pour comparer les objets — ordre des clés peut varier</w:t>
-            </w:r>
-          </w:p>
-        </w:tc>
-        <w:tc>
-          <w:tcPr>
-            <w:tcW w:w="0" w:type="auto"/>
-            <w:tcBorders>
-              <w:top w:val="single" w:sz="4" w:space="0" w:color="E4E5E6"/>
-              <w:left w:val="single" w:sz="4" w:space="0" w:color="E4E5E6"/>
-              <w:bottom w:val="single" w:sz="4" w:space="0" w:color="E4E5E6"/>
-              <w:right w:val="single" w:sz="4" w:space="0" w:color="E4E5E6"/>
-            </w:tcBorders>
-            <w:shd w:val="clear" w:color="auto" w:fill="FAFAFD"/>
-            <w:tcMar>
-              <w:top w:w="30" w:type="dxa"/>
-              <w:left w:w="30" w:type="dxa"/>
-              <w:bottom w:w="30" w:type="dxa"/>
-              <w:right w:w="30" w:type="dxa"/>
-            </w:tcMar>
-            <w:vAlign w:val="center"/>
-            <w:hideMark/>
-          </w:tcPr>
-          <w:p>
-            <w:pPr>
-              <w:rPr>
-                <w:lang w:val="en-ZA"/>
-              </w:rPr>
-            </w:pPr>
-            <w:hyperlink r:id="rId7" w:anchor="L195" w:tgtFrame="_blank" w:history="1">
+              <w:t>Sync conflits</w:t>
+            </w:r>
+          </w:p>
+        </w:tc>
+        <w:tc>
+          <w:tcPr>
+            <w:tcW w:w="0" w:type="auto"/>
+            <w:tcBorders>
+              <w:top w:val="single" w:sz="4" w:space="0" w:color="E4E5E6"/>
+              <w:left w:val="single" w:sz="4" w:space="0" w:color="E4E5E6"/>
+              <w:bottom w:val="single" w:sz="4" w:space="0" w:color="E4E5E6"/>
+              <w:right w:val="single" w:sz="4" w:space="0" w:color="E4E5E6"/>
+            </w:tcBorders>
+            <w:shd w:val="clear" w:color="auto" w:fill="FAFAFD"/>
+            <w:tcMar>
+              <w:top w:w="30" w:type="dxa"/>
+              <w:left w:w="30" w:type="dxa"/>
+              <w:bottom w:w="30" w:type="dxa"/>
+              <w:right w:w="30" w:type="dxa"/>
+            </w:tcMar>
+            <w:vAlign w:val="center"/>
+            <w:hideMark/>
+          </w:tcPr>
+          <w:p>
+            <w:r>
+              <w:t>JSON.stringify pour comparer les objets — ordre des clés peut varier</w:t>
+            </w:r>
+          </w:p>
+        </w:tc>
+        <w:tc>
+          <w:tcPr>
+            <w:tcW w:w="0" w:type="auto"/>
+            <w:tcBorders>
+              <w:top w:val="single" w:sz="4" w:space="0" w:color="E4E5E6"/>
+              <w:left w:val="single" w:sz="4" w:space="0" w:color="E4E5E6"/>
+              <w:bottom w:val="single" w:sz="4" w:space="0" w:color="E4E5E6"/>
+              <w:right w:val="single" w:sz="4" w:space="0" w:color="E4E5E6"/>
+            </w:tcBorders>
+            <w:shd w:val="clear" w:color="auto" w:fill="FAFAFD"/>
+            <w:tcMar>
+              <w:top w:w="30" w:type="dxa"/>
+              <w:left w:w="30" w:type="dxa"/>
+              <w:bottom w:w="30" w:type="dxa"/>
+              <w:right w:w="30" w:type="dxa"/>
+            </w:tcMar>
+            <w:vAlign w:val="center"/>
+            <w:hideMark/>
+          </w:tcPr>
+          <w:p>
+            <w:pPr>
+              <w:rPr>
+                <w:lang w:val="en-ZA"/>
+              </w:rPr>
+            </w:pPr>
+            <w:hyperlink r:id="rId11" w:anchor="L195" w:tgtFrame="_blank" w:history="1">
               <w:r>
                 <w:rPr>
                   <w:rStyle w:val="Hyperlink"/>
@@ -18166,44 +15196,36 @@
           </w:tcPr>
           <w:p>
             <w:r>
-              <w:t xml:space="preserve">Purge des 50% les plus anciens si </w:t>
-            </w:r>
-            <w:proofErr w:type="spellStart"/>
-            <w:r>
-              <w:t>localStorage</w:t>
-            </w:r>
-            <w:proofErr w:type="spellEnd"/>
-            <w:r>
-              <w:t xml:space="preserve"> plein — perte silencieuse</w:t>
-            </w:r>
-          </w:p>
-        </w:tc>
-        <w:tc>
-          <w:tcPr>
-            <w:tcW w:w="0" w:type="auto"/>
-            <w:tcBorders>
-              <w:top w:val="single" w:sz="4" w:space="0" w:color="E4E5E6"/>
-              <w:left w:val="single" w:sz="4" w:space="0" w:color="E4E5E6"/>
-              <w:bottom w:val="single" w:sz="4" w:space="0" w:color="E4E5E6"/>
-              <w:right w:val="single" w:sz="4" w:space="0" w:color="E4E5E6"/>
-            </w:tcBorders>
-            <w:shd w:val="clear" w:color="auto" w:fill="FAFAFD"/>
-            <w:tcMar>
-              <w:top w:w="30" w:type="dxa"/>
-              <w:left w:w="30" w:type="dxa"/>
-              <w:bottom w:w="30" w:type="dxa"/>
-              <w:right w:w="30" w:type="dxa"/>
-            </w:tcMar>
-            <w:vAlign w:val="center"/>
-            <w:hideMark/>
-          </w:tcPr>
-          <w:p>
-            <w:pPr>
-              <w:rPr>
-                <w:lang w:val="en-ZA"/>
-              </w:rPr>
-            </w:pPr>
-            <w:hyperlink r:id="rId8" w:anchor="L63" w:tgtFrame="_blank" w:history="1">
+              <w:t>Purge des 50% les plus anciens si localStorage plein — perte silencieuse</w:t>
+            </w:r>
+          </w:p>
+        </w:tc>
+        <w:tc>
+          <w:tcPr>
+            <w:tcW w:w="0" w:type="auto"/>
+            <w:tcBorders>
+              <w:top w:val="single" w:sz="4" w:space="0" w:color="E4E5E6"/>
+              <w:left w:val="single" w:sz="4" w:space="0" w:color="E4E5E6"/>
+              <w:bottom w:val="single" w:sz="4" w:space="0" w:color="E4E5E6"/>
+              <w:right w:val="single" w:sz="4" w:space="0" w:color="E4E5E6"/>
+            </w:tcBorders>
+            <w:shd w:val="clear" w:color="auto" w:fill="FAFAFD"/>
+            <w:tcMar>
+              <w:top w:w="30" w:type="dxa"/>
+              <w:left w:w="30" w:type="dxa"/>
+              <w:bottom w:w="30" w:type="dxa"/>
+              <w:right w:w="30" w:type="dxa"/>
+            </w:tcMar>
+            <w:vAlign w:val="center"/>
+            <w:hideMark/>
+          </w:tcPr>
+          <w:p>
+            <w:pPr>
+              <w:rPr>
+                <w:lang w:val="en-ZA"/>
+              </w:rPr>
+            </w:pPr>
+            <w:hyperlink r:id="rId12" w:anchor="L63" w:tgtFrame="_blank" w:history="1">
               <w:r>
                 <w:rPr>
                   <w:rStyle w:val="Hyperlink"/>
@@ -18241,97 +15263,65 @@
                 <w:lang w:val="en-ZA"/>
               </w:rPr>
             </w:pPr>
-            <w:proofErr w:type="spellStart"/>
-            <w:r>
-              <w:rPr>
-                <w:lang w:val="en-ZA"/>
-              </w:rPr>
-              <w:t>Schéma</w:t>
-            </w:r>
-            <w:proofErr w:type="spellEnd"/>
-            <w:r>
-              <w:rPr>
-                <w:lang w:val="en-ZA"/>
-              </w:rPr>
-              <w:t xml:space="preserve"> SQLite vs </w:t>
-            </w:r>
-            <w:proofErr w:type="spellStart"/>
-            <w:r>
-              <w:rPr>
-                <w:lang w:val="en-ZA"/>
-              </w:rPr>
-              <w:t>Supabase</w:t>
-            </w:r>
-            <w:proofErr w:type="spellEnd"/>
-          </w:p>
-        </w:tc>
-        <w:tc>
-          <w:tcPr>
-            <w:tcW w:w="0" w:type="auto"/>
-            <w:tcBorders>
-              <w:top w:val="single" w:sz="4" w:space="0" w:color="E4E5E6"/>
-              <w:left w:val="single" w:sz="4" w:space="0" w:color="E4E5E6"/>
-              <w:bottom w:val="single" w:sz="4" w:space="0" w:color="E4E5E6"/>
-              <w:right w:val="single" w:sz="4" w:space="0" w:color="E4E5E6"/>
-            </w:tcBorders>
-            <w:shd w:val="clear" w:color="auto" w:fill="FAFAFD"/>
-            <w:tcMar>
-              <w:top w:w="30" w:type="dxa"/>
-              <w:left w:w="30" w:type="dxa"/>
-              <w:bottom w:w="30" w:type="dxa"/>
-              <w:right w:w="30" w:type="dxa"/>
-            </w:tcMar>
-            <w:vAlign w:val="center"/>
-            <w:hideMark/>
-          </w:tcPr>
-          <w:p>
-            <w:r>
-              <w:t>Migration 001 et 002 ont des noms de colonnes différents (</w:t>
-            </w:r>
-            <w:proofErr w:type="spellStart"/>
-            <w:r>
-              <w:t>reference</w:t>
-            </w:r>
-            <w:proofErr w:type="spellEnd"/>
-            <w:r>
-              <w:t> vs </w:t>
-            </w:r>
-            <w:proofErr w:type="spellStart"/>
-            <w:r>
-              <w:t>ref</w:t>
-            </w:r>
-            <w:proofErr w:type="spellEnd"/>
-            <w:r>
-              <w:t>)</w:t>
-            </w:r>
-          </w:p>
-        </w:tc>
-        <w:tc>
-          <w:tcPr>
-            <w:tcW w:w="0" w:type="auto"/>
-            <w:tcBorders>
-              <w:top w:val="single" w:sz="4" w:space="0" w:color="E4E5E6"/>
-              <w:left w:val="single" w:sz="4" w:space="0" w:color="E4E5E6"/>
-              <w:bottom w:val="single" w:sz="4" w:space="0" w:color="E4E5E6"/>
-              <w:right w:val="single" w:sz="4" w:space="0" w:color="E4E5E6"/>
-            </w:tcBorders>
-            <w:shd w:val="clear" w:color="auto" w:fill="FAFAFD"/>
-            <w:tcMar>
-              <w:top w:w="30" w:type="dxa"/>
-              <w:left w:w="30" w:type="dxa"/>
-              <w:bottom w:w="30" w:type="dxa"/>
-              <w:right w:w="30" w:type="dxa"/>
-            </w:tcMar>
-            <w:vAlign w:val="center"/>
-            <w:hideMark/>
-          </w:tcPr>
-          <w:p>
-            <w:pPr>
-              <w:rPr>
-                <w:lang w:val="en-ZA"/>
-              </w:rPr>
-            </w:pPr>
-            <w:hyperlink r:id="rId9" w:anchor="L43" w:tgtFrame="_blank" w:history="1">
+            <w:r>
+              <w:rPr>
+                <w:lang w:val="en-ZA"/>
+              </w:rPr>
+              <w:t>Schéma SQLite vs Supabase</w:t>
+            </w:r>
+          </w:p>
+        </w:tc>
+        <w:tc>
+          <w:tcPr>
+            <w:tcW w:w="0" w:type="auto"/>
+            <w:tcBorders>
+              <w:top w:val="single" w:sz="4" w:space="0" w:color="E4E5E6"/>
+              <w:left w:val="single" w:sz="4" w:space="0" w:color="E4E5E6"/>
+              <w:bottom w:val="single" w:sz="4" w:space="0" w:color="E4E5E6"/>
+              <w:right w:val="single" w:sz="4" w:space="0" w:color="E4E5E6"/>
+            </w:tcBorders>
+            <w:shd w:val="clear" w:color="auto" w:fill="FAFAFD"/>
+            <w:tcMar>
+              <w:top w:w="30" w:type="dxa"/>
+              <w:left w:w="30" w:type="dxa"/>
+              <w:bottom w:w="30" w:type="dxa"/>
+              <w:right w:w="30" w:type="dxa"/>
+            </w:tcMar>
+            <w:vAlign w:val="center"/>
+            <w:hideMark/>
+          </w:tcPr>
+          <w:p>
+            <w:r>
+              <w:t>Migration 001 et 002 ont des noms de colonnes différents (reference vs ref)</w:t>
+            </w:r>
+          </w:p>
+        </w:tc>
+        <w:tc>
+          <w:tcPr>
+            <w:tcW w:w="0" w:type="auto"/>
+            <w:tcBorders>
+              <w:top w:val="single" w:sz="4" w:space="0" w:color="E4E5E6"/>
+              <w:left w:val="single" w:sz="4" w:space="0" w:color="E4E5E6"/>
+              <w:bottom w:val="single" w:sz="4" w:space="0" w:color="E4E5E6"/>
+              <w:right w:val="single" w:sz="4" w:space="0" w:color="E4E5E6"/>
+            </w:tcBorders>
+            <w:shd w:val="clear" w:color="auto" w:fill="FAFAFD"/>
+            <w:tcMar>
+              <w:top w:w="30" w:type="dxa"/>
+              <w:left w:w="30" w:type="dxa"/>
+              <w:bottom w:w="30" w:type="dxa"/>
+              <w:right w:w="30" w:type="dxa"/>
+            </w:tcMar>
+            <w:vAlign w:val="center"/>
+            <w:hideMark/>
+          </w:tcPr>
+          <w:p>
+            <w:pPr>
+              <w:rPr>
+                <w:lang w:val="en-ZA"/>
+              </w:rPr>
+            </w:pPr>
+            <w:hyperlink r:id="rId13" w:anchor="L43" w:tgtFrame="_blank" w:history="1">
               <w:r>
                 <w:rPr>
                   <w:rStyle w:val="Hyperlink"/>
@@ -18355,7 +15345,7 @@
           <w:lang w:val="en-ZA"/>
         </w:rPr>
         <w:pict w14:anchorId="54919E10">
-          <v:rect id="_x0000_i1079" style="width:0;height:1.5pt" o:hralign="center" o:hrstd="t" o:hr="t" fillcolor="#a0a0a0" stroked="f"/>
+          <v:rect id="_x0000_i1031" style="width:0;height:1.5pt" o:hralign="center" o:hrstd="t" o:hr="t" fillcolor="#a0a0a0" stroked="f"/>
         </w:pict>
       </w:r>
     </w:p>
@@ -18444,76 +15434,20 @@
           <w:lang w:val="en-ZA"/>
         </w:rPr>
       </w:pPr>
-      <w:proofErr w:type="spellStart"/>
       <w:r>
         <w:rPr>
           <w:b/>
           <w:bCs/>
           <w:lang w:val="en-ZA"/>
         </w:rPr>
-        <w:t>Liste</w:t>
+        <w:t>Liste d'améliorations</w:t>
       </w:r>
-      <w:proofErr w:type="spellEnd"/>
-      <w:r>
-        <w:rPr>
-          <w:b/>
-          <w:bCs/>
-          <w:lang w:val="en-ZA"/>
-        </w:rPr>
-        <w:t xml:space="preserve"> </w:t>
-      </w:r>
-      <w:proofErr w:type="spellStart"/>
-      <w:r>
-        <w:rPr>
-          <w:b/>
-          <w:bCs/>
-          <w:lang w:val="en-ZA"/>
-        </w:rPr>
-        <w:t>d'améliorations</w:t>
-      </w:r>
-      <w:proofErr w:type="spellEnd"/>
       <w:r>
         <w:rPr>
           <w:lang w:val="en-ZA"/>
         </w:rPr>
-        <w:t xml:space="preserve"> — </w:t>
+        <w:t> — fonctionnalités manquantes identifiées</w:t>
       </w:r>
-      <w:proofErr w:type="spellStart"/>
-      <w:r>
-        <w:rPr>
-          <w:lang w:val="en-ZA"/>
-        </w:rPr>
-        <w:t>fonctionnalités</w:t>
-      </w:r>
-      <w:proofErr w:type="spellEnd"/>
-      <w:r>
-        <w:rPr>
-          <w:lang w:val="en-ZA"/>
-        </w:rPr>
-        <w:t xml:space="preserve"> </w:t>
-      </w:r>
-      <w:proofErr w:type="spellStart"/>
-      <w:r>
-        <w:rPr>
-          <w:lang w:val="en-ZA"/>
-        </w:rPr>
-        <w:t>manquantes</w:t>
-      </w:r>
-      <w:proofErr w:type="spellEnd"/>
-      <w:r>
-        <w:rPr>
-          <w:lang w:val="en-ZA"/>
-        </w:rPr>
-        <w:t xml:space="preserve"> </w:t>
-      </w:r>
-      <w:proofErr w:type="spellStart"/>
-      <w:r>
-        <w:rPr>
-          <w:lang w:val="en-ZA"/>
-        </w:rPr>
-        <w:t>identifiées</w:t>
-      </w:r>
-      <w:proofErr w:type="spellEnd"/>
     </w:p>
     <w:p>
       <w:pPr>
@@ -18544,7 +15478,7 @@
           <w:lang w:val="en-ZA"/>
         </w:rPr>
         <w:pict w14:anchorId="7169C0B3">
-          <v:rect id="_x0000_i1080" style="width:0;height:1.5pt" o:hralign="center" o:hrstd="t" o:hr="t" fillcolor="#a0a0a0" stroked="f"/>
+          <v:rect id="_x0000_i1032" style="width:0;height:1.5pt" o:hralign="center" o:hrstd="t" o:hr="t" fillcolor="#a0a0a0" stroked="f"/>
         </w:pict>
       </w:r>
     </w:p>
@@ -18560,17 +15494,7 @@
         <w:t>points P0 à corriger en priorité</w:t>
       </w:r>
       <w:r>
-        <w:t xml:space="preserve"> avant tout déploiement en production sont la migration destructive (DROP TABLE en migration 002) et le bug </w:t>
-      </w:r>
-      <w:proofErr w:type="spellStart"/>
-      <w:proofErr w:type="gramStart"/>
-      <w:r>
-        <w:t>db:query</w:t>
-      </w:r>
-      <w:proofErr w:type="spellEnd"/>
-      <w:proofErr w:type="gramEnd"/>
-      <w:r>
-        <w:t xml:space="preserve"> qui retourne une seule ligne au lieu de toutes les lignes. Veux-tu qu'on attaque la correction de ces points maintenant ?</w:t>
+        <w:t xml:space="preserve"> avant tout déploiement en production sont la migration destructive (DROP TABLE en migration 002) et le bug db:query qui retourne une seule ligne au lieu de toutes les lignes. Veux-tu qu'on attaque la correction de ces points maintenant ?</w:t>
       </w:r>
     </w:p>
     <w:p/>
@@ -18582,6 +15506,252 @@
     </w:sectPr>
   </w:body>
 </w:document>
+</file>
+
+<file path=word/comments.xml><?xml version="1.0" encoding="utf-8"?>
+<w:comments xmlns:wpc="http://schemas.microsoft.com/office/word/2010/wordprocessingCanvas" xmlns:cx="http://schemas.microsoft.com/office/drawing/2014/chartex" xmlns:cx1="http://schemas.microsoft.com/office/drawing/2015/9/8/chartex" xmlns:cx2="http://schemas.microsoft.com/office/drawing/2015/10/21/chartex" xmlns:cx3="http://schemas.microsoft.com/office/drawing/2016/5/9/chartex" xmlns:cx4="http://schemas.microsoft.com/office/drawing/2016/5/10/chartex" xmlns:cx5="http://schemas.microsoft.com/office/drawing/2016/5/11/chartex" xmlns:cx6="http://schemas.microsoft.com/office/drawing/2016/5/12/chartex" xmlns:cx7="http://schemas.microsoft.com/office/drawing/2016/5/13/chartex" xmlns:cx8="http://schemas.microsoft.com/office/drawing/2016/5/14/chartex" xmlns:mc="http://schemas.openxmlformats.org/markup-compatibility/2006" xmlns:aink="http://schemas.microsoft.com/office/drawing/2016/ink" xmlns:am3d="http://schemas.microsoft.com/office/drawing/2017/model3d" xmlns:o="urn:schemas-microsoft-com:office:office" xmlns:oel="http://schemas.microsoft.com/office/2019/extlst" xmlns:r="http://schemas.openxmlformats.org/officeDocument/2006/relationships" xmlns:m="http://schemas.openxmlformats.org/officeDocument/2006/math" xmlns:v="urn:schemas-microsoft-com:vml" xmlns:wp14="http://schemas.microsoft.com/office/word/2010/wordprocessingDrawing" xmlns:wp="http://schemas.openxmlformats.org/drawingml/2006/wordprocessingDrawing" xmlns:w10="urn:schemas-microsoft-com:office:word" xmlns:w="http://schemas.openxmlformats.org/wordprocessingml/2006/main" xmlns:w14="http://schemas.microsoft.com/office/word/2010/wordml" xmlns:w15="http://schemas.microsoft.com/office/word/2012/wordml" xmlns:w16cex="http://schemas.microsoft.com/office/word/2018/wordml/cex" xmlns:w16cid="http://schemas.microsoft.com/office/word/2016/wordml/cid" xmlns:w16="http://schemas.microsoft.com/office/word/2018/wordml" xmlns:w16du="http://schemas.microsoft.com/office/word/2023/wordml/word16du" xmlns:w16sdtdh="http://schemas.microsoft.com/office/word/2020/wordml/sdtdatahash" xmlns:w16sdtfl="http://schemas.microsoft.com/office/word/2024/wordml/sdtformatlock" xmlns:w16se="http://schemas.microsoft.com/office/word/2015/wordml/symex" xmlns:wpg="http://schemas.microsoft.com/office/word/2010/wordprocessingGroup" xmlns:wpi="http://schemas.microsoft.com/office/word/2010/wordprocessingInk" xmlns:wne="http://schemas.microsoft.com/office/word/2006/wordml" xmlns:wps="http://schemas.microsoft.com/office/word/2010/wordprocessingShape" mc:Ignorable="w14 w15 w16se w16cid w16 w16cex w16sdtdh w16sdtfl w16du wp14">
+  <w:comment w:id="0" w:author="JOHANNE ALIX MOTSEM" w:date="2026-06-03T19:23:00Z" w:initials="JM">
+    <w:p>
+      <w:pPr>
+        <w:pStyle w:val="CommentText"/>
+      </w:pPr>
+      <w:r>
+        <w:rPr>
+          <w:rStyle w:val="CommentReference"/>
+        </w:rPr>
+        <w:annotationRef/>
+      </w:r>
+      <w:r>
+        <w:rPr>
+          <w:lang w:val="en-ZA"/>
+        </w:rPr>
+        <w:t>Generer pdf pour voi selon le modele l’entreprise</w:t>
+      </w:r>
+      <w:r>
+        <w:rPr>
+          <w:lang w:val="en-ZA"/>
+        </w:rPr>
+        <w:br/>
+        <w:t>Possibiliter d’envoyer par mail</w:t>
+      </w:r>
+    </w:p>
+  </w:comment>
+  <w:comment w:id="1" w:author="JOHANNE ALIX MOTSEM" w:date="2026-06-03T19:24:00Z" w:initials="JM">
+    <w:p>
+      <w:pPr>
+        <w:pStyle w:val="CommentText"/>
+      </w:pPr>
+      <w:r>
+        <w:rPr>
+          <w:rStyle w:val="CommentReference"/>
+        </w:rPr>
+        <w:annotationRef/>
+      </w:r>
+      <w:r>
+        <w:rPr>
+          <w:lang w:val="en-ZA"/>
+        </w:rPr>
+        <w:t>Finaliser le lien d’approbation du client a envoyer avec le devis que ce soit par mail ou whatsappavec possibilite de personalisation du message d’envoi</w:t>
+      </w:r>
+    </w:p>
+  </w:comment>
+  <w:comment w:id="2" w:author="JOHANNE ALIX MOTSEM" w:date="2026-06-03T19:28:00Z" w:initials="JM">
+    <w:p>
+      <w:pPr>
+        <w:pStyle w:val="CommentText"/>
+      </w:pPr>
+      <w:r>
+        <w:rPr>
+          <w:rStyle w:val="CommentReference"/>
+        </w:rPr>
+        <w:annotationRef/>
+      </w:r>
+      <w:r>
+        <w:rPr>
+          <w:lang w:val="en-ZA"/>
+        </w:rPr>
+        <w:t>La production doit afficher les commandes egalement pour faciliter le suivi</w:t>
+      </w:r>
+    </w:p>
+  </w:comment>
+  <w:comment w:id="3" w:author="JOHANNE ALIX MOTSEM" w:date="2026-06-03T19:30:00Z" w:initials="JM">
+    <w:p>
+      <w:pPr>
+        <w:pStyle w:val="CommentText"/>
+      </w:pPr>
+      <w:r>
+        <w:rPr>
+          <w:rStyle w:val="CommentReference"/>
+        </w:rPr>
+        <w:annotationRef/>
+      </w:r>
+      <w:r>
+        <w:rPr>
+          <w:lang w:val="en-ZA"/>
+        </w:rPr>
+        <w:t>Livraison doit prendre en compte le devis de l’entreprise ou particulier qui transporte ainsi que les informations</w:t>
+      </w:r>
+      <w:r>
+        <w:rPr>
+          <w:lang w:val="en-ZA"/>
+        </w:rPr>
+        <w:br/>
+        <w:t>Assurer egalement la tracabilite de la livraison avec possibilite de filmer sur mobile meme hors connecion</w:t>
+      </w:r>
+    </w:p>
+  </w:comment>
+  <w:comment w:id="4" w:author="JOHANNE ALIX MOTSEM" w:date="2026-06-03T19:32:00Z" w:initials="JM">
+    <w:p>
+      <w:pPr>
+        <w:pStyle w:val="CommentText"/>
+      </w:pPr>
+      <w:r>
+        <w:rPr>
+          <w:rStyle w:val="CommentReference"/>
+        </w:rPr>
+        <w:annotationRef/>
+      </w:r>
+      <w:r>
+        <w:rPr>
+          <w:lang w:val="en-ZA"/>
+        </w:rPr>
+        <w:t>Mettre a jour les information de l’entreprise sur l’ensemble des plateformes et document generes, devis, factures, bon de sortie etc…</w:t>
+      </w:r>
+      <w:r>
+        <w:rPr>
+          <w:lang w:val="en-ZA"/>
+        </w:rPr>
+        <w:br/>
+        <w:t>Corriger apercu de la facture</w:t>
+      </w:r>
+      <w:r>
+        <w:rPr>
+          <w:lang w:val="en-ZA"/>
+        </w:rPr>
+        <w:br/>
+        <w:t>Facture doit etre partageable sur mail et whatsapp avec possibilite de personaliser le message d’envoie</w:t>
+      </w:r>
+    </w:p>
+  </w:comment>
+  <w:comment w:id="5" w:author="JOHANNE ALIX MOTSEM" w:date="2026-06-03T19:35:00Z" w:initials="JM">
+    <w:p>
+      <w:pPr>
+        <w:pStyle w:val="CommentText"/>
+      </w:pPr>
+      <w:r>
+        <w:rPr>
+          <w:rStyle w:val="CommentReference"/>
+        </w:rPr>
+        <w:annotationRef/>
+      </w:r>
+      <w:r>
+        <w:rPr>
+          <w:lang w:val="en-ZA"/>
+        </w:rPr>
+        <w:t>Le client paie sur la plateforme vitrin/e-commerce a travers son compte suivant la commande qu’il a demander</w:t>
+      </w:r>
+    </w:p>
+  </w:comment>
+  <w:comment w:id="6" w:author="JOHANNE ALIX MOTSEM" w:date="2026-06-03T19:37:00Z" w:initials="JM">
+    <w:p>
+      <w:pPr>
+        <w:pStyle w:val="CommentText"/>
+      </w:pPr>
+      <w:r>
+        <w:rPr>
+          <w:rStyle w:val="CommentReference"/>
+        </w:rPr>
+        <w:annotationRef/>
+      </w:r>
+      <w:r>
+        <w:rPr>
+          <w:lang w:val="en-ZA"/>
+        </w:rPr>
+        <w:t>N’est pas effectif</w:t>
+      </w:r>
+    </w:p>
+  </w:comment>
+  <w:comment w:id="7" w:author="JOHANNE ALIX MOTSEM" w:date="2026-06-03T19:40:00Z" w:initials="JM">
+    <w:p>
+      <w:pPr>
+        <w:pStyle w:val="CommentText"/>
+      </w:pPr>
+      <w:r>
+        <w:rPr>
+          <w:rStyle w:val="CommentReference"/>
+        </w:rPr>
+        <w:annotationRef/>
+      </w:r>
+      <w:r>
+        <w:rPr>
+          <w:lang w:val="en-ZA"/>
+        </w:rPr>
+        <w:t>Possibilite de voir les conditions de paiment de la commandes venant de devis et etat d’avancement du paiment. Si non respect des termes de paiment score de fiabilite du client baisse et devient inactif (pas possible d’enregister ses commandes ou creer de devis)</w:t>
+      </w:r>
+    </w:p>
+  </w:comment>
+  <w:comment w:id="8" w:author="JOHANNE ALIX MOTSEM" w:date="2026-06-03T19:44:00Z" w:initials="JM">
+    <w:p>
+      <w:pPr>
+        <w:pStyle w:val="CommentText"/>
+      </w:pPr>
+      <w:r>
+        <w:rPr>
+          <w:rStyle w:val="CommentReference"/>
+        </w:rPr>
+        <w:annotationRef/>
+      </w:r>
+      <w:r>
+        <w:rPr>
+          <w:lang w:val="en-ZA"/>
+        </w:rPr>
+        <w:t>Apres incident signaler sur personne ou machine, suivi de resolution de l’incident et reassignation de la machine ou employer. Mise a jour automatique dans module RH et Equipement</w:t>
+      </w:r>
+    </w:p>
+  </w:comment>
+</w:comments>
+</file>
+
+<file path=word/commentsExtended.xml><?xml version="1.0" encoding="utf-8"?>
+<w15:commentsEx xmlns:wpc="http://schemas.microsoft.com/office/word/2010/wordprocessingCanvas" xmlns:cx="http://schemas.microsoft.com/office/drawing/2014/chartex" xmlns:cx1="http://schemas.microsoft.com/office/drawing/2015/9/8/chartex" xmlns:cx2="http://schemas.microsoft.com/office/drawing/2015/10/21/chartex" xmlns:cx3="http://schemas.microsoft.com/office/drawing/2016/5/9/chartex" xmlns:cx4="http://schemas.microsoft.com/office/drawing/2016/5/10/chartex" xmlns:cx5="http://schemas.microsoft.com/office/drawing/2016/5/11/chartex" xmlns:cx6="http://schemas.microsoft.com/office/drawing/2016/5/12/chartex" xmlns:cx7="http://schemas.microsoft.com/office/drawing/2016/5/13/chartex" xmlns:cx8="http://schemas.microsoft.com/office/drawing/2016/5/14/chartex" xmlns:mc="http://schemas.openxmlformats.org/markup-compatibility/2006" xmlns:aink="http://schemas.microsoft.com/office/drawing/2016/ink" xmlns:am3d="http://schemas.microsoft.com/office/drawing/2017/model3d" xmlns:o="urn:schemas-microsoft-com:office:office" xmlns:oel="http://schemas.microsoft.com/office/2019/extlst" xmlns:r="http://schemas.openxmlformats.org/officeDocument/2006/relationships" xmlns:m="http://schemas.openxmlformats.org/officeDocument/2006/math" xmlns:v="urn:schemas-microsoft-com:vml" xmlns:wp14="http://schemas.microsoft.com/office/word/2010/wordprocessingDrawing" xmlns:wp="http://schemas.openxmlformats.org/drawingml/2006/wordprocessingDrawing" xmlns:w10="urn:schemas-microsoft-com:office:word" xmlns:w="http://schemas.openxmlformats.org/wordprocessingml/2006/main" xmlns:w14="http://schemas.microsoft.com/office/word/2010/wordml" xmlns:w15="http://schemas.microsoft.com/office/word/2012/wordml" xmlns:w16cex="http://schemas.microsoft.com/office/word/2018/wordml/cex" xmlns:w16cid="http://schemas.microsoft.com/office/word/2016/wordml/cid" xmlns:w16="http://schemas.microsoft.com/office/word/2018/wordml" xmlns:w16du="http://schemas.microsoft.com/office/word/2023/wordml/word16du" xmlns:w16sdtdh="http://schemas.microsoft.com/office/word/2020/wordml/sdtdatahash" xmlns:w16sdtfl="http://schemas.microsoft.com/office/word/2024/wordml/sdtformatlock" xmlns:w16se="http://schemas.microsoft.com/office/word/2015/wordml/symex" xmlns:wpg="http://schemas.microsoft.com/office/word/2010/wordprocessingGroup" xmlns:wpi="http://schemas.microsoft.com/office/word/2010/wordprocessingInk" xmlns:wne="http://schemas.microsoft.com/office/word/2006/wordml" xmlns:wps="http://schemas.microsoft.com/office/word/2010/wordprocessingShape" mc:Ignorable="w14 w15 w16se w16cid w16 w16cex w16sdtdh w16sdtfl w16du wp14">
+  <w15:commentEx w15:paraId="40B3D906" w15:done="0"/>
+  <w15:commentEx w15:paraId="3B845EC7" w15:done="0"/>
+  <w15:commentEx w15:paraId="4348562A" w15:done="0"/>
+  <w15:commentEx w15:paraId="49EB3CF8" w15:done="0"/>
+  <w15:commentEx w15:paraId="2D6407F6" w15:done="0"/>
+  <w15:commentEx w15:paraId="5725A944" w15:done="0"/>
+  <w15:commentEx w15:paraId="6D2FAC18" w15:done="0"/>
+  <w15:commentEx w15:paraId="5D881A6B" w15:done="0"/>
+  <w15:commentEx w15:paraId="494C6519" w15:done="0"/>
+</w15:commentsEx>
+</file>
+
+<file path=word/commentsExtensible.xml><?xml version="1.0" encoding="utf-8"?>
+<w16cex:commentsExtensible xmlns:wpc="http://schemas.microsoft.com/office/word/2010/wordprocessingCanvas" xmlns:cx="http://schemas.microsoft.com/office/drawing/2014/chartex" xmlns:cx1="http://schemas.microsoft.com/office/drawing/2015/9/8/chartex" xmlns:cx2="http://schemas.microsoft.com/office/drawing/2015/10/21/chartex" xmlns:cx3="http://schemas.microsoft.com/office/drawing/2016/5/9/chartex" xmlns:cx4="http://schemas.microsoft.com/office/drawing/2016/5/10/chartex" xmlns:cx5="http://schemas.microsoft.com/office/drawing/2016/5/11/chartex" xmlns:cx6="http://schemas.microsoft.com/office/drawing/2016/5/12/chartex" xmlns:cx7="http://schemas.microsoft.com/office/drawing/2016/5/13/chartex" xmlns:cx8="http://schemas.microsoft.com/office/drawing/2016/5/14/chartex" xmlns:cr="http://schemas.microsoft.com/office/comments/2020/reactions" xmlns:mc="http://schemas.openxmlformats.org/markup-compatibility/2006" xmlns:aink="http://schemas.microsoft.com/office/drawing/2016/ink" xmlns:am3d="http://schemas.microsoft.com/office/drawing/2017/model3d" xmlns:o="urn:schemas-microsoft-com:office:office" xmlns:oel="http://schemas.microsoft.com/office/2019/extlst" xmlns:r="http://schemas.openxmlformats.org/officeDocument/2006/relationships" xmlns:m="http://schemas.openxmlformats.org/officeDocument/2006/math" xmlns:v="urn:schemas-microsoft-com:vml" xmlns:wp14="http://schemas.microsoft.com/office/word/2010/wordprocessingDrawing" xmlns:wp="http://schemas.openxmlformats.org/drawingml/2006/wordprocessingDrawing" xmlns:w10="urn:schemas-microsoft-com:office:word" xmlns:w="http://schemas.openxmlformats.org/wordprocessingml/2006/main" xmlns:w14="http://schemas.microsoft.com/office/word/2010/wordml" xmlns:w15="http://schemas.microsoft.com/office/word/2012/wordml" xmlns:w16cex="http://schemas.microsoft.com/office/word/2018/wordml/cex" xmlns:w16cid="http://schemas.microsoft.com/office/word/2016/wordml/cid" xmlns:w16="http://schemas.microsoft.com/office/word/2018/wordml" xmlns:w16du="http://schemas.microsoft.com/office/word/2023/wordml/word16du" xmlns:w16sdtdh="http://schemas.microsoft.com/office/word/2020/wordml/sdtdatahash" xmlns:w16sdtfl="http://schemas.microsoft.com/office/word/2024/wordml/sdtformatlock" xmlns:w16se="http://schemas.microsoft.com/office/word/2015/wordml/symex" xmlns:wpg="http://schemas.microsoft.com/office/word/2010/wordprocessingGroup" xmlns:wpi="http://schemas.microsoft.com/office/word/2010/wordprocessingInk" xmlns:wne="http://schemas.microsoft.com/office/word/2006/wordml" xmlns:wps="http://schemas.microsoft.com/office/word/2010/wordprocessingShape" mc:Ignorable="w14 w15 w16se w16cid w16 w16cex w16sdtdh w16sdtfl cr w16du wp14">
+  <w16cex:commentExtensible w16cex:durableId="5FEB4F63" w16cex:dateUtc="2026-06-03T18:23:00Z"/>
+  <w16cex:commentExtensible w16cex:durableId="70B3BC6E" w16cex:dateUtc="2026-06-03T18:24:00Z"/>
+  <w16cex:commentExtensible w16cex:durableId="0EDDE8F6" w16cex:dateUtc="2026-06-03T18:28:00Z"/>
+  <w16cex:commentExtensible w16cex:durableId="3696432A" w16cex:dateUtc="2026-06-03T18:30:00Z"/>
+  <w16cex:commentExtensible w16cex:durableId="7F950D3B" w16cex:dateUtc="2026-06-03T18:32:00Z"/>
+  <w16cex:commentExtensible w16cex:durableId="20623816" w16cex:dateUtc="2026-06-03T18:35:00Z"/>
+  <w16cex:commentExtensible w16cex:durableId="1A616AB3" w16cex:dateUtc="2026-06-03T18:37:00Z"/>
+  <w16cex:commentExtensible w16cex:durableId="064EB154" w16cex:dateUtc="2026-06-03T18:40:00Z"/>
+  <w16cex:commentExtensible w16cex:durableId="6F19E84F" w16cex:dateUtc="2026-06-03T18:44:00Z"/>
+</w16cex:commentsExtensible>
+</file>
+
+<file path=word/commentsIds.xml><?xml version="1.0" encoding="utf-8"?>
+<w16cid:commentsIds xmlns:wpc="http://schemas.microsoft.com/office/word/2010/wordprocessingCanvas" xmlns:cx="http://schemas.microsoft.com/office/drawing/2014/chartex" xmlns:cx1="http://schemas.microsoft.com/office/drawing/2015/9/8/chartex" xmlns:cx2="http://schemas.microsoft.com/office/drawing/2015/10/21/chartex" xmlns:cx3="http://schemas.microsoft.com/office/drawing/2016/5/9/chartex" xmlns:cx4="http://schemas.microsoft.com/office/drawing/2016/5/10/chartex" xmlns:cx5="http://schemas.microsoft.com/office/drawing/2016/5/11/chartex" xmlns:cx6="http://schemas.microsoft.com/office/drawing/2016/5/12/chartex" xmlns:cx7="http://schemas.microsoft.com/office/drawing/2016/5/13/chartex" xmlns:cx8="http://schemas.microsoft.com/office/drawing/2016/5/14/chartex" xmlns:mc="http://schemas.openxmlformats.org/markup-compatibility/2006" xmlns:aink="http://schemas.microsoft.com/office/drawing/2016/ink" xmlns:am3d="http://schemas.microsoft.com/office/drawing/2017/model3d" xmlns:o="urn:schemas-microsoft-com:office:office" xmlns:oel="http://schemas.microsoft.com/office/2019/extlst" xmlns:r="http://schemas.openxmlformats.org/officeDocument/2006/relationships" xmlns:m="http://schemas.openxmlformats.org/officeDocument/2006/math" xmlns:v="urn:schemas-microsoft-com:vml" xmlns:wp14="http://schemas.microsoft.com/office/word/2010/wordprocessingDrawing" xmlns:wp="http://schemas.openxmlformats.org/drawingml/2006/wordprocessingDrawing" xmlns:w10="urn:schemas-microsoft-com:office:word" xmlns:w="http://schemas.openxmlformats.org/wordprocessingml/2006/main" xmlns:w14="http://schemas.microsoft.com/office/word/2010/wordml" xmlns:w15="http://schemas.microsoft.com/office/word/2012/wordml" xmlns:w16cex="http://schemas.microsoft.com/office/word/2018/wordml/cex" xmlns:w16cid="http://schemas.microsoft.com/office/word/2016/wordml/cid" xmlns:w16="http://schemas.microsoft.com/office/word/2018/wordml" xmlns:w16du="http://schemas.microsoft.com/office/word/2023/wordml/word16du" xmlns:w16sdtdh="http://schemas.microsoft.com/office/word/2020/wordml/sdtdatahash" xmlns:w16sdtfl="http://schemas.microsoft.com/office/word/2024/wordml/sdtformatlock" xmlns:w16se="http://schemas.microsoft.com/office/word/2015/wordml/symex" xmlns:wpg="http://schemas.microsoft.com/office/word/2010/wordprocessingGroup" xmlns:wpi="http://schemas.microsoft.com/office/word/2010/wordprocessingInk" xmlns:wne="http://schemas.microsoft.com/office/word/2006/wordml" xmlns:wps="http://schemas.microsoft.com/office/word/2010/wordprocessingShape" mc:Ignorable="w14 w15 w16se w16cid w16 w16cex w16sdtdh w16sdtfl w16du wp14">
+  <w16cid:commentId w16cid:paraId="40B3D906" w16cid:durableId="5FEB4F63"/>
+  <w16cid:commentId w16cid:paraId="3B845EC7" w16cid:durableId="70B3BC6E"/>
+  <w16cid:commentId w16cid:paraId="4348562A" w16cid:durableId="0EDDE8F6"/>
+  <w16cid:commentId w16cid:paraId="49EB3CF8" w16cid:durableId="3696432A"/>
+  <w16cid:commentId w16cid:paraId="2D6407F6" w16cid:durableId="7F950D3B"/>
+  <w16cid:commentId w16cid:paraId="5725A944" w16cid:durableId="20623816"/>
+  <w16cid:commentId w16cid:paraId="6D2FAC18" w16cid:durableId="1A616AB3"/>
+  <w16cid:commentId w16cid:paraId="5D881A6B" w16cid:durableId="064EB154"/>
+  <w16cid:commentId w16cid:paraId="494C6519" w16cid:durableId="6F19E84F"/>
+</w16cid:commentsIds>
 </file>
 
 <file path=word/numbering.xml><?xml version="1.0" encoding="utf-8"?>
@@ -18703,6 +15873,14 @@
     <w:abstractNumId w:val="0"/>
   </w:num>
 </w:numbering>
+</file>
+
+<file path=word/people.xml><?xml version="1.0" encoding="utf-8"?>
+<w15:people xmlns:wpc="http://schemas.microsoft.com/office/word/2010/wordprocessingCanvas" xmlns:cx="http://schemas.microsoft.com/office/drawing/2014/chartex" xmlns:cx1="http://schemas.microsoft.com/office/drawing/2015/9/8/chartex" xmlns:cx2="http://schemas.microsoft.com/office/drawing/2015/10/21/chartex" xmlns:cx3="http://schemas.microsoft.com/office/drawing/2016/5/9/chartex" xmlns:cx4="http://schemas.microsoft.com/office/drawing/2016/5/10/chartex" xmlns:cx5="http://schemas.microsoft.com/office/drawing/2016/5/11/chartex" xmlns:cx6="http://schemas.microsoft.com/office/drawing/2016/5/12/chartex" xmlns:cx7="http://schemas.microsoft.com/office/drawing/2016/5/13/chartex" xmlns:cx8="http://schemas.microsoft.com/office/drawing/2016/5/14/chartex" xmlns:mc="http://schemas.openxmlformats.org/markup-compatibility/2006" xmlns:aink="http://schemas.microsoft.com/office/drawing/2016/ink" xmlns:am3d="http://schemas.microsoft.com/office/drawing/2017/model3d" xmlns:o="urn:schemas-microsoft-com:office:office" xmlns:oel="http://schemas.microsoft.com/office/2019/extlst" xmlns:r="http://schemas.openxmlformats.org/officeDocument/2006/relationships" xmlns:m="http://schemas.openxmlformats.org/officeDocument/2006/math" xmlns:v="urn:schemas-microsoft-com:vml" xmlns:wp14="http://schemas.microsoft.com/office/word/2010/wordprocessingDrawing" xmlns:wp="http://schemas.openxmlformats.org/drawingml/2006/wordprocessingDrawing" xmlns:w10="urn:schemas-microsoft-com:office:word" xmlns:w="http://schemas.openxmlformats.org/wordprocessingml/2006/main" xmlns:w14="http://schemas.microsoft.com/office/word/2010/wordml" xmlns:w15="http://schemas.microsoft.com/office/word/2012/wordml" xmlns:w16cex="http://schemas.microsoft.com/office/word/2018/wordml/cex" xmlns:w16cid="http://schemas.microsoft.com/office/word/2016/wordml/cid" xmlns:w16="http://schemas.microsoft.com/office/word/2018/wordml" xmlns:w16du="http://schemas.microsoft.com/office/word/2023/wordml/word16du" xmlns:w16sdtdh="http://schemas.microsoft.com/office/word/2020/wordml/sdtdatahash" xmlns:w16sdtfl="http://schemas.microsoft.com/office/word/2024/wordml/sdtformatlock" xmlns:w16se="http://schemas.microsoft.com/office/word/2015/wordml/symex" xmlns:wpg="http://schemas.microsoft.com/office/word/2010/wordprocessingGroup" xmlns:wpi="http://schemas.microsoft.com/office/word/2010/wordprocessingInk" xmlns:wne="http://schemas.microsoft.com/office/word/2006/wordml" xmlns:wps="http://schemas.microsoft.com/office/word/2010/wordprocessingShape" mc:Ignorable="w14 w15 w16se w16cid w16 w16cex w16sdtdh w16sdtfl w16du wp14">
+  <w15:person w15:author="JOHANNE ALIX MOTSEM">
+    <w15:presenceInfo w15:providerId="AD" w15:userId="S::221062013@student.uj.ac.za::57ff70be-6ebb-4670-ac37-4be5b1bcd7f8"/>
+  </w15:person>
+</w15:people>
 </file>
 
 <file path=word/styles.xml><?xml version="1.0" encoding="utf-8"?>
@@ -19311,6 +16489,7 @@
   <w:style w:type="character" w:default="1" w:styleId="DefaultParagraphFont">
     <w:name w:val="Default Paragraph Font"/>
     <w:uiPriority w:val="1"/>
+    <w:semiHidden/>
     <w:unhideWhenUsed/>
   </w:style>
   <w:style w:type="table" w:default="1" w:styleId="TableNormal">
@@ -19660,6 +16839,74 @@
       <w:shd w:val="clear" w:color="auto" w:fill="E1DFDD"/>
     </w:rPr>
   </w:style>
+  <w:style w:type="character" w:styleId="CommentReference">
+    <w:name w:val="annotation reference"/>
+    <w:basedOn w:val="DefaultParagraphFont"/>
+    <w:uiPriority w:val="99"/>
+    <w:semiHidden/>
+    <w:unhideWhenUsed/>
+    <w:rsid w:val="008F1C46"/>
+    <w:rPr>
+      <w:sz w:val="16"/>
+      <w:szCs w:val="16"/>
+    </w:rPr>
+  </w:style>
+  <w:style w:type="paragraph" w:styleId="CommentText">
+    <w:name w:val="annotation text"/>
+    <w:basedOn w:val="Normal"/>
+    <w:link w:val="CommentTextChar"/>
+    <w:uiPriority w:val="99"/>
+    <w:unhideWhenUsed/>
+    <w:rsid w:val="008F1C46"/>
+    <w:pPr>
+      <w:spacing w:line="240" w:lineRule="auto"/>
+    </w:pPr>
+    <w:rPr>
+      <w:sz w:val="20"/>
+      <w:szCs w:val="20"/>
+    </w:rPr>
+  </w:style>
+  <w:style w:type="character" w:customStyle="1" w:styleId="CommentTextChar">
+    <w:name w:val="Comment Text Char"/>
+    <w:basedOn w:val="DefaultParagraphFont"/>
+    <w:link w:val="CommentText"/>
+    <w:uiPriority w:val="99"/>
+    <w:rsid w:val="008F1C46"/>
+    <w:rPr>
+      <w:sz w:val="20"/>
+      <w:szCs w:val="20"/>
+      <w:lang w:val="fr-FR"/>
+    </w:rPr>
+  </w:style>
+  <w:style w:type="paragraph" w:styleId="CommentSubject">
+    <w:name w:val="annotation subject"/>
+    <w:basedOn w:val="CommentText"/>
+    <w:next w:val="CommentText"/>
+    <w:link w:val="CommentSubjectChar"/>
+    <w:uiPriority w:val="99"/>
+    <w:semiHidden/>
+    <w:unhideWhenUsed/>
+    <w:rsid w:val="008F1C46"/>
+    <w:rPr>
+      <w:b/>
+      <w:bCs/>
+    </w:rPr>
+  </w:style>
+  <w:style w:type="character" w:customStyle="1" w:styleId="CommentSubjectChar">
+    <w:name w:val="Comment Subject Char"/>
+    <w:basedOn w:val="CommentTextChar"/>
+    <w:link w:val="CommentSubject"/>
+    <w:uiPriority w:val="99"/>
+    <w:semiHidden/>
+    <w:rsid w:val="008F1C46"/>
+    <w:rPr>
+      <w:b/>
+      <w:bCs/>
+      <w:sz w:val="20"/>
+      <w:szCs w:val="20"/>
+      <w:lang w:val="fr-FR"/>
+    </w:rPr>
+  </w:style>
 </w:styles>
 </file>
 
